--- a/Thesis Report/Credit_Risk_Prediction_Thesis_Complete.docx
+++ b/Thesis Report/Credit_Risk_Prediction_Thesis_Complete.docx
@@ -14,14 +14,11 @@
       </w:pPr>
       <w:r>
         <w:rPr>
-          <w:rFonts w:ascii="Cambria Math" w:hAnsi="Cambria Math"/>
-          <w:b/>
-          <w:bCs/>
-          <w:sz w:val="28"/>
-          <w:szCs w:val="28"/>
+          <w:sz w:val="26"/>
+          <w:szCs w:val="26"/>
         </w:rPr>
         <w:drawing>
-          <wp:anchor distT="0" distB="0" distL="0" distR="0" simplePos="0" relativeHeight="7" behindDoc="0" locked="0" layoutInCell="0" allowOverlap="1">
+          <wp:anchor distT="0" distB="0" distL="0" distR="0" simplePos="0" relativeHeight="8" behindDoc="0" locked="0" layoutInCell="0" allowOverlap="1">
             <wp:simplePos x="0" y="0"/>
             <wp:positionH relativeFrom="column">
               <wp:posOffset>-1144905</wp:posOffset>
@@ -80,11 +77,8 @@
       </w:pPr>
       <w:r>
         <w:rPr>
-          <w:rFonts w:ascii="Cambria Math" w:hAnsi="Cambria Math"/>
-          <w:b/>
-          <w:bCs/>
-          <w:sz w:val="28"/>
-          <w:szCs w:val="28"/>
+          <w:sz w:val="26"/>
+          <w:szCs w:val="26"/>
         </w:rPr>
       </w:r>
     </w:p>
@@ -156,6 +150,7 @@
           <w:color w:val="000000"/>
           <w:sz w:val="26"/>
           <w:szCs w:val="26"/>
+          <w:lang w:val="en-US"/>
         </w:rPr>
       </w:pPr>
       <w:r>
@@ -168,7 +163,20 @@
           <w:sz w:val="26"/>
           <w:szCs w:val="26"/>
         </w:rPr>
-        <w:t>Matriculation Number: 11027581</w:t>
+        <w:t>Matriculation Number: 110</w:t>
+      </w:r>
+      <w:r>
+        <w:rPr>
+          <w:rFonts w:ascii="Cambria Math" w:hAnsi="Cambria Math"/>
+          <w:b w:val="false"/>
+          <w:bCs w:val="false"/>
+          <w:i w:val="false"/>
+          <w:color w:val="000000"/>
+          <w:sz w:val="26"/>
+          <w:szCs w:val="26"/>
+          <w:lang w:val="en-US"/>
+        </w:rPr>
+        <w:t>38701</w:t>
       </w:r>
     </w:p>
     <w:p>
@@ -586,15 +594,15 @@
         <w:jc w:val="center"/>
         <w:rPr>
           <w:rFonts w:ascii="Cambria Math" w:hAnsi="Cambria Math"/>
-          <w:sz w:val="28"/>
-          <w:szCs w:val="28"/>
+          <w:sz w:val="26"/>
+          <w:szCs w:val="26"/>
         </w:rPr>
       </w:pPr>
       <w:r>
         <w:rPr>
           <w:rFonts w:ascii="Cambria Math" w:hAnsi="Cambria Math"/>
-          <w:sz w:val="28"/>
-          <w:szCs w:val="28"/>
+          <w:sz w:val="26"/>
+          <w:szCs w:val="26"/>
         </w:rPr>
       </w:r>
     </w:p>
@@ -608,8 +616,8 @@
       <w:r>
         <w:rPr>
           <w:rFonts w:ascii="Cambria Math" w:hAnsi="Cambria Math"/>
-          <w:sz w:val="28"/>
-          <w:szCs w:val="28"/>
+          <w:sz w:val="26"/>
+          <w:szCs w:val="26"/>
         </w:rPr>
         <w:t xml:space="preserve">First and foremost, I would like to express my sincere gratitude to </w:t>
       </w:r>
@@ -617,16 +625,16 @@
         <w:rPr>
           <w:rStyle w:val="Strong"/>
           <w:rFonts w:ascii="Cambria Math" w:hAnsi="Cambria Math"/>
-          <w:sz w:val="28"/>
-          <w:szCs w:val="28"/>
+          <w:sz w:val="26"/>
+          <w:szCs w:val="26"/>
         </w:rPr>
         <w:t>Prof. Dr. Mehrdad Jalali</w:t>
       </w:r>
       <w:r>
         <w:rPr>
           <w:rFonts w:ascii="Cambria Math" w:hAnsi="Cambria Math"/>
-          <w:sz w:val="28"/>
-          <w:szCs w:val="28"/>
+          <w:sz w:val="26"/>
+          <w:szCs w:val="26"/>
         </w:rPr>
         <w:t>, my thesis supervisor, for his guidance, support, and valuable feedback throughout the process of conducting and writing this thesis. His expertise, constructive suggestions, and encouragement have been invaluable to the successful completion of this research.</w:t>
       </w:r>
@@ -641,8 +649,8 @@
       <w:r>
         <w:rPr>
           <w:rFonts w:ascii="Cambria Math" w:hAnsi="Cambria Math"/>
-          <w:sz w:val="28"/>
-          <w:szCs w:val="28"/>
+          <w:sz w:val="26"/>
+          <w:szCs w:val="26"/>
         </w:rPr>
         <w:t xml:space="preserve">I would also like to express my sincere appreciation to all the professors and lecturers of the </w:t>
       </w:r>
@@ -650,16 +658,16 @@
         <w:rPr>
           <w:rStyle w:val="Strong"/>
           <w:rFonts w:ascii="Cambria Math" w:hAnsi="Cambria Math"/>
-          <w:sz w:val="28"/>
-          <w:szCs w:val="28"/>
+          <w:sz w:val="26"/>
+          <w:szCs w:val="26"/>
         </w:rPr>
         <w:t>M.Sc. Applied Data Science and Analytics program at SRH University Heidelberg</w:t>
       </w:r>
       <w:r>
         <w:rPr>
           <w:rFonts w:ascii="Cambria Math" w:hAnsi="Cambria Math"/>
-          <w:sz w:val="28"/>
-          <w:szCs w:val="28"/>
+          <w:sz w:val="26"/>
+          <w:szCs w:val="26"/>
         </w:rPr>
         <w:t xml:space="preserve"> for providing me with the knowledge, skills, and academic foundation necessary to undertake this research.</w:t>
       </w:r>
@@ -670,16 +678,15 @@
         <w:spacing w:lineRule="auto" w:line="360"/>
         <w:jc w:val="both"/>
         <w:rPr>
+          <w:sz w:val="26"/>
+          <w:szCs w:val="26"/>
+        </w:rPr>
+      </w:pPr>
+      <w:r>
+        <w:rPr>
           <w:rFonts w:ascii="Cambria Math" w:hAnsi="Cambria Math"/>
-          <w:sz w:val="28"/>
-          <w:szCs w:val="28"/>
-        </w:rPr>
-      </w:pPr>
-      <w:r>
-        <w:rPr>
-          <w:rFonts w:ascii="Cambria Math" w:hAnsi="Cambria Math"/>
-          <w:sz w:val="28"/>
-          <w:szCs w:val="28"/>
+          <w:sz w:val="26"/>
+          <w:szCs w:val="26"/>
         </w:rPr>
         <w:t>Furthermore, I am deeply grateful to my family and friends for their continuous encouragement, patience, and support throughout my studies and the preparation of this thesis. Their understanding and motivation have been an important source of strength during this challenging period.</w:t>
       </w:r>
@@ -690,16 +697,15 @@
         <w:spacing w:lineRule="auto" w:line="360"/>
         <w:jc w:val="both"/>
         <w:rPr>
+          <w:sz w:val="26"/>
+          <w:szCs w:val="26"/>
+        </w:rPr>
+      </w:pPr>
+      <w:r>
+        <w:rPr>
           <w:rFonts w:ascii="Cambria Math" w:hAnsi="Cambria Math"/>
-          <w:sz w:val="28"/>
-          <w:szCs w:val="28"/>
-        </w:rPr>
-      </w:pPr>
-      <w:r>
-        <w:rPr>
-          <w:rFonts w:ascii="Cambria Math" w:hAnsi="Cambria Math"/>
-          <w:sz w:val="28"/>
-          <w:szCs w:val="28"/>
+          <w:sz w:val="26"/>
+          <w:szCs w:val="26"/>
         </w:rPr>
         <w:t>Finally, I would like to thank everyone who contributed directly or indirectly to this research and supported me during the completion of this thesis. Their assistance and encouragement are sincerely appreciated.</w:t>
       </w:r>
@@ -1078,7 +1084,7 @@
       </w:pPr>
       <w:r>
         <w:rPr/>
-        <w:t>Figure 4.1 — Histograms of raw and log-transformed monetary features</w:t>
+        <w:t>Figure 4.1 — Spearman correlation heatmap of numerical features</w:t>
       </w:r>
     </w:p>
     <w:p>
@@ -1089,7 +1095,7 @@
       </w:pPr>
       <w:r>
         <w:rPr/>
-        <w:t>Figure 4.2 — Spearman correlation heatmap of numerical features</w:t>
+        <w:t>Figure 5.1 — ROC curve for the final XGBoost model on the test set</w:t>
       </w:r>
     </w:p>
     <w:p>
@@ -1100,7 +1106,7 @@
       </w:pPr>
       <w:r>
         <w:rPr/>
-        <w:t>Figure 4.3 — Class distribution of the target variable loan_status</w:t>
+        <w:t>Figure 5.2 — SHAP waterfall plot for a representative false-negative applicant</w:t>
       </w:r>
     </w:p>
     <w:p>
@@ -1111,7 +1117,7 @@
       </w:pPr>
       <w:r>
         <w:rPr/>
-        <w:t>Figure 5.1 — ROC curve for the final XGBoost model on the test set</w:t>
+        <w:t>Figure 5.3 — Hyperparameter grid-search results: validation AUC and FP/FN trade-off across candidate models</w:t>
       </w:r>
     </w:p>
     <w:p>
@@ -1122,7 +1128,7 @@
       </w:pPr>
       <w:r>
         <w:rPr/>
-        <w:t>Figure 5.2 — Business cost as a function of the classification threshold</w:t>
+        <w:t>Figure 5.4 — Top 15 XGBoost feature importances for the final model</w:t>
       </w:r>
     </w:p>
     <w:p>
@@ -1133,7 +1139,7 @@
       </w:pPr>
       <w:r>
         <w:rPr/>
-        <w:t>Figure 5.3 — Global SHAP summary (beeswarm) plot of feature importance</w:t>
+        <w:t>Figure 5.5 — Global SHAP summary (beeswarm) plot of feature importance</w:t>
       </w:r>
     </w:p>
     <w:p>
@@ -1144,51 +1150,7 @@
       </w:pPr>
       <w:r>
         <w:rPr/>
-        <w:t>Figure 5.4 — SHAP waterfall plot for a representative false-negative applicant</w:t>
-      </w:r>
-    </w:p>
-    <w:p>
-      <w:pPr>
-        <w:pStyle w:val="Normal"/>
-        <w:spacing w:before="0" w:after="120"/>
-        <w:rPr/>
-      </w:pPr>
-      <w:r>
-        <w:rPr/>
-        <w:t>Figure 5.5 — Predicted-probability distribution with selective-prediction decision zones</w:t>
-      </w:r>
-    </w:p>
-    <w:p>
-      <w:pPr>
-        <w:pStyle w:val="Normal"/>
-        <w:spacing w:before="0" w:after="120"/>
-        <w:rPr/>
-      </w:pPr>
-      <w:r>
-        <w:rPr/>
-        <w:t>Figure 5.6 — Decision-zone distribution: automatic approval, manual review, automatic rejection</w:t>
-      </w:r>
-    </w:p>
-    <w:p>
-      <w:pPr>
-        <w:pStyle w:val="Normal"/>
-        <w:spacing w:before="0" w:after="120"/>
-        <w:rPr/>
-      </w:pPr>
-      <w:r>
-        <w:rPr/>
-        <w:t>Figure 5.7 — Cost versus manual-review-rate trade-off curve</w:t>
-      </w:r>
-    </w:p>
-    <w:p>
-      <w:pPr>
-        <w:pStyle w:val="Normal"/>
-        <w:spacing w:before="0" w:after="120"/>
-        <w:rPr/>
-      </w:pPr>
-      <w:r>
-        <w:rPr/>
-        <w:t>Figure 5.8 — False positives versus false negatives across candidate threshold pairs</w:t>
+        <w:t>Figure 5.6 — Predicted-probability distribution with selective-prediction decision zones, decision distribution, and cost/trade-off diagnostics</w:t>
       </w:r>
     </w:p>
     <w:p>
@@ -1222,7 +1184,17 @@
       </w:pPr>
       <w:r>
         <w:rPr/>
-        <w:t>This thesis develops and evaluates an end-to-end machine learning pipeline for credit risk prediction using a dataset of 50,000 loan applications. The study addresses four gaps commonly left open in the applied credit-scoring literature: rigorous, root-cause-driven data cleaning; explicit cost-sensitive decision-threshold optimisation; SHAP-based explainability at both the global and local level; and a quantitative reliability-monitoring and selective prediction framework suitable for production deployment. A tuned XGBoost classifier, trained on an engineered and selected feature set, achieved a test-set AUC of 0.9763 and, at a cost-optimised decision threshold of 0.28, a recall of 97% for the default class with an FP/FN ratio of 5.11. SHAP analysis identified credit score, debt-to-income ratio, credit history length, and loan-to-income ratio as the dominant predictors, with the top ten features explaining approximately 84.6% of the model's decisions. A reliability-monitoring framework based on the Population Stability Index and the Kolmogorov–Smirnov statistic detected no meaningful drift on a simulated production batch. Finally, a two-threshold selective prediction framework, referring 12.3% of applications to manual review, reduced total business cost by approximately 58.5% and false negatives by approximately 58.7% relative to a conventional single-threshold baseline. These results demonstrate that integrating cost-sensitivity, explainability, and reliability monitoring into a single credit-risk pipeline yields substantial, quantifiable improvements over conventional accuracy-driven modelling.</w:t>
+        <w:t>This thesis develops and evaluates an end-to-end machine learning pipeline for credit risk prediction using a dataset of 50,000 loan applications. The study addresses four gaps commonly left open in the applied credit-scoring literature: rigorous, root-cause-driven data cleaning; explicit cost-sensitive decision-threshold optimisation; SHAP-based explainability at both the global and local level; and a quantitative reliability-monitoring and selective prediction framework suitable for production deployment. A tuned XGBoost classifier, trained on an engineered and selected feature set, achieved a test-set AUC of 0.9763 and, at a cost-</w:t>
+      </w:r>
+      <w:r>
+        <w:rPr>
+          <w:lang w:val="en-US"/>
+        </w:rPr>
+        <w:t>optimized</w:t>
+      </w:r>
+      <w:r>
+        <w:rPr/>
+        <w:t xml:space="preserve"> decision threshold of 0.28, a recall of 97% for the default class with an FP/FN ratio of 5.11. SHAP analysis identified credit score, debt-to-income ratio, credit history length, and loan-to-income ratio as the dominant predictors, with the top ten features explaining approximately 84.6% of the model's decisions. A reliability-monitoring framework based on the Population Stability Index and the Kolmogorov–Smirnov statistic detected no meaningful drift on a simulated production batch. Finally, a two-threshold selective prediction framework, referring 12.3% of applications to manual review, reduced total business cost by approximately 58.5% and false negatives by approximately 58.7% relative to a conventional single-threshold baseline. These results demonstrate that integrating cost-sensitivity, explainability, and reliability monitoring into a single credit-risk pipeline yields substantial, quantifiable improvements over conventional accuracy-driven modeling.</w:t>
       </w:r>
     </w:p>
     <w:p>
@@ -1310,7 +1282,17 @@
       </w:pPr>
       <w:r>
         <w:rPr/>
-        <w:t>Access to credit is one of the central mechanisms through which modern financial systems allocate capital to households and businesses. Banks, credit unions, and other lending institutions must continuously decide whether an applicant for a personal loan, credit card, or line of credit is likely to repay the borrowed amount. This decision, commonly referred to as credit risk assessment, has historically relied on the judgement of loan officers supported by relatively simple scoring rules. Over the past three decades, however, the scale of consumer lending, the availability of digitised financial records, and the competitive pressure to automate decision-making have driven a shift toward statistical and, more recently, machine-learning-based credit scoring systems.</w:t>
+        <w:t xml:space="preserve">Access to credit is one of the central mechanisms through which modern financial systems allocate capital to households and businesses. Banks, credit unions, and other lending institutions must continuously decide whether an applicant for a personal loan, credit card, or line of credit is likely to repay the borrowed amount. This decision, commonly referred to as credit risk assessment, has historically relied on the judgement of loan officers supported by relatively simple scoring rules. Over the past three decades, however, the scale of consumer lending, the availability of </w:t>
+      </w:r>
+      <w:r>
+        <w:rPr>
+          <w:lang w:val="en-US"/>
+        </w:rPr>
+        <w:t>digitized</w:t>
+      </w:r>
+      <w:r>
+        <w:rPr/>
+        <w:t xml:space="preserve"> financial records, and the competitive pressure to automate decision-making have driven a shift toward statistical and, more recently, machine-learning-based credit scoring systems.</w:t>
       </w:r>
     </w:p>
     <w:p>
@@ -1393,7 +1375,17 @@
       </w:pPr>
       <w:r>
         <w:rPr/>
-        <w:t>Conventional classification pipelines typically optimise a symmetric loss function and apply a fixed decision threshold of 0.5 to the predicted probability of default. This approach ignores the fact that, in a lending context, the financial consequence of a missed default is usually far greater than the consequence of rejecting a good applicant. It also implicitly assumes that every prediction should be resolved automatically, even when the model itself is uncertain, and it provides no mechanism for detecting when the deployed model's assumptions no longer hold. The problem addressed by this thesis is therefore not simply 'build an accurate classifier', but 'build a classification and decision-making pipeline that is accurate, cost-aware, explainable, and monitorable', using the loan application dataset described in Chapter 4 as the empirical setting.</w:t>
+        <w:t xml:space="preserve">Conventional classification pipelines typically </w:t>
+      </w:r>
+      <w:r>
+        <w:rPr>
+          <w:lang w:val="en-US"/>
+        </w:rPr>
+        <w:t>optimize</w:t>
+      </w:r>
+      <w:r>
+        <w:rPr/>
+        <w:t xml:space="preserve"> a symmetric loss function and apply a fixed decision threshold of 0.5 to the predicted probability of default. This approach ignores the fact that, in a lending context, the financial consequence of a missed default is usually far greater than the consequence of rejecting a good applicant. It also implicitly assumes that every prediction should be resolved automatically, even when the model itself is uncertain, and it provides no mechanism for detecting when the deployed model's assumptions no longer hold. The problem addressed by this thesis is therefore not simply 'build an accurate classifier', but 'build a classification and decision-making pipeline that is accurate, cost-aware, explainable, and monitorable', using the loan application dataset described in Chapter 4 as the empirical setting.</w:t>
       </w:r>
     </w:p>
     <w:p>
@@ -1416,7 +1408,27 @@
       </w:pPr>
       <w:r>
         <w:rPr/>
-        <w:t>A review of the credit-scoring literature (elaborated in Chapter 2) reveals that although individual components of the proposed pipeline, gradient boosting classifiers, cost-sensitive threshold selection, SHAP-based explainability, and drift monitoring, have each been studied extensively in isolation, comparatively few studies integrate all of these components into a single, coherent, end-to-end system and evaluate them jointly on the same dataset. Much of the published work on credit scoring focuses narrowly on maximising discrimination metrics such as AUC or the Gini coefficient, without explicitly modelling the asymmetric business cost of classification errors. Where cost-sensitive methods are discussed, they are frequently limited to class-weighting during training rather than post-hoc threshold optimisation informed by an explicit cost function.</w:t>
+        <w:t xml:space="preserve">A review of the credit-scoring literature (elaborated in Chapter 2) reveals that although individual components of the proposed pipeline, gradient boosting classifiers, cost-sensitive threshold selection, SHAP-based explainability, and drift monitoring, have each been studied extensively in isolation, comparatively few studies integrate all of these components into a single, coherent, end-to-end system and evaluate them jointly on the same dataset. Much of the published work on credit scoring focuses narrowly on </w:t>
+      </w:r>
+      <w:r>
+        <w:rPr>
+          <w:lang w:val="en-US"/>
+        </w:rPr>
+        <w:t>maximizing</w:t>
+      </w:r>
+      <w:r>
+        <w:rPr/>
+        <w:t xml:space="preserve"> discrimination metrics such as AUC or the Gini coefficient, without explicitly modeling the asymmetric business cost of classification errors. Where cost-sensitive methods are discussed, they are frequently limited to class-weighting during training rather than post-hoc threshold </w:t>
+      </w:r>
+      <w:r>
+        <w:rPr>
+          <w:lang w:val="en-US"/>
+        </w:rPr>
+        <w:t>optimization</w:t>
+      </w:r>
+      <w:r>
+        <w:rPr/>
+        <w:t xml:space="preserve"> informed by an explicit cost function.</w:t>
       </w:r>
     </w:p>
     <w:p>
@@ -1493,7 +1505,17 @@
       </w:pPr>
       <w:r>
         <w:rPr/>
-        <w:t>To conduct a thorough exploratory data analysis of the cleaned dataset, characterising the distribution, skewness, correlation structure, and class balance of the available features.</w:t>
+        <w:t xml:space="preserve">To conduct a thorough exploratory data analysis of the cleaned dataset, </w:t>
+      </w:r>
+      <w:r>
+        <w:rPr>
+          <w:lang w:val="en-US"/>
+        </w:rPr>
+        <w:t>characterizing</w:t>
+      </w:r>
+      <w:r>
+        <w:rPr/>
+        <w:t xml:space="preserve"> the distribution, skewness, correlation structure, and class balance of the available features.</w:t>
       </w:r>
     </w:p>
     <w:p>
@@ -1508,7 +1530,17 @@
       </w:pPr>
       <w:r>
         <w:rPr/>
-        <w:t>To engineer and select a compact, informative feature set using logarithmic transformation, standardisation, categorical encoding, and three feature-selection techniques (XGBoost importance, permutation importance, and SHAP).</w:t>
+        <w:t xml:space="preserve">To engineer and select a compact, informative feature set using logarithmic transformation, </w:t>
+      </w:r>
+      <w:r>
+        <w:rPr>
+          <w:lang w:val="en-US"/>
+        </w:rPr>
+        <w:t>standardization</w:t>
+      </w:r>
+      <w:r>
+        <w:rPr/>
+        <w:t>, categorical encoding, and three feature-selection techniques (XGBoost importance, permutation importance, and SHAP).</w:t>
       </w:r>
     </w:p>
     <w:p>
@@ -1538,7 +1570,27 @@
       </w:pPr>
       <w:r>
         <w:rPr/>
-        <w:t>To design and optimise a cost-sensitive decision threshold that explicitly minimises a business cost function reflecting the asymmetric cost of false negatives and false positives.</w:t>
+        <w:t xml:space="preserve">To design and </w:t>
+      </w:r>
+      <w:r>
+        <w:rPr>
+          <w:lang w:val="en-US"/>
+        </w:rPr>
+        <w:t>optimize</w:t>
+      </w:r>
+      <w:r>
+        <w:rPr/>
+        <w:t xml:space="preserve"> a cost-sensitive decision threshold that explicitly </w:t>
+      </w:r>
+      <w:r>
+        <w:rPr>
+          <w:lang w:val="en-US"/>
+        </w:rPr>
+        <w:t>minimizes</w:t>
+      </w:r>
+      <w:r>
+        <w:rPr/>
+        <w:t xml:space="preserve"> a business cost function reflecting the asymmetric cost of false negatives and false positives.</w:t>
       </w:r>
     </w:p>
     <w:p>
@@ -1734,7 +1786,37 @@
       </w:pPr>
       <w:r>
         <w:rPr/>
-        <w:t>This thesis makes the following contributions to the applied credit-risk and machine-learning literature. First, it presents a detailed, reproducible data-cleaning methodology for loan-application data that explicitly distinguishes between genuine data corruption and artefacts introduced by inconsistent unit scaling, an issue that, if left undiagnosed, can lead a researcher to discard the majority of an otherwise usable dataset. Second, it presents a comparative feature-selection study using three independent importance techniques on the same feature set, allowing convergent and divergent findings to be identified and discussed. Third, it presents a fully worked example of cost-sensitive threshold optimisation for a credit-scoring model, including the explicit definition of a business cost function and a systematic search over candidate thresholds. Fourth, it presents a SHAP-based explainability analysis that goes beyond global feature ranking to examine local explanations for individual, including misclassified, applicants. Fifth, it presents a lightweight but quantitatively grounded reliability-monitoring framework suitable for ongoing production use, combining the Population Stability Index and the Kolmogorov–Smirnov statistic for feature-level and prediction-level drift detection with direct performance tracking against a held-out labelled sample. Sixth, and most novel, it presents a selective prediction framework that extends the conventional single-threshold decision rule into a three-zone system (automatic approval, manual review, automatic rejection), and empirically quantifies the reduction in business cost and false negatives that this framework achieves relative to the conventional approach. Collectively, these contributions provide a template that other researchers and practitioners can adapt when building end-to-end, business-aware credit risk decision systems.</w:t>
+        <w:t xml:space="preserve">This thesis makes the following contributions to the applied credit-risk and machine-learning literature. First, it presents a detailed, reproducible data-cleaning methodology for loan-application data that explicitly distinguishes between genuine data corruption and </w:t>
+      </w:r>
+      <w:r>
+        <w:rPr>
+          <w:lang w:val="en-US"/>
+        </w:rPr>
+        <w:t>artifacts</w:t>
+      </w:r>
+      <w:r>
+        <w:rPr/>
+        <w:t xml:space="preserve"> introduced by inconsistent unit scaling, an issue that, if left </w:t>
+      </w:r>
+      <w:r>
+        <w:rPr>
+          <w:lang w:val="en-US"/>
+        </w:rPr>
+        <w:t>undiagnoed</w:t>
+      </w:r>
+      <w:r>
+        <w:rPr/>
+        <w:t xml:space="preserve">, can lead a researcher to discard the majority of an otherwise usable dataset. Second, it presents a comparative feature-selection study using three independent importance techniques on the same feature set, allowing convergent and divergent findings to be identified and discussed. Third, it presents a fully worked example of cost-sensitive threshold </w:t>
+      </w:r>
+      <w:r>
+        <w:rPr>
+          <w:lang w:val="en-US"/>
+        </w:rPr>
+        <w:t>optimization</w:t>
+      </w:r>
+      <w:r>
+        <w:rPr/>
+        <w:t xml:space="preserve"> for a credit-scoring model, including the explicit definition of a business cost function and a systematic search over candidate thresholds. Fourth, it presents a SHAP-based explainability analysis that goes beyond global feature ranking to examine local explanations for individual, including misclassified, applicants. Fifth, it presents a lightweight but quantitatively grounded reliability-monitoring framework suitable for ongoing production use, combining the Population Stability Index and the Kolmogorov–Smirnov statistic for feature-level and prediction-level drift detection with direct performance tracking against a held-out labelled sample. Sixth, and most novel, it presents a selective prediction framework that extends the conventional single-threshold decision rule into a three-zone system (automatic approval, manual review, automatic rejection), and empirically quantifies the reduction in business cost and false negatives that this framework achieves relative to the conventional approach. Collectively, these contributions provide a template that other researchers and practitioners can adapt when building end-to-end, business-aware credit risk decision systems.</w:t>
       </w:r>
     </w:p>
     <w:p>
@@ -1757,7 +1839,47 @@
       </w:pPr>
       <w:r>
         <w:rPr/>
-        <w:t>The remainder of this thesis is organised as follows. Chapter 2 reviews the related work in credit risk assessment, machine learning for credit scoring, data quality and preprocessing, feature engineering and selection, cost-sensitive classification, threshold optimisation, explainable artificial intelligence, model reliability and distribution shift, and selective prediction, before positioning the present study relative to this literature. Chapter 3 introduces the technical background required to understand the methodology, covering binary classification, gradient boosting and XGBoost, data preprocessing techniques, exploratory data analysis methods, feature importance techniques, evaluation metrics, cost-sensitive decision making, SHAP-based explainability, reliability monitoring, and selective prediction. Chapter 4 describes the methodology applied in this study in detail, including the dataset, the data-cleaning pipeline, exploratory analysis, feature engineering and selection, model development, threshold optimisation, explainability analysis, reliability monitoring, and the selective prediction framework. Chapter 5 reports the experimental results obtained at each stage of the pipeline. Chapter 6 discusses the findings in light of the research questions and objectives, and considers the practical implications and limitations of the study. Chapter 7 concludes the thesis, summarising the contributions, revisiting the research questions, and proposing directions for future research.</w:t>
+        <w:t xml:space="preserve">The remainder of this thesis is </w:t>
+      </w:r>
+      <w:r>
+        <w:rPr>
+          <w:lang w:val="en-US"/>
+        </w:rPr>
+        <w:t>organized</w:t>
+      </w:r>
+      <w:r>
+        <w:rPr/>
+        <w:t xml:space="preserve"> as follows. Chapter 2 reviews the related work in credit risk assessment, machine learning for credit scoring, data quality and preprocessing, feature engineering and selection, cost-sensitive classification, threshold </w:t>
+      </w:r>
+      <w:r>
+        <w:rPr>
+          <w:lang w:val="en-US"/>
+        </w:rPr>
+        <w:t>optimization</w:t>
+      </w:r>
+      <w:r>
+        <w:rPr/>
+        <w:t xml:space="preserve">, explainable artificial intelligence, model reliability and distribution shift, and selective prediction, before positioning the present study relative to this literature. Chapter 3 introduces the technical background required to understand the methodology, covering binary classification, gradient boosting and XGBoost, data preprocessing techniques, exploratory data analysis methods, feature importance techniques, evaluation metrics, cost-sensitive decision making, SHAP-based explainability, reliability monitoring, and selective prediction. Chapter 4 describes the methodology applied in this study in detail, including the dataset, the data-cleaning pipeline, exploratory analysis, feature engineering and selection, model development, threshold </w:t>
+      </w:r>
+      <w:r>
+        <w:rPr>
+          <w:lang w:val="en-US"/>
+        </w:rPr>
+        <w:t>optimization</w:t>
+      </w:r>
+      <w:r>
+        <w:rPr/>
+        <w:t xml:space="preserve">, explainability analysis, reliability monitoring, and the selective prediction framework. Chapter 5 reports the experimental results obtained at each stage of the pipeline. Chapter 6 discusses the findings in light of the research questions and objectives, and considers the practical implications and limitations of the study. Chapter 7 concludes the thesis, </w:t>
+      </w:r>
+      <w:r>
+        <w:rPr>
+          <w:lang w:val="en-US"/>
+        </w:rPr>
+        <w:t>summarizing</w:t>
+      </w:r>
+      <w:r>
+        <w:rPr/>
+        <w:t xml:space="preserve"> the contributions, revisiting the research questions, and proposing directions for future research.</w:t>
       </w:r>
     </w:p>
     <w:p>
@@ -1803,27 +1925,29 @@
       </w:pPr>
       <w:r>
         <w:rPr/>
-        <w:t>Credit risk assessment is the process by which a lender estimates the likelihood that a borrower will fail to meet the contractual obligations of a loan. Traditionally, credit risk was assessed through expert judgement, in which experienced loan officers evaluated an applicant's character, capacity, capital, collateral, and prevailing economic conditions, the so-called 'five Cs of credit'. As consumer lending grew in scale during the second half of the twentieth century, statistical scoring systems, most notably the FICO score in the United States, were introduced to standardi</w:t>
-      </w:r>
-      <w:r>
-        <w:rPr/>
-        <w:t>z</w:t>
-      </w:r>
-      <w:r>
-        <w:rPr/>
-        <w:t>e and automate this judgement, using logistic regression models fitted to historical repayment data. (Hand &amp; Henley, 1997; Thomas, 2000).</w:t>
-      </w:r>
-    </w:p>
-    <w:p>
-      <w:pPr>
-        <w:pStyle w:val="Normal"/>
-        <w:spacing w:before="0" w:after="180"/>
-        <w:jc w:val="both"/>
-        <w:rPr/>
-      </w:pPr>
-      <w:r>
-        <w:rPr/>
-        <w:t>The literature identifies several recurring themes in credit risk assessment research: the choice of predictive features (demographic, behavioural, and transactional), the treatment of censored and imbalanced outcome data, the trade-off between model interpretability and predictive power, and the increasing regulatory scrutiny applied to automated credit decisions under frameworks such as the Equal Credit Opportunity Act and, in the European context, the General Data Protection Regulation's provisions on automated decision-making. The dataset used in this thesis, comprising demographic, financial, credit-history, and loan-specific attributes together with engineered financial ratios, is representative of the feature categories commonly used in this literature. (Lessmann et al., 2015; Dastile, Celik, &amp; Potsane, 2020; Aggarwal, 2021).</w:t>
+        <w:t>Credit risk assessment is the process by which a lender estimates the likelihood that a borrower will fail to meet the contractual obligations of a loan. Traditionally, credit risk was assessed through expert judgment, in which experienced loan officers evaluated an applicant's character, capacity, capital, collateral, and prevailing economic conditions, the so-called 'five Cs of credit'. As consumer lending grew in scale during the second half of the twentieth century, statistical scoring systems, most notably the FICO score in the United States, were introduced to standardize and automate this judgment, using logistic regression models fitted to historical repayment data. (Hand &amp; Henley, 1997; Thomas, 2000).</w:t>
+      </w:r>
+    </w:p>
+    <w:p>
+      <w:pPr>
+        <w:pStyle w:val="Normal"/>
+        <w:spacing w:before="0" w:after="180"/>
+        <w:jc w:val="both"/>
+        <w:rPr/>
+      </w:pPr>
+      <w:r>
+        <w:rPr/>
+        <w:t xml:space="preserve">The literature identifies several recurring themes in credit risk assessment research: the choice of predictive features (demographic, behavioural, and transactional), the treatment of censored and imbalanced outcome data, the trade-off between model </w:t>
+      </w:r>
+      <w:r>
+        <w:rPr>
+          <w:lang w:val="en-US"/>
+        </w:rPr>
+        <w:t>interpretability</w:t>
+      </w:r>
+      <w:r>
+        <w:rPr/>
+        <w:t xml:space="preserve"> and predictive power, and the increasing regulatory scrutiny applied to automated credit decisions under frameworks such as the Equal Credit Opportunity Act and, in the European context, the General Data Protection Regulation's provisions on automated decision-making. The dataset used in this thesis, comprising demographic, financial, credit-history, and loan-specific attributes together with engineered financial ratios, is representative of the feature categories commonly used in this literature. (Lessmann et al., 2015; Dastile, Celik, &amp; Potsane, 2020; Aggarwal, 2021).</w:t>
       </w:r>
     </w:p>
     <w:p>
@@ -1846,7 +1970,17 @@
       </w:pPr>
       <w:r>
         <w:rPr/>
-        <w:t>Since the early 2000s, the credit-scoring literature has progressively adopted machine learning methods, including decision trees, random forests, support vector machines, and, more recently, gradient boosting frameworks such as XGBoost, LightGBM, and CatBoost, as alternatives to logistic regression. Empirical comparisons generally find that gradient boosting methods achieve equal or superior discrimination performance (commonly measured by the area under the receiver operating characteristic curve) relative to logistic regression, particularly when the relationship between features and the target is non-linear or involves complex interactions among variables such as income, debt, and credit history. (Chen &amp; Guestrin, 2016; Lessmann et al., 2015; Xia, Liu, Li, &amp; Liu, 2017).</w:t>
+        <w:t>Since the early 2000</w:t>
+      </w:r>
+      <w:r>
+        <w:rPr>
+          <w:lang w:val="en-US"/>
+        </w:rPr>
+        <w:t>s</w:t>
+      </w:r>
+      <w:r>
+        <w:rPr/>
+        <w:t>, the credit-scoring literature has progressively adopted machine learning methods, including decision trees, random forests, support vector machines, and, more recently, gradient boosting frameworks such as XGBoost, LightGBM, and CatBoost, as alternatives to logistic regression. Empirical comparisons generally find that gradient boosting methods achieve equal or superior discrimination performance (commonly measured by the area under the receiver operating characteristic curve) relative to logistic regression, particularly when the relationship between features and the target is non-linear or involves complex interactions among variables such as income, debt, and credit history. (Chen &amp; Guestrin, 2016; Lessmann et al., 2015; Xia, Liu, Li, &amp; Liu, 2017).</w:t>
       </w:r>
     </w:p>
     <w:p>
@@ -1869,19 +2003,35 @@
       </w:pPr>
       <w:r>
         <w:rPr/>
-        <w:t>2.3 Data Quality and Preprocessing in Credit Risk Modelling</w:t>
-      </w:r>
-    </w:p>
-    <w:p>
-      <w:pPr>
-        <w:pStyle w:val="Normal"/>
-        <w:spacing w:before="0" w:after="180"/>
-        <w:jc w:val="both"/>
-        <w:rPr/>
-      </w:pPr>
-      <w:r>
-        <w:rPr/>
-        <w:t>Data quality is widely recognised in the applied machine learning literature as a first-order determinant of model performance, often exceeding the marginal benefit obtained from algorithmic sophistication. In the credit-scoring domain specifically, prior work has documented the prevalence of missing values arising from incomplete applications, inconsistent encoding of categorical variables (for example, differing capitalisation or terminology for employment status), illogical or out-of-range values arising from data entry error, and, less commonly discussed but empirically important, inconsistencies in the scale or units used to record derived variables such as financial ratios. (Gudivada, Apon, &amp; Ding, 2017).</w:t>
+        <w:t xml:space="preserve">2.3 Data Quality and Preprocessing in Credit Risk </w:t>
+      </w:r>
+      <w:r>
+        <w:rPr>
+          <w:lang w:val="en-US"/>
+        </w:rPr>
+        <w:t>Modeling</w:t>
+      </w:r>
+    </w:p>
+    <w:p>
+      <w:pPr>
+        <w:pStyle w:val="Normal"/>
+        <w:spacing w:before="0" w:after="180"/>
+        <w:jc w:val="both"/>
+        <w:rPr/>
+      </w:pPr>
+      <w:r>
+        <w:rPr/>
+        <w:t xml:space="preserve">Data quality is widely </w:t>
+      </w:r>
+      <w:r>
+        <w:rPr>
+          <w:lang w:val="en-US"/>
+        </w:rPr>
+        <w:t>recognized</w:t>
+      </w:r>
+      <w:r>
+        <w:rPr/>
+        <w:t xml:space="preserve"> in the applied machine learning literature as a first-order determinant of model performance, often exceeding the marginal benefit obtained from algorithmic sophistication. In the credit-scoring domain specifically, prior work has documented the prevalence of missing values arising from incomplete applications, inconsistent encoding of categorical variables (for example, differing capitalisation or terminology for employment status), illogical or out-of-range values arising from data entry error, and, less commonly discussed but empirically important, inconsistencies in the scale or units used to record derived variables such as financial ratios. (Gudivada, Apon, &amp; Ding, 2017).</w:t>
       </w:r>
     </w:p>
     <w:p>
@@ -1916,31 +2066,7 @@
       </w:pPr>
       <w:r>
         <w:rPr/>
-        <w:t>Feature engineering in credit scoring typically involves the construction of ratio variables (such as debt-to-income, loan-to-income, and payment-to-income ratios) that are believed, on the basis of domain knowledge, to summari</w:t>
-      </w:r>
-      <w:r>
-        <w:rPr/>
-        <w:t>z</w:t>
-      </w:r>
-      <w:r>
-        <w:rPr/>
-        <w:t>e an applicant's financial capacity more effectively than the underlying raw variables considered individually. The literature also documents the routine use of logarithmic or Box–Cox transformations to reduce the sk</w:t>
-      </w:r>
-      <w:r>
-        <w:rPr/>
-        <w:t>e</w:t>
-      </w:r>
-      <w:r>
-        <w:rPr/>
-        <w:t>wness commonly observed in monetary variables such as income, debt, and loan amount, and the use of standardi</w:t>
-      </w:r>
-      <w:r>
-        <w:rPr/>
-        <w:t>z</w:t>
-      </w:r>
-      <w:r>
-        <w:rPr/>
-        <w:t>ation or min–max scaling prior to training scale-sensitive algorithms. (Kuhn &amp; Johnson, 2019).</w:t>
+        <w:t>Feature engineering in credit scoring typically involves the construction of ratio variables (such as debt-to-income, loan-to-income, and payment-to-income ratios) that are believed, on the basis of domain knowledge, to summarize an applicant's financial capacity more effectively than the underlying raw variables considered individually. The literature also documents the routine use of logarithmic or Box–Cox transformations to reduce the skewness commonly observed in monetary variables such as income, debt, and loan amount, and the use of standardization or min–max scaling prior to training scale-sensitive algorithms. (Kuhn &amp; Johnson, 2019).</w:t>
       </w:r>
     </w:p>
     <w:p>
@@ -2010,19 +2136,89 @@
       </w:pPr>
       <w:r>
         <w:rPr/>
-        <w:t>A binary classifier such as XGBoost produces a continuous predicted probability of the positive class, which must be converted into a discrete decision through comparison with a threshold. The conventional default of 0.5 implicitly assumes that false positives and false negatives are equally costly and that the two classes are balanced, assumptions that rarely hold in credit risk applications. The literature on threshold optimisation proposes several alternative criteria, including maximising the F1-score, maximising Youden's J statistic (sensitivity plus specificity minus one), and, most relevant to this thesis, minimising an explicit expected cost function that assigns different weights to false positives and false negatives. (Youden, 1950; Freeman &amp; Moisen, 2008).</w:t>
-      </w:r>
-    </w:p>
-    <w:p>
-      <w:pPr>
-        <w:pStyle w:val="Normal"/>
-        <w:spacing w:before="0" w:after="180"/>
-        <w:jc w:val="both"/>
-        <w:rPr/>
-      </w:pPr>
-      <w:r>
-        <w:rPr/>
-        <w:t>Threshold optimisation is typically performed by evaluating the chosen criterion across a fine grid of candidate thresholds on a held-out validation set and selecting the threshold that minimises (or maximises) the criterion. This thesis follows this established approach, searching over a grid of candidate thresholds and selecting the threshold that minimises the total weighted business cost, rather than optimising a purely statistical criterion such as F1. (Elkan, 2001; Freeman &amp; Moisen, 2008).</w:t>
+        <w:t xml:space="preserve">A binary classifier such as XGBoost produces a continuous predicted probability of the positive class, which must be converted into a discrete decision through comparison with a threshold. The conventional default of 0.5 implicitly assumes that false positives and false negatives are equally costly and that the two classes are balanced, assumptions that rarely hold in credit risk applications. The literature on threshold </w:t>
+      </w:r>
+      <w:r>
+        <w:rPr>
+          <w:lang w:val="en-US"/>
+        </w:rPr>
+        <w:t>optimization</w:t>
+      </w:r>
+      <w:r>
+        <w:rPr/>
+        <w:t xml:space="preserve"> proposes several alternative criteria, including </w:t>
+      </w:r>
+      <w:r>
+        <w:rPr>
+          <w:lang w:val="en-US"/>
+        </w:rPr>
+        <w:t>maximizing</w:t>
+      </w:r>
+      <w:r>
+        <w:rPr/>
+        <w:t xml:space="preserve"> the F1-score, maximising Youden's J statistic (sensitivity plus specificity minus one), and, most relevant to this thesis, </w:t>
+      </w:r>
+      <w:r>
+        <w:rPr>
+          <w:lang w:val="en-US"/>
+        </w:rPr>
+        <w:t>minimizing</w:t>
+      </w:r>
+      <w:r>
+        <w:rPr/>
+        <w:t xml:space="preserve"> an explicit expected cost function that assigns different weights to false positives and false negatives. (Youden, 1950; Freeman &amp; Moisen, 2008).</w:t>
+      </w:r>
+    </w:p>
+    <w:p>
+      <w:pPr>
+        <w:pStyle w:val="Normal"/>
+        <w:spacing w:before="0" w:after="180"/>
+        <w:jc w:val="both"/>
+        <w:rPr/>
+      </w:pPr>
+      <w:r>
+        <w:rPr/>
+        <w:t xml:space="preserve">Threshold </w:t>
+      </w:r>
+      <w:r>
+        <w:rPr>
+          <w:lang w:val="en-US"/>
+        </w:rPr>
+        <w:t>optimization</w:t>
+      </w:r>
+      <w:r>
+        <w:rPr/>
+        <w:t xml:space="preserve"> is typically performed by evaluating the chosen criterion across a fine grid of candidate thresholds on a held-out validation set and selecting the threshold that </w:t>
+      </w:r>
+      <w:r>
+        <w:rPr>
+          <w:lang w:val="en-US"/>
+        </w:rPr>
+        <w:t>minimizes</w:t>
+      </w:r>
+      <w:r>
+        <w:rPr/>
+        <w:t xml:space="preserve"> the criterion. This thesis follows this established approach, searching over a grid of candidate thresholds and selecting the threshold that </w:t>
+      </w:r>
+      <w:r>
+        <w:rPr>
+          <w:lang w:val="en-US"/>
+        </w:rPr>
+        <w:t>minimizes</w:t>
+      </w:r>
+      <w:r>
+        <w:rPr/>
+        <w:t xml:space="preserve"> the total weighted business cost, rather than </w:t>
+      </w:r>
+      <w:r>
+        <w:rPr>
+          <w:lang w:val="en-US"/>
+        </w:rPr>
+        <w:t>optimizing</w:t>
+      </w:r>
+      <w:r>
+        <w:rPr/>
+        <w:t xml:space="preserve"> a purely statistical criterion such as F1. (Elkan, 2001; Freeman &amp; Moisen, 2008).</w:t>
       </w:r>
     </w:p>
     <w:p>
@@ -2150,7 +2346,17 @@
       </w:pPr>
       <w:r>
         <w:rPr/>
-        <w:t>Building on the review presented in Sections 2.1 to 2.9, this section summarises how the present study is positioned relative to the existing literature. While the individual techniques employed in this thesis, gradient boosting classification, cost-sensitive threshold search, SHAP explainability, PSI/KS-based drift monitoring, and selective prediction, are each established in isolation, this thesis integrates them into a single pipeline applied consistently to one dataset, allowing the interactions between these components to be studied jointly rather than in separate, disconnected studies. In particular, this thesis traces a single decision threshold, first optimised against a business cost function under the single-threshold framework, and then generalised into a two-threshold selective prediction framework, allowing a direct, like-for-like comparison of the two approaches on the same test data, a comparison that is uncommon in the reviewed literature. This positioning defines the specific contribution of the present study relative to prior work and motivates the methodological choices described in Chapter 4. (Lessmann et al., 2015; Cortes, DeSalvo, &amp; Mohri, 2016).</w:t>
+        <w:t xml:space="preserve">Building on the review presented in Sections 2.1 to 2.9, this section </w:t>
+      </w:r>
+      <w:r>
+        <w:rPr>
+          <w:lang w:val="en-US"/>
+        </w:rPr>
+        <w:t>summarizes</w:t>
+      </w:r>
+      <w:r>
+        <w:rPr/>
+        <w:t xml:space="preserve"> how the present study is positioned relative to the existing literature. While the individual techniques employed in this thesis, gradient boosting classification, cost-sensitive threshold search, SHAP explainability, PSI/KS-based drift monitoring, and selective prediction, are each established in isolation, this thesis integrates them into a single pipeline applied consistently to one dataset, allowing the interactions between these components to be studied jointly rather than in separate, disconnected studies. In particular, this thesis traces a single decision threshold, first optimised against a business cost function under the single-threshold framework, and then generalised into a two-threshold selective prediction framework, allowing a direct, like-for-like comparison of the two approaches on the same test data, a comparison that is uncommon in the reviewed literature. This positioning defines the specific contribution of the present study relative to prior work and motivates the methodological choices described in Chapter 4. (Lessmann et al., 2015; Cortes, DeSalvo, &amp; Mohri, 2016).</w:t>
       </w:r>
     </w:p>
     <w:p>
@@ -2207,7 +2413,7 @@
       </w:pPr>
       <w:r>
         <w:rPr/>
-        <w:t>In this thesis, credit risk is operationalised through the binary target variable loan_status, where a value of 1 denotes an outcome associated with elevated risk (default or rejection, depending on the labelling convention adopted for the dataset) and a value of 0 denotes a safe outcome. Loan default occurs when a borrower fails to meet the scheduled repayment obligations of a loan for a sustained period, typically resulting in a write-off or collections process. Predicting this outcome ahead of time, at the point of application, is the fundamental task addressed by the model developed in this thesis.</w:t>
+        <w:t>In this thesis, credit risk is operationalised through the binary target variable loan_status, where a value of 1 denotes an outcome associated with elevated risk (default or rejection, depending on the labeling convention adopted for the dataset) and a value of 0 denotes a safe outcome. Loan default occurs when a borrower fails to meet the scheduled repayment obligations of a loan for a sustained period, typically resulting in a write-off or collections process. Predicting this outcome ahead of time, at the point of application, is the fundamental task addressed by the model developed in this thesis.</w:t>
       </w:r>
     </w:p>
     <w:p>
@@ -2264,7 +2470,23 @@
       </w:pPr>
       <w:r>
         <w:rPr/>
-        <w:t>3.2 Gradient Boosting and XGBoost</w:t>
+        <w:t xml:space="preserve">3.2 Gradient Boosting </w:t>
+      </w:r>
+      <w:r>
+        <w:rPr>
+          <w:lang w:val="en-US"/>
+        </w:rPr>
+        <w:t>(</w:t>
+      </w:r>
+      <w:r>
+        <w:rPr/>
+        <w:t>XGBoost</w:t>
+      </w:r>
+      <w:r>
+        <w:rPr>
+          <w:lang w:val="en-US"/>
+        </w:rPr>
+        <w:t>)</w:t>
       </w:r>
     </w:p>
     <w:p>
@@ -2333,7 +2555,37 @@
       </w:pPr>
       <w:r>
         <w:rPr/>
-        <w:t>XGBoost (Extreme Gradient Boosting) is a scalable, regularised implementation of gradient boosting that incorporates a second-order Taylor expansion of the loss function, an explicit regularisation term penalising tree complexity (the number of leaves and the magnitude of leaf weights), and system-level optimisations such as sparsity-aware split finding and parallelised tree construction. Key hyper-parameters relevant to this thesis include the learning rate (eta), the maximum tree depth, the minimum child weight, the subsample and colsample_bytree ratios, the number of boosting rounds, and the L1/L2 regularisation coefficients (alpha and lambda), all of which are tuned in the hyper-parameter search described in Chapter 4.</w:t>
+        <w:t xml:space="preserve">XGBoost (Extreme Gradient Boosting) is a scalable, </w:t>
+      </w:r>
+      <w:r>
+        <w:rPr>
+          <w:lang w:val="en-US"/>
+        </w:rPr>
+        <w:t>regularized</w:t>
+      </w:r>
+      <w:r>
+        <w:rPr/>
+        <w:t xml:space="preserve"> implementation of gradient boosting that incorporates a second-order Taylor expansion of the loss function, an explicit regularisation term </w:t>
+      </w:r>
+      <w:r>
+        <w:rPr>
+          <w:lang w:val="en-US"/>
+        </w:rPr>
+        <w:t>penalizing</w:t>
+      </w:r>
+      <w:r>
+        <w:rPr/>
+        <w:t xml:space="preserve"> tree complexity (the number of leaves and the magnitude of leaf weights), and system-level </w:t>
+      </w:r>
+      <w:r>
+        <w:rPr>
+          <w:lang w:val="en-US"/>
+        </w:rPr>
+        <w:t>optimizations</w:t>
+      </w:r>
+      <w:r>
+        <w:rPr/>
+        <w:t xml:space="preserve"> such as sparsity-aware split finding and parallelised tree construction. Key hyper-parameters relevant to this thesis include the learning rate (eta), the maximum tree depth, the minimum child weight, the subsample and colsample_bytree ratios, the number of boosting rounds, and the L1/L2 regularisation coefficients (alpha and lambda), all of which are tuned in the hyper-parameter search described in Chapter 4.</w:t>
       </w:r>
     </w:p>
     <w:p>
@@ -2369,7 +2621,7 @@
       <w:r>
         <w:rPr/>
         <w:drawing>
-          <wp:anchor distT="0" distB="0" distL="0" distR="0" simplePos="0" relativeHeight="11" behindDoc="0" locked="0" layoutInCell="0" allowOverlap="1">
+          <wp:anchor distT="0" distB="0" distL="0" distR="0" simplePos="0" relativeHeight="12" behindDoc="0" locked="0" layoutInCell="0" allowOverlap="1">
             <wp:simplePos x="0" y="0"/>
             <wp:positionH relativeFrom="column">
               <wp:posOffset>1187450</wp:posOffset>
@@ -2463,13 +2715,18 @@
     <w:p>
       <w:pPr>
         <w:pStyle w:val="Normal"/>
-        <w:spacing w:before="0" w:after="180"/>
         <w:jc w:val="center"/>
-        <w:rPr/>
-      </w:pPr>
-      <w:r>
-        <w:rPr/>
-        <w:t>xxx</w:t>
+        <w:rPr>
+          <w:i/>
+          <w:sz w:val="20"/>
+        </w:rPr>
+      </w:pPr>
+      <w:r>
+        <w:rPr>
+          <w:i/>
+          <w:sz w:val="20"/>
+        </w:rPr>
+        <w:t xml:space="preserve">Figure 3.1 — Class distribution of the target variable </w:t>
       </w:r>
     </w:p>
     <w:p>
@@ -2608,7 +2865,7 @@
       <w:r>
         <w:rPr/>
         <w:drawing>
-          <wp:anchor distT="0" distB="0" distL="0" distR="0" simplePos="0" relativeHeight="8" behindDoc="0" locked="0" layoutInCell="0" allowOverlap="1">
+          <wp:anchor distT="0" distB="0" distL="0" distR="0" simplePos="0" relativeHeight="9" behindDoc="0" locked="0" layoutInCell="0" allowOverlap="1">
             <wp:simplePos x="0" y="0"/>
             <wp:positionH relativeFrom="column">
               <wp:align>center</wp:align>
@@ -2752,7 +3009,35 @@
       </w:pPr>
       <w:r>
         <w:rPr/>
-        <w:t>xxx</w:t>
+        <w:t>Figure 3.</w:t>
+      </w:r>
+      <w:r>
+        <w:rPr>
+          <w:lang w:val="en-US"/>
+        </w:rPr>
+        <w:t>2</w:t>
+      </w:r>
+      <w:r>
+        <w:rPr/>
+        <w:t xml:space="preserve"> — Outlier Detection Using</w:t>
+      </w:r>
+      <w:r>
+        <w:rPr>
+          <w:lang w:val="en-US"/>
+        </w:rPr>
+        <w:t xml:space="preserve"> </w:t>
+      </w:r>
+      <w:r>
+        <w:rPr>
+          <w:lang w:val="en-US"/>
+        </w:rPr>
+        <w:t>IQR</w:t>
+      </w:r>
+      <w:r>
+        <w:rPr>
+          <w:lang w:val="en-US"/>
+        </w:rPr>
+        <w:t xml:space="preserve"> </w:t>
       </w:r>
     </w:p>
     <w:p>
@@ -2914,7 +3199,7 @@
       <w:r>
         <w:rPr/>
         <w:drawing>
-          <wp:anchor distT="0" distB="0" distL="0" distR="0" simplePos="0" relativeHeight="9" behindDoc="0" locked="0" layoutInCell="0" allowOverlap="1">
+          <wp:anchor distT="0" distB="0" distL="0" distR="0" simplePos="0" relativeHeight="10" behindDoc="0" locked="0" layoutInCell="0" allowOverlap="1">
             <wp:simplePos x="0" y="0"/>
             <wp:positionH relativeFrom="column">
               <wp:posOffset>222250</wp:posOffset>
@@ -3047,29 +3332,17 @@
       </w:pPr>
       <w:r>
         <w:rPr/>
-        <w:t>xxx</w:t>
-      </w:r>
-    </w:p>
-    <w:p>
-      <w:pPr>
-        <w:pStyle w:val="Normal"/>
-        <w:spacing w:before="0" w:after="180"/>
-        <w:jc w:val="both"/>
-        <w:rPr/>
-      </w:pPr>
-      <w:r>
-        <w:rPr/>
-      </w:r>
-    </w:p>
-    <w:p>
-      <w:pPr>
-        <w:pStyle w:val="Normal"/>
-        <w:spacing w:before="0" w:after="180"/>
-        <w:jc w:val="both"/>
-        <w:rPr/>
-      </w:pPr>
-      <w:r>
-        <w:rPr/>
+        <w:t>Figure 3.</w:t>
+      </w:r>
+      <w:r>
+        <w:rPr>
+          <w:lang w:val="en-US"/>
+        </w:rPr>
+        <w:t>3</w:t>
+      </w:r>
+      <w:r>
+        <w:rPr/>
+        <w:t xml:space="preserve"> — Spearman Correlation Matrix for Feature Relationships </w:t>
       </w:r>
     </w:p>
     <w:p>
@@ -3115,7 +3388,17 @@
       </w:pPr>
       <w:r>
         <w:rPr/>
-        <w:t>Multimodality analysis examines whether a feature's distribution exhibits a single dominant peak (unimodal) or multiple distinct peaks (multimodal), the latter often indicating the presence of underlying subpopulations. In this thesis, this analysis revealed that the loan_amount variable retained a multimodal structure even after logarithmic transformation and standardisation, motivating its subsequent categorisation into discrete loan-size groups, as discussed in Section 4.5.</w:t>
+        <w:t xml:space="preserve">Multimodality analysis examines whether a feature's distribution exhibits a single dominant peak (unimodal) or multiple distinct peaks (multimodal), the latter often indicating the presence of underlying subpopulations. In this thesis, this analysis revealed that the loan_amount variable retained a multimodal structure even after logarithmic transformation and </w:t>
+      </w:r>
+      <w:r>
+        <w:rPr>
+          <w:lang w:val="en-US"/>
+        </w:rPr>
+        <w:t>standardization</w:t>
+      </w:r>
+      <w:r>
+        <w:rPr/>
+        <w:t>, motivating its subsequent categorisation into discrete loan-size groups, as discussed in Section 4.5.</w:t>
       </w:r>
     </w:p>
     <w:p>
@@ -3128,13 +3411,13 @@
       <w:r>
         <w:rPr/>
         <w:drawing>
-          <wp:anchor distT="0" distB="0" distL="0" distR="0" simplePos="0" relativeHeight="13" behindDoc="0" locked="0" layoutInCell="0" allowOverlap="1">
+          <wp:anchor distT="0" distB="0" distL="0" distR="0" simplePos="0" relativeHeight="14" behindDoc="0" locked="0" layoutInCell="0" allowOverlap="1">
             <wp:simplePos x="0" y="0"/>
             <wp:positionH relativeFrom="column">
               <wp:align>center</wp:align>
             </wp:positionH>
             <wp:positionV relativeFrom="paragraph">
-              <wp:align>top</wp:align>
+              <wp:posOffset>635</wp:posOffset>
             </wp:positionV>
             <wp:extent cx="5394960" cy="3566160"/>
             <wp:effectExtent l="0" t="0" r="0" b="0"/>
@@ -3174,13 +3457,13 @@
           </wp:anchor>
         </w:drawing>
         <w:drawing>
-          <wp:anchor distT="0" distB="0" distL="0" distR="0" simplePos="0" relativeHeight="14" behindDoc="0" locked="0" layoutInCell="0" allowOverlap="1">
+          <wp:anchor distT="0" distB="0" distL="0" distR="0" simplePos="0" relativeHeight="15" behindDoc="0" locked="0" layoutInCell="0" allowOverlap="1">
             <wp:simplePos x="0" y="0"/>
             <wp:positionH relativeFrom="column">
               <wp:align>center</wp:align>
             </wp:positionH>
             <wp:positionV relativeFrom="paragraph">
-              <wp:align>top</wp:align>
+              <wp:posOffset>635</wp:posOffset>
             </wp:positionV>
             <wp:extent cx="5394960" cy="3566160"/>
             <wp:effectExtent l="0" t="0" r="0" b="0"/>
@@ -3230,7 +3513,6 @@
       </w:pPr>
       <w:r>
         <w:rPr/>
-        <w:t>xxx</w:t>
       </w:r>
     </w:p>
     <w:p>
@@ -3243,7 +3525,7 @@
       <w:r>
         <w:rPr/>
         <w:drawing>
-          <wp:anchor distT="0" distB="0" distL="0" distR="0" simplePos="0" relativeHeight="12" behindDoc="0" locked="0" layoutInCell="0" allowOverlap="1">
+          <wp:anchor distT="0" distB="0" distL="0" distR="0" simplePos="0" relativeHeight="13" behindDoc="0" locked="0" layoutInCell="0" allowOverlap="1">
             <wp:simplePos x="0" y="0"/>
             <wp:positionH relativeFrom="column">
               <wp:align>center</wp:align>
@@ -3336,12 +3618,32 @@
       <w:pPr>
         <w:pStyle w:val="Heading2"/>
         <w:spacing w:before="300" w:after="150"/>
+        <w:rPr/>
+      </w:pPr>
+      <w:r>
+        <w:rPr/>
+      </w:r>
+    </w:p>
+    <w:p>
+      <w:pPr>
+        <w:pStyle w:val="Normal"/>
+        <w:spacing w:before="0" w:after="180"/>
         <w:jc w:val="center"/>
         <w:rPr/>
       </w:pPr>
       <w:r>
         <w:rPr/>
-        <w:t>xxx</w:t>
+        <w:t>Figure 3.</w:t>
+      </w:r>
+      <w:r>
+        <w:rPr>
+          <w:lang w:val="en-US"/>
+        </w:rPr>
+        <w:t>4</w:t>
+      </w:r>
+      <w:r>
+        <w:rPr/>
+        <w:t xml:space="preserve"> — Distribution of Loan Amount Revealing Multimodal Patterns</w:t>
       </w:r>
     </w:p>
     <w:p>
@@ -3387,7 +3689,7 @@
       </w:pPr>
       <w:r>
         <w:drawing>
-          <wp:anchor distT="0" distB="0" distL="0" distR="0" simplePos="0" relativeHeight="15" behindDoc="0" locked="0" layoutInCell="0" allowOverlap="1">
+          <wp:anchor distT="0" distB="0" distL="0" distR="0" simplePos="0" relativeHeight="16" behindDoc="0" locked="0" layoutInCell="0" allowOverlap="1">
             <wp:simplePos x="0" y="0"/>
             <wp:positionH relativeFrom="column">
               <wp:align>center</wp:align>
@@ -3435,7 +3737,17 @@
       </w:r>
       <w:r>
         <w:rPr/>
-        <w:t>xxx</w:t>
+        <w:t>Figure 3.</w:t>
+      </w:r>
+      <w:r>
+        <w:rPr>
+          <w:lang w:val="en-US"/>
+        </w:rPr>
+        <w:t>5</w:t>
+      </w:r>
+      <w:r>
+        <w:rPr/>
+        <w:t xml:space="preserve"> — XGBoost Feature Importance Scores of the Predictor Variables </w:t>
       </w:r>
     </w:p>
     <w:p>
@@ -3494,13 +3806,13 @@
       <w:r>
         <w:rPr/>
         <w:drawing>
-          <wp:anchor distT="0" distB="0" distL="0" distR="0" simplePos="0" relativeHeight="18" behindDoc="0" locked="0" layoutInCell="0" allowOverlap="1">
+          <wp:anchor distT="0" distB="0" distL="0" distR="0" simplePos="0" relativeHeight="19" behindDoc="0" locked="0" layoutInCell="0" allowOverlap="1">
             <wp:simplePos x="0" y="0"/>
             <wp:positionH relativeFrom="column">
               <wp:align>center</wp:align>
             </wp:positionH>
             <wp:positionV relativeFrom="paragraph">
-              <wp:align>top</wp:align>
+              <wp:posOffset>635</wp:posOffset>
             </wp:positionV>
             <wp:extent cx="3785235" cy="3353435"/>
             <wp:effectExtent l="0" t="0" r="0" b="0"/>
@@ -3550,7 +3862,7 @@
       </w:pPr>
       <w:r>
         <w:drawing>
-          <wp:anchor distT="0" distB="0" distL="0" distR="0" simplePos="0" relativeHeight="16" behindDoc="0" locked="0" layoutInCell="0" allowOverlap="1">
+          <wp:anchor distT="0" distB="0" distL="0" distR="0" simplePos="0" relativeHeight="17" behindDoc="0" locked="0" layoutInCell="0" allowOverlap="1">
             <wp:simplePos x="0" y="0"/>
             <wp:positionH relativeFrom="column">
               <wp:align>center</wp:align>
@@ -3596,7 +3908,7 @@
           </wp:anchor>
         </w:drawing>
         <w:drawing>
-          <wp:anchor distT="0" distB="0" distL="0" distR="0" simplePos="0" relativeHeight="17" behindDoc="0" locked="0" layoutInCell="0" allowOverlap="1">
+          <wp:anchor distT="0" distB="0" distL="0" distR="0" simplePos="0" relativeHeight="18" behindDoc="0" locked="0" layoutInCell="0" allowOverlap="1">
             <wp:simplePos x="0" y="0"/>
             <wp:positionH relativeFrom="column">
               <wp:align>center</wp:align>
@@ -3644,7 +3956,17 @@
       </w:r>
       <w:r>
         <w:rPr/>
-        <w:t>xxx</w:t>
+        <w:t>Figure 3.</w:t>
+      </w:r>
+      <w:r>
+        <w:rPr>
+          <w:lang w:val="en-US"/>
+        </w:rPr>
+        <w:t>6</w:t>
+      </w:r>
+      <w:r>
+        <w:rPr/>
+        <w:t xml:space="preserve"> — Global SHAP Feature Importance Based on Mean Absolute Shapley Values </w:t>
       </w:r>
     </w:p>
     <w:p>
@@ -3724,7 +4046,17 @@
       </w:pPr>
       <w:r>
         <w:rPr/>
-        <w:t>The Receiver Operating Characteristic (ROC) curve plots the true positive rate (recall) against the false positive rate across the full range of possible classification thresholds, illustrating the trade-off between sensitivity and specificity independently of any single threshold choice. The area under this curve (AUC) summarises the model's overall discrimination ability, with 0.5 corresponding to random guessing and 1.0 corresponding to perfect discrimination; values above 0.9 are generally considered excellent.</w:t>
+        <w:t xml:space="preserve">The Receiver Operating Characteristic (ROC) curve plots the true positive rate (recall) against the false positive rate across the full range of possible classification thresholds, illustrating the trade-off between sensitivity and specificity independently of any single threshold choice. The area under this curve (AUC) </w:t>
+      </w:r>
+      <w:r>
+        <w:rPr>
+          <w:lang w:val="en-US"/>
+        </w:rPr>
+        <w:t>summarizes</w:t>
+      </w:r>
+      <w:r>
+        <w:rPr/>
+        <w:t xml:space="preserve"> the model's overall discrimination ability, with 0.5 corresponding to random guessing and 1.0 corresponding to perfect discrimination; values above 0.9 are generally considered excellent.</w:t>
       </w:r>
       <w:r>
         <w:br w:type="page"/>
@@ -3790,20 +4122,36 @@
           <w:i/>
           <w:sz w:val="20"/>
         </w:rPr>
-        <w:t>Figure 5.1</w:t>
+        <w:t xml:space="preserve">Figure </w:t>
       </w:r>
       <w:r>
         <w:rPr>
           <w:i/>
           <w:sz w:val="20"/>
-        </w:rPr>
-        <w:t>11111</w:t>
+          <w:lang w:val="en-US"/>
+        </w:rPr>
+        <w:t>3</w:t>
       </w:r>
       <w:r>
         <w:rPr>
           <w:i/>
           <w:sz w:val="20"/>
         </w:rPr>
+        <w:t>.</w:t>
+      </w:r>
+      <w:r>
+        <w:rPr>
+          <w:i/>
+          <w:sz w:val="20"/>
+          <w:lang w:val="en-US"/>
+        </w:rPr>
+        <w:t>7</w:t>
+      </w:r>
+      <w:r>
+        <w:rPr>
+          <w:i/>
+          <w:sz w:val="20"/>
+        </w:rPr>
         <w:t xml:space="preserve"> — ROC curve for the final XGBoost model on the test set</w:t>
       </w:r>
     </w:p>
@@ -4067,7 +4415,7 @@
       </w:pPr>
       <w:r>
         <w:rPr/>
-        <w:t>The Population Stability Index (PSI) quantifies the divergence between a reference distribution (typically the training data) and a comparison distribution (typically newly observed data) for a given feature, by binning the variable and comparing the proportion of observations in each bin. PSI values below 0.10 are conventionally interpreted as indicating a stable feature, values between 0.10 and 0.20 as indicating moderate drift warranting attention, and values above 0.20 as indicating severe drift requiring investigation or model retraining.</w:t>
+        <w:t>The Population Stability Index (PSI) quantifies the divergence between a reference distribution (typically the training data) and a comparison distribution (typically newly observed data) for a given feature, by binning the variable and comparing the proportion of observations in each bin. PSI values below 0.10 are conventionally interpreted as indicating a stable feature with no significant change, values between 0.10 and 0.20 (inclusive of the lower bound) as indicating a moderate change that should be monitored, values of 0.20 or above as indicating a significant change warranting investigation or retraining, and values of 0.30 or above as indicating severe drift requiring immediate action. This four-tier interpretation scale was implemented as a dedicated PSI-calculation routine and applied consistently to every feature-level, prediction-level, and reference-baseline PSI computation reported in Chapters 4 and 5.</w:t>
       </w:r>
     </w:p>
     <w:p>
@@ -4193,7 +4541,27 @@
       </w:pPr>
       <w:r>
         <w:rPr/>
-        <w:t>In this thesis, the predicted-probability space [0, 1] is partitioned into three zones using two thresholds, t1 and t2 (t1 &lt; t2): an automatic-approval zone for predicted probabilities below t1, a manual-review zone for predicted probabilities between t1 and t2, and an automatic-rejection zone for predicted probabilities above t2. The two thresholds are jointly optimised, as described in Section 4.13, to minimise the business cost function subject to a constraint on the maximum acceptable proportion of applications referred to manual review.</w:t>
+        <w:t xml:space="preserve">In this thesis, the predicted-probability space [0, 1] is partitioned into three zones using two thresholds, t1 and t2 (t1 &lt; t2): an automatic-approval zone for predicted probabilities below t1, a manual-review zone for predicted probabilities between t1 and t2, and an automatic-rejection zone for predicted probabilities above t2. The two thresholds are jointly </w:t>
+      </w:r>
+      <w:r>
+        <w:rPr>
+          <w:lang w:val="en-US"/>
+        </w:rPr>
+        <w:t>optimized</w:t>
+      </w:r>
+      <w:r>
+        <w:rPr/>
+        <w:t xml:space="preserve">, as described in Section 4.13, to </w:t>
+      </w:r>
+      <w:r>
+        <w:rPr>
+          <w:lang w:val="en-US"/>
+        </w:rPr>
+        <w:t>minimize</w:t>
+      </w:r>
+      <w:r>
+        <w:rPr/>
+        <w:t xml:space="preserve"> the business cost function subject to a constraint on the maximum acceptable proportion of applications referred to manual review.</w:t>
       </w:r>
     </w:p>
     <w:p>
@@ -4262,7 +4630,27 @@
       </w:pPr>
       <w:r>
         <w:rPr/>
-        <w:t>This study follows a quantitative, applied machine-learning research design, structured as a sequential pipeline: data acquisition and quality assessment, exploratory data analysis, feature engineering and selection, model development and hyper-parameter tuning, cost-sensitive threshold optimisation, explainability analysis, reliability-monitoring simulation, and, finally, the design and evaluation of a selective prediction framework. Each stage produces artefacts (cleaned data, engineered features, a trained model, a selected threshold, explanation outputs, and monitoring baselines) that feed directly into the next stage, and each stage is evaluated using explicit, quantitative criteria rather than qualitative judgement alone. All modelling was implemented in Python, using pandas and NumPy for data manipulation, scikit-learn for preprocessing and evaluation utilities, XGBoost for model training, and SHAP for explainability analysis.</w:t>
+        <w:t xml:space="preserve">This study follows a quantitative, applied machine-learning research design, structured as a sequential pipeline: data acquisition and quality assessment, exploratory data analysis, feature engineering and selection, model development and hyper-parameter tuning, cost-sensitive threshold </w:t>
+      </w:r>
+      <w:r>
+        <w:rPr>
+          <w:lang w:val="en-US"/>
+        </w:rPr>
+        <w:t>optimization</w:t>
+      </w:r>
+      <w:r>
+        <w:rPr/>
+        <w:t xml:space="preserve">, explainability analysis, reliability-monitoring simulation, and, finally, the design and evaluation of a selective prediction framework. Each stage produces </w:t>
+      </w:r>
+      <w:r>
+        <w:rPr>
+          <w:lang w:val="en-US"/>
+        </w:rPr>
+        <w:t>artifacts</w:t>
+      </w:r>
+      <w:r>
+        <w:rPr/>
+        <w:t xml:space="preserve"> (cleaned data, engineered features, a trained model, a selected threshold, explanation outputs, and monitoring baselines) that feed directly into the next stage, and each stage is evaluated using explicit, quantitative criteria rather than qualitative judgment alone. All modeling was implemented in Python, using pandas and NumPy for data manipulation, scikit-learn for preprocessing and evaluation utilities, XGBoost for model training, and SHAP for explainability analysis.</w:t>
       </w:r>
     </w:p>
     <w:p>
@@ -4301,6 +4689,654 @@
     </w:p>
     <w:p>
       <w:pPr>
+        <w:pStyle w:val="Normal"/>
+        <w:spacing w:before="0" w:after="0"/>
+        <w:rPr/>
+      </w:pPr>
+      <w:r>
+        <w:rPr/>
+      </w:r>
+    </w:p>
+    <w:tbl>
+      <w:tblPr>
+        <w:tblW w:w="8640" w:type="dxa"/>
+        <w:jc w:val="start"/>
+        <w:tblInd w:w="113" w:type="dxa"/>
+        <w:tblLayout w:type="fixed"/>
+        <w:tblCellMar>
+          <w:top w:w="0" w:type="dxa"/>
+          <w:start w:w="108" w:type="dxa"/>
+          <w:bottom w:w="0" w:type="dxa"/>
+          <w:end w:w="108" w:type="dxa"/>
+        </w:tblCellMar>
+      </w:tblPr>
+      <w:tblGrid>
+        <w:gridCol w:w="2198"/>
+        <w:gridCol w:w="1402"/>
+        <w:gridCol w:w="5040"/>
+      </w:tblGrid>
+      <w:tr>
+        <w:trPr/>
+        <w:tc>
+          <w:tcPr>
+            <w:tcW w:w="2198" w:type="dxa"/>
+            <w:tcBorders>
+              <w:top w:val="single" w:sz="4" w:space="0" w:color="8EA9DB"/>
+              <w:start w:val="single" w:sz="4" w:space="0" w:color="8EA9DB"/>
+              <w:bottom w:val="single" w:sz="4" w:space="0" w:color="8EA9DB"/>
+              <w:end w:val="single" w:sz="4" w:space="0" w:color="8EA9DB"/>
+            </w:tcBorders>
+            <w:shd w:color="auto" w:fill="D9E2F3" w:val="clear"/>
+            <w:vAlign w:val="center"/>
+          </w:tcPr>
+          <w:p>
+            <w:pPr>
+              <w:pStyle w:val="Normal"/>
+              <w:spacing w:before="40" w:after="40"/>
+              <w:jc w:val="start"/>
+              <w:rPr/>
+            </w:pPr>
+            <w:r>
+              <w:rPr>
+                <w:b/>
+                <w:sz w:val="20"/>
+                <w:szCs w:val="20"/>
+              </w:rPr>
+              <w:t>Category</w:t>
+            </w:r>
+          </w:p>
+        </w:tc>
+        <w:tc>
+          <w:tcPr>
+            <w:tcW w:w="1402" w:type="dxa"/>
+            <w:tcBorders>
+              <w:top w:val="single" w:sz="4" w:space="0" w:color="8EA9DB"/>
+              <w:start w:val="single" w:sz="4" w:space="0" w:color="8EA9DB"/>
+              <w:bottom w:val="single" w:sz="4" w:space="0" w:color="8EA9DB"/>
+              <w:end w:val="single" w:sz="4" w:space="0" w:color="8EA9DB"/>
+            </w:tcBorders>
+            <w:shd w:color="auto" w:fill="D9E2F3" w:val="clear"/>
+            <w:vAlign w:val="center"/>
+          </w:tcPr>
+          <w:p>
+            <w:pPr>
+              <w:pStyle w:val="Normal"/>
+              <w:spacing w:before="40" w:after="40"/>
+              <w:jc w:val="center"/>
+              <w:rPr/>
+            </w:pPr>
+            <w:r>
+              <w:rPr>
+                <w:b/>
+                <w:sz w:val="20"/>
+                <w:szCs w:val="20"/>
+              </w:rPr>
+              <w:t>No. of Features</w:t>
+            </w:r>
+          </w:p>
+        </w:tc>
+        <w:tc>
+          <w:tcPr>
+            <w:tcW w:w="5040" w:type="dxa"/>
+            <w:tcBorders>
+              <w:top w:val="single" w:sz="4" w:space="0" w:color="8EA9DB"/>
+              <w:start w:val="single" w:sz="4" w:space="0" w:color="8EA9DB"/>
+              <w:bottom w:val="single" w:sz="4" w:space="0" w:color="8EA9DB"/>
+              <w:end w:val="single" w:sz="4" w:space="0" w:color="8EA9DB"/>
+            </w:tcBorders>
+            <w:shd w:color="auto" w:fill="D9E2F3" w:val="clear"/>
+            <w:vAlign w:val="center"/>
+          </w:tcPr>
+          <w:p>
+            <w:pPr>
+              <w:pStyle w:val="Normal"/>
+              <w:spacing w:before="40" w:after="40"/>
+              <w:jc w:val="start"/>
+              <w:rPr/>
+            </w:pPr>
+            <w:r>
+              <w:rPr>
+                <w:b/>
+                <w:sz w:val="20"/>
+                <w:szCs w:val="20"/>
+              </w:rPr>
+              <w:t>Representative Features</w:t>
+            </w:r>
+          </w:p>
+        </w:tc>
+      </w:tr>
+      <w:tr>
+        <w:trPr/>
+        <w:tc>
+          <w:tcPr>
+            <w:tcW w:w="2198" w:type="dxa"/>
+            <w:tcBorders>
+              <w:top w:val="single" w:sz="4" w:space="0" w:color="8EA9DB"/>
+              <w:start w:val="single" w:sz="4" w:space="0" w:color="8EA9DB"/>
+              <w:bottom w:val="single" w:sz="4" w:space="0" w:color="8EA9DB"/>
+              <w:end w:val="single" w:sz="4" w:space="0" w:color="8EA9DB"/>
+            </w:tcBorders>
+            <w:vAlign w:val="center"/>
+          </w:tcPr>
+          <w:p>
+            <w:pPr>
+              <w:pStyle w:val="Normal"/>
+              <w:spacing w:before="40" w:after="40"/>
+              <w:jc w:val="start"/>
+              <w:rPr/>
+            </w:pPr>
+            <w:r>
+              <w:rPr>
+                <w:sz w:val="20"/>
+                <w:szCs w:val="20"/>
+              </w:rPr>
+              <w:t>Customer information</w:t>
+            </w:r>
+          </w:p>
+        </w:tc>
+        <w:tc>
+          <w:tcPr>
+            <w:tcW w:w="1402" w:type="dxa"/>
+            <w:tcBorders>
+              <w:top w:val="single" w:sz="4" w:space="0" w:color="8EA9DB"/>
+              <w:start w:val="single" w:sz="4" w:space="0" w:color="8EA9DB"/>
+              <w:bottom w:val="single" w:sz="4" w:space="0" w:color="8EA9DB"/>
+              <w:end w:val="single" w:sz="4" w:space="0" w:color="8EA9DB"/>
+            </w:tcBorders>
+            <w:vAlign w:val="center"/>
+          </w:tcPr>
+          <w:p>
+            <w:pPr>
+              <w:pStyle w:val="Normal"/>
+              <w:spacing w:before="40" w:after="40"/>
+              <w:jc w:val="center"/>
+              <w:rPr/>
+            </w:pPr>
+            <w:r>
+              <w:rPr>
+                <w:sz w:val="20"/>
+                <w:szCs w:val="20"/>
+              </w:rPr>
+              <w:t>4</w:t>
+            </w:r>
+          </w:p>
+        </w:tc>
+        <w:tc>
+          <w:tcPr>
+            <w:tcW w:w="5040" w:type="dxa"/>
+            <w:tcBorders>
+              <w:top w:val="single" w:sz="4" w:space="0" w:color="8EA9DB"/>
+              <w:start w:val="single" w:sz="4" w:space="0" w:color="8EA9DB"/>
+              <w:bottom w:val="single" w:sz="4" w:space="0" w:color="8EA9DB"/>
+              <w:end w:val="single" w:sz="4" w:space="0" w:color="8EA9DB"/>
+            </w:tcBorders>
+            <w:vAlign w:val="center"/>
+          </w:tcPr>
+          <w:p>
+            <w:pPr>
+              <w:pStyle w:val="Normal"/>
+              <w:spacing w:before="40" w:after="40"/>
+              <w:jc w:val="start"/>
+              <w:rPr/>
+            </w:pPr>
+            <w:r>
+              <w:rPr>
+                <w:sz w:val="20"/>
+                <w:szCs w:val="20"/>
+              </w:rPr>
+              <w:t>customer_id, age, occupation_status, years_employed</w:t>
+            </w:r>
+          </w:p>
+        </w:tc>
+      </w:tr>
+      <w:tr>
+        <w:trPr/>
+        <w:tc>
+          <w:tcPr>
+            <w:tcW w:w="2198" w:type="dxa"/>
+            <w:tcBorders>
+              <w:top w:val="single" w:sz="4" w:space="0" w:color="8EA9DB"/>
+              <w:start w:val="single" w:sz="4" w:space="0" w:color="8EA9DB"/>
+              <w:bottom w:val="single" w:sz="4" w:space="0" w:color="8EA9DB"/>
+              <w:end w:val="single" w:sz="4" w:space="0" w:color="8EA9DB"/>
+            </w:tcBorders>
+            <w:vAlign w:val="center"/>
+          </w:tcPr>
+          <w:p>
+            <w:pPr>
+              <w:pStyle w:val="Normal"/>
+              <w:spacing w:before="40" w:after="40"/>
+              <w:jc w:val="start"/>
+              <w:rPr/>
+            </w:pPr>
+            <w:r>
+              <w:rPr>
+                <w:sz w:val="20"/>
+                <w:szCs w:val="20"/>
+              </w:rPr>
+              <w:t>Financial situation</w:t>
+            </w:r>
+          </w:p>
+        </w:tc>
+        <w:tc>
+          <w:tcPr>
+            <w:tcW w:w="1402" w:type="dxa"/>
+            <w:tcBorders>
+              <w:top w:val="single" w:sz="4" w:space="0" w:color="8EA9DB"/>
+              <w:start w:val="single" w:sz="4" w:space="0" w:color="8EA9DB"/>
+              <w:bottom w:val="single" w:sz="4" w:space="0" w:color="8EA9DB"/>
+              <w:end w:val="single" w:sz="4" w:space="0" w:color="8EA9DB"/>
+            </w:tcBorders>
+            <w:vAlign w:val="center"/>
+          </w:tcPr>
+          <w:p>
+            <w:pPr>
+              <w:pStyle w:val="Normal"/>
+              <w:spacing w:before="40" w:after="40"/>
+              <w:jc w:val="center"/>
+              <w:rPr/>
+            </w:pPr>
+            <w:r>
+              <w:rPr>
+                <w:sz w:val="20"/>
+                <w:szCs w:val="20"/>
+              </w:rPr>
+              <w:t>3</w:t>
+            </w:r>
+          </w:p>
+        </w:tc>
+        <w:tc>
+          <w:tcPr>
+            <w:tcW w:w="5040" w:type="dxa"/>
+            <w:tcBorders>
+              <w:top w:val="single" w:sz="4" w:space="0" w:color="8EA9DB"/>
+              <w:start w:val="single" w:sz="4" w:space="0" w:color="8EA9DB"/>
+              <w:bottom w:val="single" w:sz="4" w:space="0" w:color="8EA9DB"/>
+              <w:end w:val="single" w:sz="4" w:space="0" w:color="8EA9DB"/>
+            </w:tcBorders>
+            <w:vAlign w:val="center"/>
+          </w:tcPr>
+          <w:p>
+            <w:pPr>
+              <w:pStyle w:val="Normal"/>
+              <w:spacing w:before="40" w:after="40"/>
+              <w:jc w:val="start"/>
+              <w:rPr/>
+            </w:pPr>
+            <w:r>
+              <w:rPr>
+                <w:sz w:val="20"/>
+                <w:szCs w:val="20"/>
+              </w:rPr>
+              <w:t>annual_income, savings_assets, current_debt</w:t>
+            </w:r>
+          </w:p>
+        </w:tc>
+      </w:tr>
+      <w:tr>
+        <w:trPr/>
+        <w:tc>
+          <w:tcPr>
+            <w:tcW w:w="2198" w:type="dxa"/>
+            <w:tcBorders>
+              <w:top w:val="single" w:sz="4" w:space="0" w:color="8EA9DB"/>
+              <w:start w:val="single" w:sz="4" w:space="0" w:color="8EA9DB"/>
+              <w:bottom w:val="single" w:sz="4" w:space="0" w:color="8EA9DB"/>
+              <w:end w:val="single" w:sz="4" w:space="0" w:color="8EA9DB"/>
+            </w:tcBorders>
+            <w:vAlign w:val="center"/>
+          </w:tcPr>
+          <w:p>
+            <w:pPr>
+              <w:pStyle w:val="Normal"/>
+              <w:spacing w:before="40" w:after="40"/>
+              <w:jc w:val="start"/>
+              <w:rPr/>
+            </w:pPr>
+            <w:r>
+              <w:rPr>
+                <w:sz w:val="20"/>
+                <w:szCs w:val="20"/>
+              </w:rPr>
+              <w:t>Credit history &amp; risk</w:t>
+            </w:r>
+          </w:p>
+        </w:tc>
+        <w:tc>
+          <w:tcPr>
+            <w:tcW w:w="1402" w:type="dxa"/>
+            <w:tcBorders>
+              <w:top w:val="single" w:sz="4" w:space="0" w:color="8EA9DB"/>
+              <w:start w:val="single" w:sz="4" w:space="0" w:color="8EA9DB"/>
+              <w:bottom w:val="single" w:sz="4" w:space="0" w:color="8EA9DB"/>
+              <w:end w:val="single" w:sz="4" w:space="0" w:color="8EA9DB"/>
+            </w:tcBorders>
+            <w:vAlign w:val="center"/>
+          </w:tcPr>
+          <w:p>
+            <w:pPr>
+              <w:pStyle w:val="Normal"/>
+              <w:spacing w:before="40" w:after="40"/>
+              <w:jc w:val="center"/>
+              <w:rPr/>
+            </w:pPr>
+            <w:r>
+              <w:rPr>
+                <w:sz w:val="20"/>
+                <w:szCs w:val="20"/>
+              </w:rPr>
+              <w:t>5</w:t>
+            </w:r>
+          </w:p>
+        </w:tc>
+        <w:tc>
+          <w:tcPr>
+            <w:tcW w:w="5040" w:type="dxa"/>
+            <w:tcBorders>
+              <w:top w:val="single" w:sz="4" w:space="0" w:color="8EA9DB"/>
+              <w:start w:val="single" w:sz="4" w:space="0" w:color="8EA9DB"/>
+              <w:bottom w:val="single" w:sz="4" w:space="0" w:color="8EA9DB"/>
+              <w:end w:val="single" w:sz="4" w:space="0" w:color="8EA9DB"/>
+            </w:tcBorders>
+            <w:vAlign w:val="center"/>
+          </w:tcPr>
+          <w:p>
+            <w:pPr>
+              <w:pStyle w:val="Normal"/>
+              <w:spacing w:before="40" w:after="40"/>
+              <w:jc w:val="start"/>
+              <w:rPr/>
+            </w:pPr>
+            <w:r>
+              <w:rPr>
+                <w:sz w:val="20"/>
+                <w:szCs w:val="20"/>
+              </w:rPr>
+              <w:t>credit_score, credit_history_years, defaults_on_file, delinquencies_last_2yrs, derogatory_marks</w:t>
+            </w:r>
+          </w:p>
+        </w:tc>
+      </w:tr>
+      <w:tr>
+        <w:trPr/>
+        <w:tc>
+          <w:tcPr>
+            <w:tcW w:w="2198" w:type="dxa"/>
+            <w:tcBorders>
+              <w:top w:val="single" w:sz="4" w:space="0" w:color="8EA9DB"/>
+              <w:start w:val="single" w:sz="4" w:space="0" w:color="8EA9DB"/>
+              <w:bottom w:val="single" w:sz="4" w:space="0" w:color="8EA9DB"/>
+              <w:end w:val="single" w:sz="4" w:space="0" w:color="8EA9DB"/>
+            </w:tcBorders>
+            <w:vAlign w:val="center"/>
+          </w:tcPr>
+          <w:p>
+            <w:pPr>
+              <w:pStyle w:val="Normal"/>
+              <w:spacing w:before="40" w:after="40"/>
+              <w:jc w:val="start"/>
+              <w:rPr/>
+            </w:pPr>
+            <w:r>
+              <w:rPr>
+                <w:sz w:val="20"/>
+                <w:szCs w:val="20"/>
+              </w:rPr>
+              <w:t>Loan information</w:t>
+            </w:r>
+          </w:p>
+        </w:tc>
+        <w:tc>
+          <w:tcPr>
+            <w:tcW w:w="1402" w:type="dxa"/>
+            <w:tcBorders>
+              <w:top w:val="single" w:sz="4" w:space="0" w:color="8EA9DB"/>
+              <w:start w:val="single" w:sz="4" w:space="0" w:color="8EA9DB"/>
+              <w:bottom w:val="single" w:sz="4" w:space="0" w:color="8EA9DB"/>
+              <w:end w:val="single" w:sz="4" w:space="0" w:color="8EA9DB"/>
+            </w:tcBorders>
+            <w:vAlign w:val="center"/>
+          </w:tcPr>
+          <w:p>
+            <w:pPr>
+              <w:pStyle w:val="Normal"/>
+              <w:spacing w:before="40" w:after="40"/>
+              <w:jc w:val="center"/>
+              <w:rPr/>
+            </w:pPr>
+            <w:r>
+              <w:rPr>
+                <w:sz w:val="20"/>
+                <w:szCs w:val="20"/>
+              </w:rPr>
+              <w:t>4</w:t>
+            </w:r>
+          </w:p>
+        </w:tc>
+        <w:tc>
+          <w:tcPr>
+            <w:tcW w:w="5040" w:type="dxa"/>
+            <w:tcBorders>
+              <w:top w:val="single" w:sz="4" w:space="0" w:color="8EA9DB"/>
+              <w:start w:val="single" w:sz="4" w:space="0" w:color="8EA9DB"/>
+              <w:bottom w:val="single" w:sz="4" w:space="0" w:color="8EA9DB"/>
+              <w:end w:val="single" w:sz="4" w:space="0" w:color="8EA9DB"/>
+            </w:tcBorders>
+            <w:vAlign w:val="center"/>
+          </w:tcPr>
+          <w:p>
+            <w:pPr>
+              <w:pStyle w:val="Normal"/>
+              <w:spacing w:before="40" w:after="40"/>
+              <w:jc w:val="start"/>
+              <w:rPr/>
+            </w:pPr>
+            <w:r>
+              <w:rPr>
+                <w:sz w:val="20"/>
+                <w:szCs w:val="20"/>
+              </w:rPr>
+              <w:t>product_type, loan_intent, loan_amount, interest_rate</w:t>
+            </w:r>
+          </w:p>
+        </w:tc>
+      </w:tr>
+      <w:tr>
+        <w:trPr/>
+        <w:tc>
+          <w:tcPr>
+            <w:tcW w:w="2198" w:type="dxa"/>
+            <w:tcBorders>
+              <w:top w:val="single" w:sz="4" w:space="0" w:color="8EA9DB"/>
+              <w:start w:val="single" w:sz="4" w:space="0" w:color="8EA9DB"/>
+              <w:bottom w:val="single" w:sz="4" w:space="0" w:color="8EA9DB"/>
+              <w:end w:val="single" w:sz="4" w:space="0" w:color="8EA9DB"/>
+            </w:tcBorders>
+            <w:vAlign w:val="center"/>
+          </w:tcPr>
+          <w:p>
+            <w:pPr>
+              <w:pStyle w:val="Normal"/>
+              <w:spacing w:before="40" w:after="40"/>
+              <w:jc w:val="start"/>
+              <w:rPr/>
+            </w:pPr>
+            <w:r>
+              <w:rPr>
+                <w:sz w:val="20"/>
+                <w:szCs w:val="20"/>
+              </w:rPr>
+              <w:t>Financial ratios</w:t>
+            </w:r>
+          </w:p>
+        </w:tc>
+        <w:tc>
+          <w:tcPr>
+            <w:tcW w:w="1402" w:type="dxa"/>
+            <w:tcBorders>
+              <w:top w:val="single" w:sz="4" w:space="0" w:color="8EA9DB"/>
+              <w:start w:val="single" w:sz="4" w:space="0" w:color="8EA9DB"/>
+              <w:bottom w:val="single" w:sz="4" w:space="0" w:color="8EA9DB"/>
+              <w:end w:val="single" w:sz="4" w:space="0" w:color="8EA9DB"/>
+            </w:tcBorders>
+            <w:vAlign w:val="center"/>
+          </w:tcPr>
+          <w:p>
+            <w:pPr>
+              <w:pStyle w:val="Normal"/>
+              <w:spacing w:before="40" w:after="40"/>
+              <w:jc w:val="center"/>
+              <w:rPr/>
+            </w:pPr>
+            <w:r>
+              <w:rPr>
+                <w:sz w:val="20"/>
+                <w:szCs w:val="20"/>
+              </w:rPr>
+              <w:t>3</w:t>
+            </w:r>
+          </w:p>
+        </w:tc>
+        <w:tc>
+          <w:tcPr>
+            <w:tcW w:w="5040" w:type="dxa"/>
+            <w:tcBorders>
+              <w:top w:val="single" w:sz="4" w:space="0" w:color="8EA9DB"/>
+              <w:start w:val="single" w:sz="4" w:space="0" w:color="8EA9DB"/>
+              <w:bottom w:val="single" w:sz="4" w:space="0" w:color="8EA9DB"/>
+              <w:end w:val="single" w:sz="4" w:space="0" w:color="8EA9DB"/>
+            </w:tcBorders>
+            <w:vAlign w:val="center"/>
+          </w:tcPr>
+          <w:p>
+            <w:pPr>
+              <w:pStyle w:val="Normal"/>
+              <w:spacing w:before="40" w:after="40"/>
+              <w:jc w:val="start"/>
+              <w:rPr/>
+            </w:pPr>
+            <w:r>
+              <w:rPr>
+                <w:sz w:val="20"/>
+                <w:szCs w:val="20"/>
+              </w:rPr>
+              <w:t>debt_to_income_ratio, loan_to_income_ratio, payment_to_income_ratio</w:t>
+            </w:r>
+          </w:p>
+        </w:tc>
+      </w:tr>
+      <w:tr>
+        <w:trPr/>
+        <w:tc>
+          <w:tcPr>
+            <w:tcW w:w="2198" w:type="dxa"/>
+            <w:tcBorders>
+              <w:top w:val="single" w:sz="4" w:space="0" w:color="8EA9DB"/>
+              <w:start w:val="single" w:sz="4" w:space="0" w:color="8EA9DB"/>
+              <w:bottom w:val="single" w:sz="4" w:space="0" w:color="8EA9DB"/>
+              <w:end w:val="single" w:sz="4" w:space="0" w:color="8EA9DB"/>
+            </w:tcBorders>
+            <w:vAlign w:val="center"/>
+          </w:tcPr>
+          <w:p>
+            <w:pPr>
+              <w:pStyle w:val="Normal"/>
+              <w:spacing w:before="40" w:after="40"/>
+              <w:jc w:val="start"/>
+              <w:rPr/>
+            </w:pPr>
+            <w:r>
+              <w:rPr>
+                <w:sz w:val="20"/>
+                <w:szCs w:val="20"/>
+              </w:rPr>
+              <w:t>Target variable</w:t>
+            </w:r>
+          </w:p>
+        </w:tc>
+        <w:tc>
+          <w:tcPr>
+            <w:tcW w:w="1402" w:type="dxa"/>
+            <w:tcBorders>
+              <w:top w:val="single" w:sz="4" w:space="0" w:color="8EA9DB"/>
+              <w:start w:val="single" w:sz="4" w:space="0" w:color="8EA9DB"/>
+              <w:bottom w:val="single" w:sz="4" w:space="0" w:color="8EA9DB"/>
+              <w:end w:val="single" w:sz="4" w:space="0" w:color="8EA9DB"/>
+            </w:tcBorders>
+            <w:vAlign w:val="center"/>
+          </w:tcPr>
+          <w:p>
+            <w:pPr>
+              <w:pStyle w:val="Normal"/>
+              <w:spacing w:before="40" w:after="40"/>
+              <w:jc w:val="center"/>
+              <w:rPr/>
+            </w:pPr>
+            <w:r>
+              <w:rPr>
+                <w:sz w:val="20"/>
+                <w:szCs w:val="20"/>
+              </w:rPr>
+              <w:t>1</w:t>
+            </w:r>
+          </w:p>
+        </w:tc>
+        <w:tc>
+          <w:tcPr>
+            <w:tcW w:w="5040" w:type="dxa"/>
+            <w:tcBorders>
+              <w:top w:val="single" w:sz="4" w:space="0" w:color="8EA9DB"/>
+              <w:start w:val="single" w:sz="4" w:space="0" w:color="8EA9DB"/>
+              <w:bottom w:val="single" w:sz="4" w:space="0" w:color="8EA9DB"/>
+              <w:end w:val="single" w:sz="4" w:space="0" w:color="8EA9DB"/>
+            </w:tcBorders>
+            <w:vAlign w:val="center"/>
+          </w:tcPr>
+          <w:p>
+            <w:pPr>
+              <w:pStyle w:val="Normal"/>
+              <w:spacing w:before="40" w:after="40"/>
+              <w:jc w:val="start"/>
+              <w:rPr/>
+            </w:pPr>
+            <w:r>
+              <w:rPr>
+                <w:sz w:val="20"/>
+                <w:szCs w:val="20"/>
+              </w:rPr>
+              <w:t>loan_status</w:t>
+            </w:r>
+          </w:p>
+        </w:tc>
+      </w:tr>
+    </w:tbl>
+    <w:p>
+      <w:pPr>
+        <w:pStyle w:val="Normal"/>
+        <w:spacing w:before="120" w:after="160"/>
+        <w:jc w:val="center"/>
+        <w:rPr/>
+      </w:pPr>
+      <w:r>
+        <w:rPr>
+          <w:i/>
+          <w:sz w:val="20"/>
+        </w:rPr>
+        <w:t>Table 4.1 — Summary of dataset features by category</w:t>
+      </w:r>
+    </w:p>
+    <w:p>
+      <w:pPr>
+        <w:pStyle w:val="Normal"/>
+        <w:spacing w:before="0" w:after="0"/>
+        <w:rPr/>
+      </w:pPr>
+      <w:r>
+        <w:rPr/>
+      </w:r>
+    </w:p>
+    <w:p>
+      <w:pPr>
         <w:pStyle w:val="Heading3"/>
         <w:spacing w:before="220" w:after="120"/>
         <w:rPr/>
@@ -4342,7 +5378,7 @@
       </w:pPr>
       <w:r>
         <w:rPr/>
-        <w:t>The target variable, loan_status, is binary, coded 1 for the higher-risk outcome (default, or, depending on the dataset's labelling convention, loan rejection on risk grounds) and 0 for the safe outcome. As reported in Section 4.4.4, the observed class distribution is moderately imbalanced, with 27,522 records (55.05%) in the majority class and 22,477 records (44.95%) in the minority class, corresponding to an imbalance ratio of 1.22.</w:t>
+        <w:t>The target variable, loan_status, is binary, coded 1 for the higher-risk outcome (default, or, depending on the dataset's labeling convention, loan rejection on risk grounds) and 0 for the safe outcome. As reported in Section 4.4.4, the observed class distribution is moderately imbalanced, with 27,522 records (55.05%) in the majority class and 22,477 records (44.95%) in the minority class, corresponding to an imbalance ratio of 1.22.</w:t>
       </w:r>
     </w:p>
     <w:p>
@@ -4365,7 +5401,17 @@
       </w:pPr>
       <w:r>
         <w:rPr/>
-        <w:t>Prior to cleaning, the raw dataset exhibited two notable data-quality characteristics: a very large number of records (48,901 of 50,000) initially appeared to violate a plausible-range validation rule applied to the three financial ratio variables, and one record was identified for removal during the cleaning process, leaving a final, cleaned dataset of 49,999 records. As detailed in Section 4.3, the first of these characteristics was ultimately determined to be an artefact of inconsistent ratio scaling rather than genuine data corruption.</w:t>
+        <w:t xml:space="preserve">Prior to cleaning, the raw dataset exhibited two notable data-quality characteristics: a very large number of records (48,901 of 50,000) initially appeared to violate a plausible-range validation rule applied to the three financial ratio variables, and one record was identified for removal during the cleaning process, leaving a final, cleaned dataset of 49,999 records. As detailed in Section 4.3, the first of these characteristics was ultimately determined to be an </w:t>
+      </w:r>
+      <w:r>
+        <w:rPr>
+          <w:lang w:val="en-US"/>
+        </w:rPr>
+        <w:t>artifact</w:t>
+      </w:r>
+      <w:r>
+        <w:rPr/>
+        <w:t xml:space="preserve"> of inconsistent ratio scaling rather than genuine data corruption.</w:t>
       </w:r>
     </w:p>
     <w:p>
@@ -4399,7 +5445,17 @@
       </w:pPr>
       <w:r>
         <w:rPr/>
-        <w:t>The data-cleaning pipeline began with a systematic search for corrupted or malformed records, including rows containing text artefacts (such as residual version-control merge markers), malformed numeric strings, and values that fell outside plausible business-defined ranges (for example, a credit score below 300 or above 850, or a negative age). Each validation rule was applied independently and the results were combined into a single boolean flag per row, allowing the total number and pattern of corrupted rows to be quantified before any records were removed.</w:t>
+        <w:t xml:space="preserve">The data-cleaning pipeline began with a systematic search for corrupted or malformed records, including rows containing text </w:t>
+      </w:r>
+      <w:r>
+        <w:rPr>
+          <w:lang w:val="en-US"/>
+        </w:rPr>
+        <w:t>artifacts</w:t>
+      </w:r>
+      <w:r>
+        <w:rPr/>
+        <w:t xml:space="preserve"> (such as residual version-control merge markers), malformed numeric strings, and values that fell outside plausible business-defined ranges (for example, a credit score below 300 or above 850, or a negative age). Each validation rule was applied independently and the results were combined into a single boolean flag per row, allowing the total number and pattern of corrupted rows to be quantified before any records were removed.</w:t>
       </w:r>
     </w:p>
     <w:p>
@@ -4496,6 +5552,886 @@
     </w:p>
     <w:p>
       <w:pPr>
+        <w:pStyle w:val="Normal"/>
+        <w:spacing w:before="0" w:after="0"/>
+        <w:rPr/>
+      </w:pPr>
+      <w:r>
+        <w:rPr/>
+      </w:r>
+    </w:p>
+    <w:p>
+      <w:pPr>
+        <w:pStyle w:val="Normal"/>
+        <w:spacing w:before="0" w:after="0"/>
+        <w:rPr/>
+      </w:pPr>
+      <w:r>
+        <w:rPr/>
+      </w:r>
+    </w:p>
+    <w:p>
+      <w:pPr>
+        <w:pStyle w:val="Normal"/>
+        <w:spacing w:before="0" w:after="0"/>
+        <w:rPr/>
+      </w:pPr>
+      <w:r>
+        <w:rPr/>
+      </w:r>
+    </w:p>
+    <w:p>
+      <w:pPr>
+        <w:pStyle w:val="Normal"/>
+        <w:spacing w:before="0" w:after="0"/>
+        <w:rPr/>
+      </w:pPr>
+      <w:r>
+        <w:rPr/>
+      </w:r>
+    </w:p>
+    <w:p>
+      <w:pPr>
+        <w:pStyle w:val="Normal"/>
+        <w:spacing w:before="0" w:after="0"/>
+        <w:rPr/>
+      </w:pPr>
+      <w:r>
+        <w:rPr/>
+      </w:r>
+    </w:p>
+    <w:tbl>
+      <w:tblPr>
+        <w:tblW w:w="8640" w:type="dxa"/>
+        <w:jc w:val="start"/>
+        <w:tblInd w:w="113" w:type="dxa"/>
+        <w:tblLayout w:type="fixed"/>
+        <w:tblCellMar>
+          <w:top w:w="0" w:type="dxa"/>
+          <w:start w:w="108" w:type="dxa"/>
+          <w:bottom w:w="0" w:type="dxa"/>
+          <w:end w:w="108" w:type="dxa"/>
+        </w:tblCellMar>
+      </w:tblPr>
+      <w:tblGrid>
+        <w:gridCol w:w="2100"/>
+        <w:gridCol w:w="2899"/>
+        <w:gridCol w:w="1639"/>
+        <w:gridCol w:w="2002"/>
+      </w:tblGrid>
+      <w:tr>
+        <w:trPr/>
+        <w:tc>
+          <w:tcPr>
+            <w:tcW w:w="2100" w:type="dxa"/>
+            <w:tcBorders>
+              <w:top w:val="single" w:sz="4" w:space="0" w:color="8EA9DB"/>
+              <w:start w:val="single" w:sz="4" w:space="0" w:color="8EA9DB"/>
+              <w:bottom w:val="single" w:sz="4" w:space="0" w:color="8EA9DB"/>
+              <w:end w:val="single" w:sz="4" w:space="0" w:color="8EA9DB"/>
+            </w:tcBorders>
+            <w:shd w:color="auto" w:fill="D9E2F3" w:val="clear"/>
+            <w:vAlign w:val="center"/>
+          </w:tcPr>
+          <w:p>
+            <w:pPr>
+              <w:pStyle w:val="Normal"/>
+              <w:spacing w:before="40" w:after="40"/>
+              <w:jc w:val="start"/>
+              <w:rPr/>
+            </w:pPr>
+            <w:r>
+              <w:rPr>
+                <w:b/>
+                <w:sz w:val="20"/>
+                <w:szCs w:val="20"/>
+              </w:rPr>
+              <w:t>Validation Check</w:t>
+            </w:r>
+          </w:p>
+        </w:tc>
+        <w:tc>
+          <w:tcPr>
+            <w:tcW w:w="2899" w:type="dxa"/>
+            <w:tcBorders>
+              <w:top w:val="single" w:sz="4" w:space="0" w:color="8EA9DB"/>
+              <w:start w:val="single" w:sz="4" w:space="0" w:color="8EA9DB"/>
+              <w:bottom w:val="single" w:sz="4" w:space="0" w:color="8EA9DB"/>
+              <w:end w:val="single" w:sz="4" w:space="0" w:color="8EA9DB"/>
+            </w:tcBorders>
+            <w:shd w:color="auto" w:fill="D9E2F3" w:val="clear"/>
+            <w:vAlign w:val="center"/>
+          </w:tcPr>
+          <w:p>
+            <w:pPr>
+              <w:pStyle w:val="Normal"/>
+              <w:spacing w:before="40" w:after="40"/>
+              <w:jc w:val="start"/>
+              <w:rPr/>
+            </w:pPr>
+            <w:r>
+              <w:rPr>
+                <w:b/>
+                <w:sz w:val="20"/>
+                <w:szCs w:val="20"/>
+              </w:rPr>
+              <w:t>Rule Applied</w:t>
+            </w:r>
+          </w:p>
+        </w:tc>
+        <w:tc>
+          <w:tcPr>
+            <w:tcW w:w="1639" w:type="dxa"/>
+            <w:tcBorders>
+              <w:top w:val="single" w:sz="4" w:space="0" w:color="8EA9DB"/>
+              <w:start w:val="single" w:sz="4" w:space="0" w:color="8EA9DB"/>
+              <w:bottom w:val="single" w:sz="4" w:space="0" w:color="8EA9DB"/>
+              <w:end w:val="single" w:sz="4" w:space="0" w:color="8EA9DB"/>
+            </w:tcBorders>
+            <w:shd w:color="auto" w:fill="D9E2F3" w:val="clear"/>
+            <w:vAlign w:val="center"/>
+          </w:tcPr>
+          <w:p>
+            <w:pPr>
+              <w:pStyle w:val="Normal"/>
+              <w:spacing w:before="40" w:after="40"/>
+              <w:jc w:val="center"/>
+              <w:rPr/>
+            </w:pPr>
+            <w:r>
+              <w:rPr>
+                <w:b/>
+                <w:sz w:val="20"/>
+                <w:szCs w:val="20"/>
+              </w:rPr>
+              <w:t>Records Flagged (of 50,000)</w:t>
+            </w:r>
+          </w:p>
+        </w:tc>
+        <w:tc>
+          <w:tcPr>
+            <w:tcW w:w="2002" w:type="dxa"/>
+            <w:tcBorders>
+              <w:top w:val="single" w:sz="4" w:space="0" w:color="8EA9DB"/>
+              <w:start w:val="single" w:sz="4" w:space="0" w:color="8EA9DB"/>
+              <w:bottom w:val="single" w:sz="4" w:space="0" w:color="8EA9DB"/>
+              <w:end w:val="single" w:sz="4" w:space="0" w:color="8EA9DB"/>
+            </w:tcBorders>
+            <w:shd w:color="auto" w:fill="D9E2F3" w:val="clear"/>
+            <w:vAlign w:val="center"/>
+          </w:tcPr>
+          <w:p>
+            <w:pPr>
+              <w:pStyle w:val="Normal"/>
+              <w:spacing w:before="40" w:after="40"/>
+              <w:jc w:val="start"/>
+              <w:rPr/>
+            </w:pPr>
+            <w:r>
+              <w:rPr>
+                <w:b/>
+                <w:sz w:val="20"/>
+                <w:szCs w:val="20"/>
+              </w:rPr>
+              <w:t>Outcome</w:t>
+            </w:r>
+          </w:p>
+        </w:tc>
+      </w:tr>
+      <w:tr>
+        <w:trPr/>
+        <w:tc>
+          <w:tcPr>
+            <w:tcW w:w="2100" w:type="dxa"/>
+            <w:tcBorders>
+              <w:top w:val="single" w:sz="4" w:space="0" w:color="8EA9DB"/>
+              <w:start w:val="single" w:sz="4" w:space="0" w:color="8EA9DB"/>
+              <w:bottom w:val="single" w:sz="4" w:space="0" w:color="8EA9DB"/>
+              <w:end w:val="single" w:sz="4" w:space="0" w:color="8EA9DB"/>
+            </w:tcBorders>
+            <w:vAlign w:val="center"/>
+          </w:tcPr>
+          <w:p>
+            <w:pPr>
+              <w:pStyle w:val="Normal"/>
+              <w:spacing w:before="40" w:after="40"/>
+              <w:jc w:val="start"/>
+              <w:rPr/>
+            </w:pPr>
+            <w:r>
+              <w:rPr>
+                <w:sz w:val="20"/>
+                <w:szCs w:val="20"/>
+              </w:rPr>
+              <w:t>Financial-ratio range check (initial)</w:t>
+            </w:r>
+          </w:p>
+        </w:tc>
+        <w:tc>
+          <w:tcPr>
+            <w:tcW w:w="2899" w:type="dxa"/>
+            <w:tcBorders>
+              <w:top w:val="single" w:sz="4" w:space="0" w:color="8EA9DB"/>
+              <w:start w:val="single" w:sz="4" w:space="0" w:color="8EA9DB"/>
+              <w:bottom w:val="single" w:sz="4" w:space="0" w:color="8EA9DB"/>
+              <w:end w:val="single" w:sz="4" w:space="0" w:color="8EA9DB"/>
+            </w:tcBorders>
+            <w:vAlign w:val="center"/>
+          </w:tcPr>
+          <w:p>
+            <w:pPr>
+              <w:pStyle w:val="Normal"/>
+              <w:spacing w:before="40" w:after="40"/>
+              <w:jc w:val="start"/>
+              <w:rPr/>
+            </w:pPr>
+            <w:r>
+              <w:rPr>
+                <w:sz w:val="20"/>
+                <w:szCs w:val="20"/>
+              </w:rPr>
+              <w:t>0 ≤ ratio ≤ 100 applied to stored ratio values</w:t>
+            </w:r>
+          </w:p>
+        </w:tc>
+        <w:tc>
+          <w:tcPr>
+            <w:tcW w:w="1639" w:type="dxa"/>
+            <w:tcBorders>
+              <w:top w:val="single" w:sz="4" w:space="0" w:color="8EA9DB"/>
+              <w:start w:val="single" w:sz="4" w:space="0" w:color="8EA9DB"/>
+              <w:bottom w:val="single" w:sz="4" w:space="0" w:color="8EA9DB"/>
+              <w:end w:val="single" w:sz="4" w:space="0" w:color="8EA9DB"/>
+            </w:tcBorders>
+            <w:vAlign w:val="center"/>
+          </w:tcPr>
+          <w:p>
+            <w:pPr>
+              <w:pStyle w:val="Normal"/>
+              <w:spacing w:before="40" w:after="40"/>
+              <w:jc w:val="center"/>
+              <w:rPr/>
+            </w:pPr>
+            <w:r>
+              <w:rPr>
+                <w:sz w:val="20"/>
+                <w:szCs w:val="20"/>
+              </w:rPr>
+              <w:t>48,901 (97.8%)</w:t>
+            </w:r>
+          </w:p>
+        </w:tc>
+        <w:tc>
+          <w:tcPr>
+            <w:tcW w:w="2002" w:type="dxa"/>
+            <w:tcBorders>
+              <w:top w:val="single" w:sz="4" w:space="0" w:color="8EA9DB"/>
+              <w:start w:val="single" w:sz="4" w:space="0" w:color="8EA9DB"/>
+              <w:bottom w:val="single" w:sz="4" w:space="0" w:color="8EA9DB"/>
+              <w:end w:val="single" w:sz="4" w:space="0" w:color="8EA9DB"/>
+            </w:tcBorders>
+            <w:vAlign w:val="center"/>
+          </w:tcPr>
+          <w:p>
+            <w:pPr>
+              <w:pStyle w:val="Normal"/>
+              <w:spacing w:before="40" w:after="40"/>
+              <w:jc w:val="start"/>
+              <w:rPr/>
+            </w:pPr>
+            <w:r>
+              <w:rPr>
+                <w:sz w:val="20"/>
+                <w:szCs w:val="20"/>
+              </w:rPr>
+              <w:t>False positives; resolved by recalculating ratios from underlying financial variables</w:t>
+            </w:r>
+          </w:p>
+        </w:tc>
+      </w:tr>
+      <w:tr>
+        <w:trPr/>
+        <w:tc>
+          <w:tcPr>
+            <w:tcW w:w="2100" w:type="dxa"/>
+            <w:tcBorders>
+              <w:top w:val="single" w:sz="4" w:space="0" w:color="8EA9DB"/>
+              <w:start w:val="single" w:sz="4" w:space="0" w:color="8EA9DB"/>
+              <w:bottom w:val="single" w:sz="4" w:space="0" w:color="8EA9DB"/>
+              <w:end w:val="single" w:sz="4" w:space="0" w:color="8EA9DB"/>
+            </w:tcBorders>
+            <w:vAlign w:val="center"/>
+          </w:tcPr>
+          <w:p>
+            <w:pPr>
+              <w:pStyle w:val="Normal"/>
+              <w:spacing w:before="40" w:after="40"/>
+              <w:jc w:val="start"/>
+              <w:rPr/>
+            </w:pPr>
+            <w:r>
+              <w:rPr>
+                <w:sz w:val="20"/>
+                <w:szCs w:val="20"/>
+              </w:rPr>
+              <w:t>Financial-ratio range check (corrected)</w:t>
+            </w:r>
+          </w:p>
+        </w:tc>
+        <w:tc>
+          <w:tcPr>
+            <w:tcW w:w="2899" w:type="dxa"/>
+            <w:tcBorders>
+              <w:top w:val="single" w:sz="4" w:space="0" w:color="8EA9DB"/>
+              <w:start w:val="single" w:sz="4" w:space="0" w:color="8EA9DB"/>
+              <w:bottom w:val="single" w:sz="4" w:space="0" w:color="8EA9DB"/>
+              <w:end w:val="single" w:sz="4" w:space="0" w:color="8EA9DB"/>
+            </w:tcBorders>
+            <w:vAlign w:val="center"/>
+          </w:tcPr>
+          <w:p>
+            <w:pPr>
+              <w:pStyle w:val="Normal"/>
+              <w:spacing w:before="40" w:after="40"/>
+              <w:jc w:val="start"/>
+              <w:rPr/>
+            </w:pPr>
+            <w:r>
+              <w:rPr>
+                <w:sz w:val="20"/>
+                <w:szCs w:val="20"/>
+              </w:rPr>
+              <w:t>Ratios recalculated from current_debt, loan_amount, annual_income and implied payment</w:t>
+            </w:r>
+          </w:p>
+        </w:tc>
+        <w:tc>
+          <w:tcPr>
+            <w:tcW w:w="1639" w:type="dxa"/>
+            <w:tcBorders>
+              <w:top w:val="single" w:sz="4" w:space="0" w:color="8EA9DB"/>
+              <w:start w:val="single" w:sz="4" w:space="0" w:color="8EA9DB"/>
+              <w:bottom w:val="single" w:sz="4" w:space="0" w:color="8EA9DB"/>
+              <w:end w:val="single" w:sz="4" w:space="0" w:color="8EA9DB"/>
+            </w:tcBorders>
+            <w:vAlign w:val="center"/>
+          </w:tcPr>
+          <w:p>
+            <w:pPr>
+              <w:pStyle w:val="Normal"/>
+              <w:spacing w:before="40" w:after="40"/>
+              <w:jc w:val="center"/>
+              <w:rPr/>
+            </w:pPr>
+            <w:r>
+              <w:rPr>
+                <w:sz w:val="20"/>
+                <w:szCs w:val="20"/>
+              </w:rPr>
+              <w:t>0</w:t>
+            </w:r>
+          </w:p>
+        </w:tc>
+        <w:tc>
+          <w:tcPr>
+            <w:tcW w:w="2002" w:type="dxa"/>
+            <w:tcBorders>
+              <w:top w:val="single" w:sz="4" w:space="0" w:color="8EA9DB"/>
+              <w:start w:val="single" w:sz="4" w:space="0" w:color="8EA9DB"/>
+              <w:bottom w:val="single" w:sz="4" w:space="0" w:color="8EA9DB"/>
+              <w:end w:val="single" w:sz="4" w:space="0" w:color="8EA9DB"/>
+            </w:tcBorders>
+            <w:vAlign w:val="center"/>
+          </w:tcPr>
+          <w:p>
+            <w:pPr>
+              <w:pStyle w:val="Normal"/>
+              <w:spacing w:before="40" w:after="40"/>
+              <w:jc w:val="start"/>
+              <w:rPr/>
+            </w:pPr>
+            <w:r>
+              <w:rPr>
+                <w:sz w:val="20"/>
+                <w:szCs w:val="20"/>
+              </w:rPr>
+              <w:t>Passed</w:t>
+            </w:r>
+          </w:p>
+        </w:tc>
+      </w:tr>
+      <w:tr>
+        <w:trPr/>
+        <w:tc>
+          <w:tcPr>
+            <w:tcW w:w="2100" w:type="dxa"/>
+            <w:tcBorders>
+              <w:top w:val="single" w:sz="4" w:space="0" w:color="8EA9DB"/>
+              <w:start w:val="single" w:sz="4" w:space="0" w:color="8EA9DB"/>
+              <w:bottom w:val="single" w:sz="4" w:space="0" w:color="8EA9DB"/>
+              <w:end w:val="single" w:sz="4" w:space="0" w:color="8EA9DB"/>
+            </w:tcBorders>
+            <w:vAlign w:val="center"/>
+          </w:tcPr>
+          <w:p>
+            <w:pPr>
+              <w:pStyle w:val="Normal"/>
+              <w:spacing w:before="40" w:after="40"/>
+              <w:jc w:val="start"/>
+              <w:rPr/>
+            </w:pPr>
+            <w:r>
+              <w:rPr>
+                <w:sz w:val="20"/>
+                <w:szCs w:val="20"/>
+              </w:rPr>
+              <w:t>Missing-value check</w:t>
+            </w:r>
+          </w:p>
+        </w:tc>
+        <w:tc>
+          <w:tcPr>
+            <w:tcW w:w="2899" w:type="dxa"/>
+            <w:tcBorders>
+              <w:top w:val="single" w:sz="4" w:space="0" w:color="8EA9DB"/>
+              <w:start w:val="single" w:sz="4" w:space="0" w:color="8EA9DB"/>
+              <w:bottom w:val="single" w:sz="4" w:space="0" w:color="8EA9DB"/>
+              <w:end w:val="single" w:sz="4" w:space="0" w:color="8EA9DB"/>
+            </w:tcBorders>
+            <w:vAlign w:val="center"/>
+          </w:tcPr>
+          <w:p>
+            <w:pPr>
+              <w:pStyle w:val="Normal"/>
+              <w:spacing w:before="40" w:after="40"/>
+              <w:jc w:val="start"/>
+              <w:rPr/>
+            </w:pPr>
+            <w:r>
+              <w:rPr>
+                <w:sz w:val="20"/>
+                <w:szCs w:val="20"/>
+              </w:rPr>
+              <w:t>isna().sum() across all 20 columns</w:t>
+            </w:r>
+          </w:p>
+        </w:tc>
+        <w:tc>
+          <w:tcPr>
+            <w:tcW w:w="1639" w:type="dxa"/>
+            <w:tcBorders>
+              <w:top w:val="single" w:sz="4" w:space="0" w:color="8EA9DB"/>
+              <w:start w:val="single" w:sz="4" w:space="0" w:color="8EA9DB"/>
+              <w:bottom w:val="single" w:sz="4" w:space="0" w:color="8EA9DB"/>
+              <w:end w:val="single" w:sz="4" w:space="0" w:color="8EA9DB"/>
+            </w:tcBorders>
+            <w:vAlign w:val="center"/>
+          </w:tcPr>
+          <w:p>
+            <w:pPr>
+              <w:pStyle w:val="Normal"/>
+              <w:spacing w:before="40" w:after="40"/>
+              <w:jc w:val="center"/>
+              <w:rPr/>
+            </w:pPr>
+            <w:r>
+              <w:rPr>
+                <w:sz w:val="20"/>
+                <w:szCs w:val="20"/>
+              </w:rPr>
+              <w:t>0</w:t>
+            </w:r>
+          </w:p>
+        </w:tc>
+        <w:tc>
+          <w:tcPr>
+            <w:tcW w:w="2002" w:type="dxa"/>
+            <w:tcBorders>
+              <w:top w:val="single" w:sz="4" w:space="0" w:color="8EA9DB"/>
+              <w:start w:val="single" w:sz="4" w:space="0" w:color="8EA9DB"/>
+              <w:bottom w:val="single" w:sz="4" w:space="0" w:color="8EA9DB"/>
+              <w:end w:val="single" w:sz="4" w:space="0" w:color="8EA9DB"/>
+            </w:tcBorders>
+            <w:vAlign w:val="center"/>
+          </w:tcPr>
+          <w:p>
+            <w:pPr>
+              <w:pStyle w:val="Normal"/>
+              <w:spacing w:before="40" w:after="40"/>
+              <w:jc w:val="start"/>
+              <w:rPr/>
+            </w:pPr>
+            <w:r>
+              <w:rPr>
+                <w:sz w:val="20"/>
+                <w:szCs w:val="20"/>
+              </w:rPr>
+              <w:t>Passed — no missing values found</w:t>
+            </w:r>
+          </w:p>
+        </w:tc>
+      </w:tr>
+      <w:tr>
+        <w:trPr/>
+        <w:tc>
+          <w:tcPr>
+            <w:tcW w:w="2100" w:type="dxa"/>
+            <w:tcBorders>
+              <w:top w:val="single" w:sz="4" w:space="0" w:color="8EA9DB"/>
+              <w:start w:val="single" w:sz="4" w:space="0" w:color="8EA9DB"/>
+              <w:bottom w:val="single" w:sz="4" w:space="0" w:color="8EA9DB"/>
+              <w:end w:val="single" w:sz="4" w:space="0" w:color="8EA9DB"/>
+            </w:tcBorders>
+            <w:vAlign w:val="center"/>
+          </w:tcPr>
+          <w:p>
+            <w:pPr>
+              <w:pStyle w:val="Normal"/>
+              <w:spacing w:before="40" w:after="40"/>
+              <w:jc w:val="start"/>
+              <w:rPr/>
+            </w:pPr>
+            <w:r>
+              <w:rPr>
+                <w:sz w:val="20"/>
+                <w:szCs w:val="20"/>
+              </w:rPr>
+              <w:t>Duplicate-row check</w:t>
+            </w:r>
+          </w:p>
+        </w:tc>
+        <w:tc>
+          <w:tcPr>
+            <w:tcW w:w="2899" w:type="dxa"/>
+            <w:tcBorders>
+              <w:top w:val="single" w:sz="4" w:space="0" w:color="8EA9DB"/>
+              <w:start w:val="single" w:sz="4" w:space="0" w:color="8EA9DB"/>
+              <w:bottom w:val="single" w:sz="4" w:space="0" w:color="8EA9DB"/>
+              <w:end w:val="single" w:sz="4" w:space="0" w:color="8EA9DB"/>
+            </w:tcBorders>
+            <w:vAlign w:val="center"/>
+          </w:tcPr>
+          <w:p>
+            <w:pPr>
+              <w:pStyle w:val="Normal"/>
+              <w:spacing w:before="40" w:after="40"/>
+              <w:jc w:val="start"/>
+              <w:rPr/>
+            </w:pPr>
+            <w:r>
+              <w:rPr>
+                <w:sz w:val="20"/>
+                <w:szCs w:val="20"/>
+              </w:rPr>
+              <w:t>duplicated().sum()</w:t>
+            </w:r>
+          </w:p>
+        </w:tc>
+        <w:tc>
+          <w:tcPr>
+            <w:tcW w:w="1639" w:type="dxa"/>
+            <w:tcBorders>
+              <w:top w:val="single" w:sz="4" w:space="0" w:color="8EA9DB"/>
+              <w:start w:val="single" w:sz="4" w:space="0" w:color="8EA9DB"/>
+              <w:bottom w:val="single" w:sz="4" w:space="0" w:color="8EA9DB"/>
+              <w:end w:val="single" w:sz="4" w:space="0" w:color="8EA9DB"/>
+            </w:tcBorders>
+            <w:vAlign w:val="center"/>
+          </w:tcPr>
+          <w:p>
+            <w:pPr>
+              <w:pStyle w:val="Normal"/>
+              <w:spacing w:before="40" w:after="40"/>
+              <w:jc w:val="center"/>
+              <w:rPr/>
+            </w:pPr>
+            <w:r>
+              <w:rPr>
+                <w:sz w:val="20"/>
+                <w:szCs w:val="20"/>
+              </w:rPr>
+              <w:t>0</w:t>
+            </w:r>
+          </w:p>
+        </w:tc>
+        <w:tc>
+          <w:tcPr>
+            <w:tcW w:w="2002" w:type="dxa"/>
+            <w:tcBorders>
+              <w:top w:val="single" w:sz="4" w:space="0" w:color="8EA9DB"/>
+              <w:start w:val="single" w:sz="4" w:space="0" w:color="8EA9DB"/>
+              <w:bottom w:val="single" w:sz="4" w:space="0" w:color="8EA9DB"/>
+              <w:end w:val="single" w:sz="4" w:space="0" w:color="8EA9DB"/>
+            </w:tcBorders>
+            <w:vAlign w:val="center"/>
+          </w:tcPr>
+          <w:p>
+            <w:pPr>
+              <w:pStyle w:val="Normal"/>
+              <w:spacing w:before="40" w:after="40"/>
+              <w:jc w:val="start"/>
+              <w:rPr/>
+            </w:pPr>
+            <w:r>
+              <w:rPr>
+                <w:sz w:val="20"/>
+                <w:szCs w:val="20"/>
+              </w:rPr>
+              <w:t>Passed — no exact duplicates found</w:t>
+            </w:r>
+          </w:p>
+        </w:tc>
+      </w:tr>
+      <w:tr>
+        <w:trPr/>
+        <w:tc>
+          <w:tcPr>
+            <w:tcW w:w="2100" w:type="dxa"/>
+            <w:tcBorders>
+              <w:top w:val="single" w:sz="4" w:space="0" w:color="8EA9DB"/>
+              <w:start w:val="single" w:sz="4" w:space="0" w:color="8EA9DB"/>
+              <w:bottom w:val="single" w:sz="4" w:space="0" w:color="8EA9DB"/>
+              <w:end w:val="single" w:sz="4" w:space="0" w:color="8EA9DB"/>
+            </w:tcBorders>
+            <w:vAlign w:val="center"/>
+          </w:tcPr>
+          <w:p>
+            <w:pPr>
+              <w:pStyle w:val="Normal"/>
+              <w:spacing w:before="40" w:after="40"/>
+              <w:jc w:val="start"/>
+              <w:rPr/>
+            </w:pPr>
+            <w:r>
+              <w:rPr>
+                <w:sz w:val="20"/>
+                <w:szCs w:val="20"/>
+              </w:rPr>
+              <w:t>Range/validity checks (age, credit_score, interest_rate)</w:t>
+            </w:r>
+          </w:p>
+        </w:tc>
+        <w:tc>
+          <w:tcPr>
+            <w:tcW w:w="2899" w:type="dxa"/>
+            <w:tcBorders>
+              <w:top w:val="single" w:sz="4" w:space="0" w:color="8EA9DB"/>
+              <w:start w:val="single" w:sz="4" w:space="0" w:color="8EA9DB"/>
+              <w:bottom w:val="single" w:sz="4" w:space="0" w:color="8EA9DB"/>
+              <w:end w:val="single" w:sz="4" w:space="0" w:color="8EA9DB"/>
+            </w:tcBorders>
+            <w:vAlign w:val="center"/>
+          </w:tcPr>
+          <w:p>
+            <w:pPr>
+              <w:pStyle w:val="Normal"/>
+              <w:spacing w:before="40" w:after="40"/>
+              <w:jc w:val="start"/>
+              <w:rPr/>
+            </w:pPr>
+            <w:r>
+              <w:rPr>
+                <w:sz w:val="20"/>
+                <w:szCs w:val="20"/>
+              </w:rPr>
+              <w:t>Business-defined plausible ranges</w:t>
+            </w:r>
+          </w:p>
+        </w:tc>
+        <w:tc>
+          <w:tcPr>
+            <w:tcW w:w="1639" w:type="dxa"/>
+            <w:tcBorders>
+              <w:top w:val="single" w:sz="4" w:space="0" w:color="8EA9DB"/>
+              <w:start w:val="single" w:sz="4" w:space="0" w:color="8EA9DB"/>
+              <w:bottom w:val="single" w:sz="4" w:space="0" w:color="8EA9DB"/>
+              <w:end w:val="single" w:sz="4" w:space="0" w:color="8EA9DB"/>
+            </w:tcBorders>
+            <w:vAlign w:val="center"/>
+          </w:tcPr>
+          <w:p>
+            <w:pPr>
+              <w:pStyle w:val="Normal"/>
+              <w:spacing w:before="40" w:after="40"/>
+              <w:jc w:val="center"/>
+              <w:rPr/>
+            </w:pPr>
+            <w:r>
+              <w:rPr>
+                <w:sz w:val="20"/>
+                <w:szCs w:val="20"/>
+              </w:rPr>
+              <w:t>0 (after ratio correction)</w:t>
+            </w:r>
+          </w:p>
+        </w:tc>
+        <w:tc>
+          <w:tcPr>
+            <w:tcW w:w="2002" w:type="dxa"/>
+            <w:tcBorders>
+              <w:top w:val="single" w:sz="4" w:space="0" w:color="8EA9DB"/>
+              <w:start w:val="single" w:sz="4" w:space="0" w:color="8EA9DB"/>
+              <w:bottom w:val="single" w:sz="4" w:space="0" w:color="8EA9DB"/>
+              <w:end w:val="single" w:sz="4" w:space="0" w:color="8EA9DB"/>
+            </w:tcBorders>
+            <w:vAlign w:val="center"/>
+          </w:tcPr>
+          <w:p>
+            <w:pPr>
+              <w:pStyle w:val="Normal"/>
+              <w:spacing w:before="40" w:after="40"/>
+              <w:jc w:val="start"/>
+              <w:rPr/>
+            </w:pPr>
+            <w:r>
+              <w:rPr>
+                <w:sz w:val="20"/>
+                <w:szCs w:val="20"/>
+              </w:rPr>
+              <w:t>Passed</w:t>
+            </w:r>
+          </w:p>
+        </w:tc>
+      </w:tr>
+      <w:tr>
+        <w:trPr/>
+        <w:tc>
+          <w:tcPr>
+            <w:tcW w:w="2100" w:type="dxa"/>
+            <w:tcBorders>
+              <w:top w:val="single" w:sz="4" w:space="0" w:color="8EA9DB"/>
+              <w:start w:val="single" w:sz="4" w:space="0" w:color="8EA9DB"/>
+              <w:bottom w:val="single" w:sz="4" w:space="0" w:color="8EA9DB"/>
+              <w:end w:val="single" w:sz="4" w:space="0" w:color="8EA9DB"/>
+            </w:tcBorders>
+            <w:vAlign w:val="center"/>
+          </w:tcPr>
+          <w:p>
+            <w:pPr>
+              <w:pStyle w:val="Normal"/>
+              <w:spacing w:before="40" w:after="40"/>
+              <w:jc w:val="start"/>
+              <w:rPr/>
+            </w:pPr>
+            <w:r>
+              <w:rPr>
+                <w:sz w:val="20"/>
+                <w:szCs w:val="20"/>
+              </w:rPr>
+              <w:t>Overall record disposition</w:t>
+            </w:r>
+          </w:p>
+        </w:tc>
+        <w:tc>
+          <w:tcPr>
+            <w:tcW w:w="2899" w:type="dxa"/>
+            <w:tcBorders>
+              <w:top w:val="single" w:sz="4" w:space="0" w:color="8EA9DB"/>
+              <w:start w:val="single" w:sz="4" w:space="0" w:color="8EA9DB"/>
+              <w:bottom w:val="single" w:sz="4" w:space="0" w:color="8EA9DB"/>
+              <w:end w:val="single" w:sz="4" w:space="0" w:color="8EA9DB"/>
+            </w:tcBorders>
+            <w:vAlign w:val="center"/>
+          </w:tcPr>
+          <w:p>
+            <w:pPr>
+              <w:pStyle w:val="Normal"/>
+              <w:spacing w:before="40" w:after="40"/>
+              <w:jc w:val="start"/>
+              <w:rPr/>
+            </w:pPr>
+            <w:r>
+              <w:rPr>
+                <w:sz w:val="20"/>
+                <w:szCs w:val="20"/>
+              </w:rPr>
+              <w:t>—</w:t>
+            </w:r>
+          </w:p>
+        </w:tc>
+        <w:tc>
+          <w:tcPr>
+            <w:tcW w:w="1639" w:type="dxa"/>
+            <w:tcBorders>
+              <w:top w:val="single" w:sz="4" w:space="0" w:color="8EA9DB"/>
+              <w:start w:val="single" w:sz="4" w:space="0" w:color="8EA9DB"/>
+              <w:bottom w:val="single" w:sz="4" w:space="0" w:color="8EA9DB"/>
+              <w:end w:val="single" w:sz="4" w:space="0" w:color="8EA9DB"/>
+            </w:tcBorders>
+            <w:vAlign w:val="center"/>
+          </w:tcPr>
+          <w:p>
+            <w:pPr>
+              <w:pStyle w:val="Normal"/>
+              <w:spacing w:before="40" w:after="40"/>
+              <w:jc w:val="center"/>
+              <w:rPr/>
+            </w:pPr>
+            <w:r>
+              <w:rPr>
+                <w:sz w:val="20"/>
+                <w:szCs w:val="20"/>
+              </w:rPr>
+              <w:t>1 record removed</w:t>
+            </w:r>
+          </w:p>
+        </w:tc>
+        <w:tc>
+          <w:tcPr>
+            <w:tcW w:w="2002" w:type="dxa"/>
+            <w:tcBorders>
+              <w:top w:val="single" w:sz="4" w:space="0" w:color="8EA9DB"/>
+              <w:start w:val="single" w:sz="4" w:space="0" w:color="8EA9DB"/>
+              <w:bottom w:val="single" w:sz="4" w:space="0" w:color="8EA9DB"/>
+              <w:end w:val="single" w:sz="4" w:space="0" w:color="8EA9DB"/>
+            </w:tcBorders>
+            <w:vAlign w:val="center"/>
+          </w:tcPr>
+          <w:p>
+            <w:pPr>
+              <w:pStyle w:val="Normal"/>
+              <w:spacing w:before="40" w:after="40"/>
+              <w:jc w:val="start"/>
+              <w:rPr/>
+            </w:pPr>
+            <w:r>
+              <w:rPr>
+                <w:sz w:val="20"/>
+                <w:szCs w:val="20"/>
+              </w:rPr>
+              <w:t>Final cleaned dataset: 49,999 records</w:t>
+            </w:r>
+          </w:p>
+        </w:tc>
+      </w:tr>
+    </w:tbl>
+    <w:p>
+      <w:pPr>
+        <w:pStyle w:val="Normal"/>
+        <w:spacing w:before="120" w:after="160"/>
+        <w:jc w:val="center"/>
+        <w:rPr/>
+      </w:pPr>
+      <w:r>
+        <w:rPr>
+          <w:i/>
+          <w:sz w:val="20"/>
+        </w:rPr>
+        <w:t>Table 4.2 — Data-cleaning validation rules and outcomes</w:t>
+      </w:r>
+    </w:p>
+    <w:p>
+      <w:pPr>
+        <w:pStyle w:val="Normal"/>
+        <w:spacing w:before="0" w:after="0"/>
+        <w:rPr/>
+      </w:pPr>
+      <w:r>
+        <w:rPr/>
+      </w:r>
+    </w:p>
+    <w:p>
+      <w:pPr>
         <w:pStyle w:val="Heading2"/>
         <w:spacing w:before="300" w:after="150"/>
         <w:rPr/>
@@ -4571,7 +6507,17 @@
       </w:pPr>
       <w:r>
         <w:rPr/>
-        <w:t>Spearman rank correlation was computed among all original numerical features and the target variable, chosen for its robustness to the skewness and mild outliers present in the raw financial variables. The resulting correlation matrix was visualised as a heatmap, with dark red cells indicating strong positive association, dark blue cells indicating strong negative association, and pale cells indicating weak or negligible monotonic association. This analysis identified the variables most strongly associated with loan_status and highlighted pairs of predictor variables exhibiting potential multicollinearity, informing the subsequent feature-selection stage.</w:t>
+        <w:t xml:space="preserve">Spearman rank correlation was computed among all original numerical features and the target variable, chosen for its robustness to the skewness and mild outliers present in the raw financial variables. The resulting correlation matrix was </w:t>
+      </w:r>
+      <w:r>
+        <w:rPr>
+          <w:lang w:val="en-US"/>
+        </w:rPr>
+        <w:t>visualized</w:t>
+      </w:r>
+      <w:r>
+        <w:rPr/>
+        <w:t xml:space="preserve"> as a heatmap, with dark red cells indicating strong positive association, dark blue cells indicating strong negative association, and pale cells indicating weak or negligible monotonic association. This analysis identified the variables most strongly associated with loan_status and highlighted pairs of predictor variables exhibiting potential multicollinearity, informing the subsequent feature-selection stage.</w:t>
       </w:r>
     </w:p>
     <w:p>
@@ -4582,8 +6528,9 @@
         <w:rPr/>
       </w:pPr>
       <w:r>
+        <w:rPr/>
         <w:drawing>
-          <wp:anchor distT="0" distB="0" distL="0" distR="0" simplePos="0" relativeHeight="10" behindDoc="0" locked="0" layoutInCell="0" allowOverlap="1">
+          <wp:anchor distT="0" distB="0" distL="0" distR="0" simplePos="0" relativeHeight="11" behindDoc="0" locked="0" layoutInCell="0" allowOverlap="1">
             <wp:simplePos x="0" y="0"/>
             <wp:positionH relativeFrom="column">
               <wp:align>center</wp:align>
@@ -4629,9 +6576,20 @@
           </wp:anchor>
         </w:drawing>
       </w:r>
-      <w:r>
-        <w:rPr/>
-        <w:t>xxx</w:t>
+    </w:p>
+    <w:p>
+      <w:pPr>
+        <w:pStyle w:val="Normal"/>
+        <w:spacing w:before="0" w:after="180"/>
+        <w:jc w:val="center"/>
+        <w:rPr/>
+      </w:pPr>
+      <w:r>
+        <w:rPr>
+          <w:i/>
+          <w:sz w:val="20"/>
+        </w:rPr>
+        <w:t>Figure 4.1 — Spearman correlation heatmap of numerical features</w:t>
       </w:r>
     </w:p>
     <w:p>
@@ -4803,7 +6761,17 @@
       </w:pPr>
       <w:r>
         <w:rPr/>
-        <w:t>Because the loan_amount variable retained a clearly multimodal distribution even after logarithmic and standardisation transformation, reflecting the presence of several common borrowing ranges (for example, smaller personal or education loans versus larger home-improvement or business loans), it was additionally discretised into three categorical loan-amount groups (small, medium, large), providing the model with an explicit, more directly learnable representation of this segment structure. The final engineered dataset, df_transform, combined the original variables, the four log-transformed variables, the eight standardised variables, the two binary-encoded count variables, the one-hot encoded categorical variables, and the categorical loan-amount grouping, from which the final predictive feature set was selected as described in Section 4.6.</w:t>
+        <w:t xml:space="preserve">Because the loan_amount variable retained a clearly multimodal distribution even after logarithmic and standardisation transformation, reflecting the presence of several common borrowing ranges (for example, smaller personal or education loans versus larger home-improvement or business loans), it was additionally discretised into three categorical loan-amount groups (small, medium, large), providing the model with an explicit, more directly learnable representation of this segment structure. The final engineered dataset, df_transform, combined the original variables, the four log-transformed variables, the eight </w:t>
+      </w:r>
+      <w:r>
+        <w:rPr>
+          <w:lang w:val="en-US"/>
+        </w:rPr>
+        <w:t>standardized</w:t>
+      </w:r>
+      <w:r>
+        <w:rPr/>
+        <w:t xml:space="preserve"> variables, the two binary-encoded count variables, the one-hot encoded categorical variables, and the categorical loan-amount grouping, from which the final predictive feature set was selected as described in Section 4.6.</w:t>
       </w:r>
     </w:p>
     <w:p>
@@ -5094,6 +7062,738 @@
     </w:p>
     <w:p>
       <w:pPr>
+        <w:pStyle w:val="Normal"/>
+        <w:spacing w:before="0" w:after="0"/>
+        <w:rPr/>
+      </w:pPr>
+      <w:r>
+        <w:rPr/>
+      </w:r>
+    </w:p>
+    <w:tbl>
+      <w:tblPr>
+        <w:tblW w:w="8640" w:type="dxa"/>
+        <w:jc w:val="start"/>
+        <w:tblInd w:w="113" w:type="dxa"/>
+        <w:tblLayout w:type="fixed"/>
+        <w:tblCellMar>
+          <w:top w:w="0" w:type="dxa"/>
+          <w:start w:w="108" w:type="dxa"/>
+          <w:bottom w:w="0" w:type="dxa"/>
+          <w:end w:w="108" w:type="dxa"/>
+        </w:tblCellMar>
+      </w:tblPr>
+      <w:tblGrid>
+        <w:gridCol w:w="2598"/>
+        <w:gridCol w:w="4200"/>
+        <w:gridCol w:w="1842"/>
+      </w:tblGrid>
+      <w:tr>
+        <w:trPr/>
+        <w:tc>
+          <w:tcPr>
+            <w:tcW w:w="2598" w:type="dxa"/>
+            <w:tcBorders>
+              <w:top w:val="single" w:sz="4" w:space="0" w:color="8EA9DB"/>
+              <w:start w:val="single" w:sz="4" w:space="0" w:color="8EA9DB"/>
+              <w:bottom w:val="single" w:sz="4" w:space="0" w:color="8EA9DB"/>
+              <w:end w:val="single" w:sz="4" w:space="0" w:color="8EA9DB"/>
+            </w:tcBorders>
+            <w:shd w:color="auto" w:fill="D9E2F3" w:val="clear"/>
+            <w:vAlign w:val="center"/>
+          </w:tcPr>
+          <w:p>
+            <w:pPr>
+              <w:pStyle w:val="Normal"/>
+              <w:spacing w:before="40" w:after="40"/>
+              <w:jc w:val="start"/>
+              <w:rPr/>
+            </w:pPr>
+            <w:r>
+              <w:rPr>
+                <w:b/>
+                <w:sz w:val="20"/>
+                <w:szCs w:val="20"/>
+              </w:rPr>
+              <w:t>Hyperparameter</w:t>
+            </w:r>
+          </w:p>
+        </w:tc>
+        <w:tc>
+          <w:tcPr>
+            <w:tcW w:w="4200" w:type="dxa"/>
+            <w:tcBorders>
+              <w:top w:val="single" w:sz="4" w:space="0" w:color="8EA9DB"/>
+              <w:start w:val="single" w:sz="4" w:space="0" w:color="8EA9DB"/>
+              <w:bottom w:val="single" w:sz="4" w:space="0" w:color="8EA9DB"/>
+              <w:end w:val="single" w:sz="4" w:space="0" w:color="8EA9DB"/>
+            </w:tcBorders>
+            <w:shd w:color="auto" w:fill="D9E2F3" w:val="clear"/>
+            <w:vAlign w:val="center"/>
+          </w:tcPr>
+          <w:p>
+            <w:pPr>
+              <w:pStyle w:val="Normal"/>
+              <w:spacing w:before="40" w:after="40"/>
+              <w:jc w:val="start"/>
+              <w:rPr/>
+            </w:pPr>
+            <w:r>
+              <w:rPr>
+                <w:b/>
+                <w:sz w:val="20"/>
+                <w:szCs w:val="20"/>
+              </w:rPr>
+              <w:t>Candidate Values</w:t>
+            </w:r>
+          </w:p>
+        </w:tc>
+        <w:tc>
+          <w:tcPr>
+            <w:tcW w:w="1842" w:type="dxa"/>
+            <w:tcBorders>
+              <w:top w:val="single" w:sz="4" w:space="0" w:color="8EA9DB"/>
+              <w:start w:val="single" w:sz="4" w:space="0" w:color="8EA9DB"/>
+              <w:bottom w:val="single" w:sz="4" w:space="0" w:color="8EA9DB"/>
+              <w:end w:val="single" w:sz="4" w:space="0" w:color="8EA9DB"/>
+            </w:tcBorders>
+            <w:shd w:color="auto" w:fill="D9E2F3" w:val="clear"/>
+            <w:vAlign w:val="center"/>
+          </w:tcPr>
+          <w:p>
+            <w:pPr>
+              <w:pStyle w:val="Normal"/>
+              <w:spacing w:before="40" w:after="40"/>
+              <w:jc w:val="center"/>
+              <w:rPr/>
+            </w:pPr>
+            <w:r>
+              <w:rPr>
+                <w:b/>
+                <w:sz w:val="20"/>
+                <w:szCs w:val="20"/>
+              </w:rPr>
+              <w:t>No. of Values</w:t>
+            </w:r>
+          </w:p>
+        </w:tc>
+      </w:tr>
+      <w:tr>
+        <w:trPr/>
+        <w:tc>
+          <w:tcPr>
+            <w:tcW w:w="2598" w:type="dxa"/>
+            <w:tcBorders>
+              <w:top w:val="single" w:sz="4" w:space="0" w:color="8EA9DB"/>
+              <w:start w:val="single" w:sz="4" w:space="0" w:color="8EA9DB"/>
+              <w:bottom w:val="single" w:sz="4" w:space="0" w:color="8EA9DB"/>
+              <w:end w:val="single" w:sz="4" w:space="0" w:color="8EA9DB"/>
+            </w:tcBorders>
+            <w:vAlign w:val="center"/>
+          </w:tcPr>
+          <w:p>
+            <w:pPr>
+              <w:pStyle w:val="Normal"/>
+              <w:spacing w:before="40" w:after="40"/>
+              <w:jc w:val="start"/>
+              <w:rPr/>
+            </w:pPr>
+            <w:r>
+              <w:rPr>
+                <w:sz w:val="20"/>
+                <w:szCs w:val="20"/>
+              </w:rPr>
+              <w:t>Learning rate (eta)</w:t>
+            </w:r>
+          </w:p>
+        </w:tc>
+        <w:tc>
+          <w:tcPr>
+            <w:tcW w:w="4200" w:type="dxa"/>
+            <w:tcBorders>
+              <w:top w:val="single" w:sz="4" w:space="0" w:color="8EA9DB"/>
+              <w:start w:val="single" w:sz="4" w:space="0" w:color="8EA9DB"/>
+              <w:bottom w:val="single" w:sz="4" w:space="0" w:color="8EA9DB"/>
+              <w:end w:val="single" w:sz="4" w:space="0" w:color="8EA9DB"/>
+            </w:tcBorders>
+            <w:vAlign w:val="center"/>
+          </w:tcPr>
+          <w:p>
+            <w:pPr>
+              <w:pStyle w:val="Normal"/>
+              <w:spacing w:before="40" w:after="40"/>
+              <w:jc w:val="start"/>
+              <w:rPr/>
+            </w:pPr>
+            <w:r>
+              <w:rPr>
+                <w:sz w:val="20"/>
+                <w:szCs w:val="20"/>
+              </w:rPr>
+              <w:t>0.01, 0.05, 0.1, 0.2</w:t>
+            </w:r>
+          </w:p>
+        </w:tc>
+        <w:tc>
+          <w:tcPr>
+            <w:tcW w:w="1842" w:type="dxa"/>
+            <w:tcBorders>
+              <w:top w:val="single" w:sz="4" w:space="0" w:color="8EA9DB"/>
+              <w:start w:val="single" w:sz="4" w:space="0" w:color="8EA9DB"/>
+              <w:bottom w:val="single" w:sz="4" w:space="0" w:color="8EA9DB"/>
+              <w:end w:val="single" w:sz="4" w:space="0" w:color="8EA9DB"/>
+            </w:tcBorders>
+            <w:vAlign w:val="center"/>
+          </w:tcPr>
+          <w:p>
+            <w:pPr>
+              <w:pStyle w:val="Normal"/>
+              <w:spacing w:before="40" w:after="40"/>
+              <w:jc w:val="center"/>
+              <w:rPr/>
+            </w:pPr>
+            <w:r>
+              <w:rPr>
+                <w:sz w:val="20"/>
+                <w:szCs w:val="20"/>
+              </w:rPr>
+              <w:t>4</w:t>
+            </w:r>
+          </w:p>
+        </w:tc>
+      </w:tr>
+      <w:tr>
+        <w:trPr/>
+        <w:tc>
+          <w:tcPr>
+            <w:tcW w:w="2598" w:type="dxa"/>
+            <w:tcBorders>
+              <w:top w:val="single" w:sz="4" w:space="0" w:color="8EA9DB"/>
+              <w:start w:val="single" w:sz="4" w:space="0" w:color="8EA9DB"/>
+              <w:bottom w:val="single" w:sz="4" w:space="0" w:color="8EA9DB"/>
+              <w:end w:val="single" w:sz="4" w:space="0" w:color="8EA9DB"/>
+            </w:tcBorders>
+            <w:vAlign w:val="center"/>
+          </w:tcPr>
+          <w:p>
+            <w:pPr>
+              <w:pStyle w:val="Normal"/>
+              <w:spacing w:before="40" w:after="40"/>
+              <w:jc w:val="start"/>
+              <w:rPr/>
+            </w:pPr>
+            <w:r>
+              <w:rPr>
+                <w:sz w:val="20"/>
+                <w:szCs w:val="20"/>
+              </w:rPr>
+              <w:t>Maximum tree depth</w:t>
+            </w:r>
+          </w:p>
+        </w:tc>
+        <w:tc>
+          <w:tcPr>
+            <w:tcW w:w="4200" w:type="dxa"/>
+            <w:tcBorders>
+              <w:top w:val="single" w:sz="4" w:space="0" w:color="8EA9DB"/>
+              <w:start w:val="single" w:sz="4" w:space="0" w:color="8EA9DB"/>
+              <w:bottom w:val="single" w:sz="4" w:space="0" w:color="8EA9DB"/>
+              <w:end w:val="single" w:sz="4" w:space="0" w:color="8EA9DB"/>
+            </w:tcBorders>
+            <w:vAlign w:val="center"/>
+          </w:tcPr>
+          <w:p>
+            <w:pPr>
+              <w:pStyle w:val="Normal"/>
+              <w:spacing w:before="40" w:after="40"/>
+              <w:jc w:val="start"/>
+              <w:rPr/>
+            </w:pPr>
+            <w:r>
+              <w:rPr>
+                <w:sz w:val="20"/>
+                <w:szCs w:val="20"/>
+              </w:rPr>
+              <w:t>3, 4, 5, 6</w:t>
+            </w:r>
+          </w:p>
+        </w:tc>
+        <w:tc>
+          <w:tcPr>
+            <w:tcW w:w="1842" w:type="dxa"/>
+            <w:tcBorders>
+              <w:top w:val="single" w:sz="4" w:space="0" w:color="8EA9DB"/>
+              <w:start w:val="single" w:sz="4" w:space="0" w:color="8EA9DB"/>
+              <w:bottom w:val="single" w:sz="4" w:space="0" w:color="8EA9DB"/>
+              <w:end w:val="single" w:sz="4" w:space="0" w:color="8EA9DB"/>
+            </w:tcBorders>
+            <w:vAlign w:val="center"/>
+          </w:tcPr>
+          <w:p>
+            <w:pPr>
+              <w:pStyle w:val="Normal"/>
+              <w:spacing w:before="40" w:after="40"/>
+              <w:jc w:val="center"/>
+              <w:rPr/>
+            </w:pPr>
+            <w:r>
+              <w:rPr>
+                <w:sz w:val="20"/>
+                <w:szCs w:val="20"/>
+              </w:rPr>
+              <w:t>4</w:t>
+            </w:r>
+          </w:p>
+        </w:tc>
+      </w:tr>
+      <w:tr>
+        <w:trPr/>
+        <w:tc>
+          <w:tcPr>
+            <w:tcW w:w="2598" w:type="dxa"/>
+            <w:tcBorders>
+              <w:top w:val="single" w:sz="4" w:space="0" w:color="8EA9DB"/>
+              <w:start w:val="single" w:sz="4" w:space="0" w:color="8EA9DB"/>
+              <w:bottom w:val="single" w:sz="4" w:space="0" w:color="8EA9DB"/>
+              <w:end w:val="single" w:sz="4" w:space="0" w:color="8EA9DB"/>
+            </w:tcBorders>
+            <w:vAlign w:val="center"/>
+          </w:tcPr>
+          <w:p>
+            <w:pPr>
+              <w:pStyle w:val="Normal"/>
+              <w:spacing w:before="40" w:after="40"/>
+              <w:jc w:val="start"/>
+              <w:rPr/>
+            </w:pPr>
+            <w:r>
+              <w:rPr>
+                <w:sz w:val="20"/>
+                <w:szCs w:val="20"/>
+              </w:rPr>
+              <w:t>Minimum child weight</w:t>
+            </w:r>
+          </w:p>
+        </w:tc>
+        <w:tc>
+          <w:tcPr>
+            <w:tcW w:w="4200" w:type="dxa"/>
+            <w:tcBorders>
+              <w:top w:val="single" w:sz="4" w:space="0" w:color="8EA9DB"/>
+              <w:start w:val="single" w:sz="4" w:space="0" w:color="8EA9DB"/>
+              <w:bottom w:val="single" w:sz="4" w:space="0" w:color="8EA9DB"/>
+              <w:end w:val="single" w:sz="4" w:space="0" w:color="8EA9DB"/>
+            </w:tcBorders>
+            <w:vAlign w:val="center"/>
+          </w:tcPr>
+          <w:p>
+            <w:pPr>
+              <w:pStyle w:val="Normal"/>
+              <w:spacing w:before="40" w:after="40"/>
+              <w:jc w:val="start"/>
+              <w:rPr/>
+            </w:pPr>
+            <w:r>
+              <w:rPr>
+                <w:sz w:val="20"/>
+                <w:szCs w:val="20"/>
+              </w:rPr>
+              <w:t>1, 5</w:t>
+            </w:r>
+          </w:p>
+        </w:tc>
+        <w:tc>
+          <w:tcPr>
+            <w:tcW w:w="1842" w:type="dxa"/>
+            <w:tcBorders>
+              <w:top w:val="single" w:sz="4" w:space="0" w:color="8EA9DB"/>
+              <w:start w:val="single" w:sz="4" w:space="0" w:color="8EA9DB"/>
+              <w:bottom w:val="single" w:sz="4" w:space="0" w:color="8EA9DB"/>
+              <w:end w:val="single" w:sz="4" w:space="0" w:color="8EA9DB"/>
+            </w:tcBorders>
+            <w:vAlign w:val="center"/>
+          </w:tcPr>
+          <w:p>
+            <w:pPr>
+              <w:pStyle w:val="Normal"/>
+              <w:spacing w:before="40" w:after="40"/>
+              <w:jc w:val="center"/>
+              <w:rPr/>
+            </w:pPr>
+            <w:r>
+              <w:rPr>
+                <w:sz w:val="20"/>
+                <w:szCs w:val="20"/>
+              </w:rPr>
+              <w:t>2</w:t>
+            </w:r>
+          </w:p>
+        </w:tc>
+      </w:tr>
+      <w:tr>
+        <w:trPr/>
+        <w:tc>
+          <w:tcPr>
+            <w:tcW w:w="2598" w:type="dxa"/>
+            <w:tcBorders>
+              <w:top w:val="single" w:sz="4" w:space="0" w:color="8EA9DB"/>
+              <w:start w:val="single" w:sz="4" w:space="0" w:color="8EA9DB"/>
+              <w:bottom w:val="single" w:sz="4" w:space="0" w:color="8EA9DB"/>
+              <w:end w:val="single" w:sz="4" w:space="0" w:color="8EA9DB"/>
+            </w:tcBorders>
+            <w:vAlign w:val="center"/>
+          </w:tcPr>
+          <w:p>
+            <w:pPr>
+              <w:pStyle w:val="Normal"/>
+              <w:spacing w:before="40" w:after="40"/>
+              <w:jc w:val="start"/>
+              <w:rPr/>
+            </w:pPr>
+            <w:r>
+              <w:rPr>
+                <w:sz w:val="20"/>
+                <w:szCs w:val="20"/>
+              </w:rPr>
+              <w:t>Subsample ratio</w:t>
+            </w:r>
+          </w:p>
+        </w:tc>
+        <w:tc>
+          <w:tcPr>
+            <w:tcW w:w="4200" w:type="dxa"/>
+            <w:tcBorders>
+              <w:top w:val="single" w:sz="4" w:space="0" w:color="8EA9DB"/>
+              <w:start w:val="single" w:sz="4" w:space="0" w:color="8EA9DB"/>
+              <w:bottom w:val="single" w:sz="4" w:space="0" w:color="8EA9DB"/>
+              <w:end w:val="single" w:sz="4" w:space="0" w:color="8EA9DB"/>
+            </w:tcBorders>
+            <w:vAlign w:val="center"/>
+          </w:tcPr>
+          <w:p>
+            <w:pPr>
+              <w:pStyle w:val="Normal"/>
+              <w:spacing w:before="40" w:after="40"/>
+              <w:jc w:val="start"/>
+              <w:rPr/>
+            </w:pPr>
+            <w:r>
+              <w:rPr>
+                <w:sz w:val="20"/>
+                <w:szCs w:val="20"/>
+              </w:rPr>
+              <w:t>0.8, 1.0</w:t>
+            </w:r>
+          </w:p>
+        </w:tc>
+        <w:tc>
+          <w:tcPr>
+            <w:tcW w:w="1842" w:type="dxa"/>
+            <w:tcBorders>
+              <w:top w:val="single" w:sz="4" w:space="0" w:color="8EA9DB"/>
+              <w:start w:val="single" w:sz="4" w:space="0" w:color="8EA9DB"/>
+              <w:bottom w:val="single" w:sz="4" w:space="0" w:color="8EA9DB"/>
+              <w:end w:val="single" w:sz="4" w:space="0" w:color="8EA9DB"/>
+            </w:tcBorders>
+            <w:vAlign w:val="center"/>
+          </w:tcPr>
+          <w:p>
+            <w:pPr>
+              <w:pStyle w:val="Normal"/>
+              <w:spacing w:before="40" w:after="40"/>
+              <w:jc w:val="center"/>
+              <w:rPr/>
+            </w:pPr>
+            <w:r>
+              <w:rPr>
+                <w:sz w:val="20"/>
+                <w:szCs w:val="20"/>
+              </w:rPr>
+              <w:t>2</w:t>
+            </w:r>
+          </w:p>
+        </w:tc>
+      </w:tr>
+      <w:tr>
+        <w:trPr/>
+        <w:tc>
+          <w:tcPr>
+            <w:tcW w:w="2598" w:type="dxa"/>
+            <w:tcBorders>
+              <w:top w:val="single" w:sz="4" w:space="0" w:color="8EA9DB"/>
+              <w:start w:val="single" w:sz="4" w:space="0" w:color="8EA9DB"/>
+              <w:bottom w:val="single" w:sz="4" w:space="0" w:color="8EA9DB"/>
+              <w:end w:val="single" w:sz="4" w:space="0" w:color="8EA9DB"/>
+            </w:tcBorders>
+            <w:vAlign w:val="center"/>
+          </w:tcPr>
+          <w:p>
+            <w:pPr>
+              <w:pStyle w:val="Normal"/>
+              <w:spacing w:before="40" w:after="40"/>
+              <w:jc w:val="start"/>
+              <w:rPr/>
+            </w:pPr>
+            <w:r>
+              <w:rPr>
+                <w:sz w:val="20"/>
+                <w:szCs w:val="20"/>
+              </w:rPr>
+              <w:t>Colsample_bytree ratio</w:t>
+            </w:r>
+          </w:p>
+        </w:tc>
+        <w:tc>
+          <w:tcPr>
+            <w:tcW w:w="4200" w:type="dxa"/>
+            <w:tcBorders>
+              <w:top w:val="single" w:sz="4" w:space="0" w:color="8EA9DB"/>
+              <w:start w:val="single" w:sz="4" w:space="0" w:color="8EA9DB"/>
+              <w:bottom w:val="single" w:sz="4" w:space="0" w:color="8EA9DB"/>
+              <w:end w:val="single" w:sz="4" w:space="0" w:color="8EA9DB"/>
+            </w:tcBorders>
+            <w:vAlign w:val="center"/>
+          </w:tcPr>
+          <w:p>
+            <w:pPr>
+              <w:pStyle w:val="Normal"/>
+              <w:spacing w:before="40" w:after="40"/>
+              <w:jc w:val="start"/>
+              <w:rPr/>
+            </w:pPr>
+            <w:r>
+              <w:rPr>
+                <w:sz w:val="20"/>
+                <w:szCs w:val="20"/>
+              </w:rPr>
+              <w:t>0.8, 1.0</w:t>
+            </w:r>
+          </w:p>
+        </w:tc>
+        <w:tc>
+          <w:tcPr>
+            <w:tcW w:w="1842" w:type="dxa"/>
+            <w:tcBorders>
+              <w:top w:val="single" w:sz="4" w:space="0" w:color="8EA9DB"/>
+              <w:start w:val="single" w:sz="4" w:space="0" w:color="8EA9DB"/>
+              <w:bottom w:val="single" w:sz="4" w:space="0" w:color="8EA9DB"/>
+              <w:end w:val="single" w:sz="4" w:space="0" w:color="8EA9DB"/>
+            </w:tcBorders>
+            <w:vAlign w:val="center"/>
+          </w:tcPr>
+          <w:p>
+            <w:pPr>
+              <w:pStyle w:val="Normal"/>
+              <w:spacing w:before="40" w:after="40"/>
+              <w:jc w:val="center"/>
+              <w:rPr/>
+            </w:pPr>
+            <w:r>
+              <w:rPr>
+                <w:sz w:val="20"/>
+                <w:szCs w:val="20"/>
+              </w:rPr>
+              <w:t>2</w:t>
+            </w:r>
+          </w:p>
+        </w:tc>
+      </w:tr>
+      <w:tr>
+        <w:trPr/>
+        <w:tc>
+          <w:tcPr>
+            <w:tcW w:w="2598" w:type="dxa"/>
+            <w:tcBorders>
+              <w:top w:val="single" w:sz="4" w:space="0" w:color="8EA9DB"/>
+              <w:start w:val="single" w:sz="4" w:space="0" w:color="8EA9DB"/>
+              <w:bottom w:val="single" w:sz="4" w:space="0" w:color="8EA9DB"/>
+              <w:end w:val="single" w:sz="4" w:space="0" w:color="8EA9DB"/>
+            </w:tcBorders>
+            <w:vAlign w:val="center"/>
+          </w:tcPr>
+          <w:p>
+            <w:pPr>
+              <w:pStyle w:val="Normal"/>
+              <w:spacing w:before="40" w:after="40"/>
+              <w:jc w:val="start"/>
+              <w:rPr/>
+            </w:pPr>
+            <w:r>
+              <w:rPr>
+                <w:sz w:val="20"/>
+                <w:szCs w:val="20"/>
+              </w:rPr>
+              <w:t>Boosting rounds (n_estimators)</w:t>
+            </w:r>
+          </w:p>
+        </w:tc>
+        <w:tc>
+          <w:tcPr>
+            <w:tcW w:w="4200" w:type="dxa"/>
+            <w:tcBorders>
+              <w:top w:val="single" w:sz="4" w:space="0" w:color="8EA9DB"/>
+              <w:start w:val="single" w:sz="4" w:space="0" w:color="8EA9DB"/>
+              <w:bottom w:val="single" w:sz="4" w:space="0" w:color="8EA9DB"/>
+              <w:end w:val="single" w:sz="4" w:space="0" w:color="8EA9DB"/>
+            </w:tcBorders>
+            <w:vAlign w:val="center"/>
+          </w:tcPr>
+          <w:p>
+            <w:pPr>
+              <w:pStyle w:val="Normal"/>
+              <w:spacing w:before="40" w:after="40"/>
+              <w:jc w:val="start"/>
+              <w:rPr/>
+            </w:pPr>
+            <w:r>
+              <w:rPr>
+                <w:sz w:val="20"/>
+                <w:szCs w:val="20"/>
+              </w:rPr>
+              <w:t>100, 300</w:t>
+            </w:r>
+          </w:p>
+        </w:tc>
+        <w:tc>
+          <w:tcPr>
+            <w:tcW w:w="1842" w:type="dxa"/>
+            <w:tcBorders>
+              <w:top w:val="single" w:sz="4" w:space="0" w:color="8EA9DB"/>
+              <w:start w:val="single" w:sz="4" w:space="0" w:color="8EA9DB"/>
+              <w:bottom w:val="single" w:sz="4" w:space="0" w:color="8EA9DB"/>
+              <w:end w:val="single" w:sz="4" w:space="0" w:color="8EA9DB"/>
+            </w:tcBorders>
+            <w:vAlign w:val="center"/>
+          </w:tcPr>
+          <w:p>
+            <w:pPr>
+              <w:pStyle w:val="Normal"/>
+              <w:spacing w:before="40" w:after="40"/>
+              <w:jc w:val="center"/>
+              <w:rPr/>
+            </w:pPr>
+            <w:r>
+              <w:rPr>
+                <w:sz w:val="20"/>
+                <w:szCs w:val="20"/>
+              </w:rPr>
+              <w:t>2</w:t>
+            </w:r>
+          </w:p>
+        </w:tc>
+      </w:tr>
+      <w:tr>
+        <w:trPr/>
+        <w:tc>
+          <w:tcPr>
+            <w:tcW w:w="2598" w:type="dxa"/>
+            <w:tcBorders>
+              <w:top w:val="single" w:sz="4" w:space="0" w:color="8EA9DB"/>
+              <w:start w:val="single" w:sz="4" w:space="0" w:color="8EA9DB"/>
+              <w:bottom w:val="single" w:sz="4" w:space="0" w:color="8EA9DB"/>
+              <w:end w:val="single" w:sz="4" w:space="0" w:color="8EA9DB"/>
+            </w:tcBorders>
+            <w:vAlign w:val="center"/>
+          </w:tcPr>
+          <w:p>
+            <w:pPr>
+              <w:pStyle w:val="Normal"/>
+              <w:spacing w:before="40" w:after="40"/>
+              <w:jc w:val="start"/>
+              <w:rPr/>
+            </w:pPr>
+            <w:r>
+              <w:rPr>
+                <w:sz w:val="20"/>
+                <w:szCs w:val="20"/>
+              </w:rPr>
+              <w:t>Total combinations evaluated</w:t>
+            </w:r>
+          </w:p>
+        </w:tc>
+        <w:tc>
+          <w:tcPr>
+            <w:tcW w:w="4200" w:type="dxa"/>
+            <w:tcBorders>
+              <w:top w:val="single" w:sz="4" w:space="0" w:color="8EA9DB"/>
+              <w:start w:val="single" w:sz="4" w:space="0" w:color="8EA9DB"/>
+              <w:bottom w:val="single" w:sz="4" w:space="0" w:color="8EA9DB"/>
+              <w:end w:val="single" w:sz="4" w:space="0" w:color="8EA9DB"/>
+            </w:tcBorders>
+            <w:vAlign w:val="center"/>
+          </w:tcPr>
+          <w:p>
+            <w:pPr>
+              <w:pStyle w:val="Normal"/>
+              <w:spacing w:before="40" w:after="40"/>
+              <w:jc w:val="start"/>
+              <w:rPr/>
+            </w:pPr>
+            <w:r>
+              <w:rPr>
+                <w:sz w:val="20"/>
+                <w:szCs w:val="20"/>
+              </w:rPr>
+              <w:t>4 × 4 × 2 × 2 × 2 × 2</w:t>
+            </w:r>
+          </w:p>
+        </w:tc>
+        <w:tc>
+          <w:tcPr>
+            <w:tcW w:w="1842" w:type="dxa"/>
+            <w:tcBorders>
+              <w:top w:val="single" w:sz="4" w:space="0" w:color="8EA9DB"/>
+              <w:start w:val="single" w:sz="4" w:space="0" w:color="8EA9DB"/>
+              <w:bottom w:val="single" w:sz="4" w:space="0" w:color="8EA9DB"/>
+              <w:end w:val="single" w:sz="4" w:space="0" w:color="8EA9DB"/>
+            </w:tcBorders>
+            <w:vAlign w:val="center"/>
+          </w:tcPr>
+          <w:p>
+            <w:pPr>
+              <w:pStyle w:val="Normal"/>
+              <w:spacing w:before="40" w:after="40"/>
+              <w:jc w:val="center"/>
+              <w:rPr/>
+            </w:pPr>
+            <w:r>
+              <w:rPr>
+                <w:sz w:val="20"/>
+                <w:szCs w:val="20"/>
+              </w:rPr>
+              <w:t>256</w:t>
+            </w:r>
+          </w:p>
+        </w:tc>
+      </w:tr>
+    </w:tbl>
+    <w:p>
+      <w:pPr>
+        <w:pStyle w:val="Normal"/>
+        <w:spacing w:before="120" w:after="160"/>
+        <w:jc w:val="center"/>
+        <w:rPr/>
+      </w:pPr>
+      <w:r>
+        <w:rPr>
+          <w:i/>
+          <w:sz w:val="20"/>
+        </w:rPr>
+        <w:t>Table 4.3 — Hyperparameter search space for the XGBoost grid search</w:t>
+      </w:r>
+    </w:p>
+    <w:p>
+      <w:pPr>
+        <w:pStyle w:val="Normal"/>
+        <w:spacing w:before="0" w:after="0"/>
+        <w:rPr/>
+      </w:pPr>
+      <w:r>
+        <w:rPr/>
+      </w:r>
+    </w:p>
+    <w:p>
+      <w:pPr>
         <w:pStyle w:val="Heading3"/>
         <w:spacing w:before="220" w:after="120"/>
         <w:rPr/>
@@ -5146,7 +7846,13 @@
       </w:pPr>
       <w:r>
         <w:rPr/>
-        <w:t>4.9 Cost-Sensitive Threshold Optimisation</w:t>
+        <w:t xml:space="preserve">4.9 Cost-Sensitive Threshold </w:t>
+      </w:r>
+      <w:r>
+        <w:rPr>
+          <w:lang w:val="en-US"/>
+        </w:rPr>
+        <w:t>Optimization</w:t>
       </w:r>
     </w:p>
     <w:p>
@@ -5398,7 +8104,17 @@
       </w:pPr>
       <w:r>
         <w:rPr/>
-        <w:t>Local SHAP explanations were generated for individual applicants, including a targeted comparison of correctly classified applicants against false-negative and false-positive cases, using waterfall plots to visualise the additive contribution of each feature to the individual prediction.</w:t>
+        <w:t xml:space="preserve">Local SHAP explanations were generated for individual applicants, including a targeted comparison of correctly classified applicants against false-negative and false-positive cases, using waterfall plots to </w:t>
+      </w:r>
+      <w:r>
+        <w:rPr>
+          <w:lang w:val="en-US"/>
+        </w:rPr>
+        <w:t>visualize</w:t>
+      </w:r>
+      <w:r>
+        <w:rPr/>
+        <w:t xml:space="preserve"> the additive contribution of each feature to the individual prediction.</w:t>
       </w:r>
       <w:r>
         <w:br w:type="page"/>
@@ -5415,7 +8131,7 @@
         <w:rPr/>
         <w:drawing>
           <wp:inline distT="0" distB="0" distL="0" distR="0">
-            <wp:extent cx="5029200" cy="5198745"/>
+            <wp:extent cx="5257800" cy="5434965"/>
             <wp:effectExtent l="0" t="0" r="0" b="0"/>
             <wp:docPr id="14" name="Picture 7"/>
             <wp:cNvGraphicFramePr>
@@ -5439,7 +8155,7 @@
                   <pic:spPr bwMode="auto">
                     <a:xfrm>
                       <a:off x="0" y="0"/>
-                      <a:ext cx="5029200" cy="5198745"/>
+                      <a:ext cx="5257800" cy="5434965"/>
                     </a:xfrm>
                     <a:prstGeom prst="rect">
                       <a:avLst/>
@@ -5464,21 +8180,22 @@
           <w:i/>
           <w:sz w:val="20"/>
         </w:rPr>
-        <w:t>Figure 5.4</w:t>
+        <w:t xml:space="preserve">Figure </w:t>
       </w:r>
       <w:r>
         <w:rPr>
           <w:i/>
           <w:sz w:val="20"/>
-        </w:rPr>
-        <w:t>4444</w:t>
+          <w:lang w:val="en-US"/>
+        </w:rPr>
+        <w:t>4</w:t>
       </w:r>
       <w:r>
         <w:rPr>
           <w:i/>
           <w:sz w:val="20"/>
         </w:rPr>
-        <w:t xml:space="preserve"> — SHAP waterfall plot for a representative false-negative applicant</w:t>
+        <w:t>.2 — SHAP waterfall plot for a representative false-negative applicant</w:t>
       </w:r>
     </w:p>
     <w:p>
@@ -5501,7 +8218,17 @@
       </w:pPr>
       <w:r>
         <w:rPr/>
-        <w:t>The local explanations obtained in Section 4.11.3 were used to characterise the feature patterns associated with the model's errors, informing the discussion in Chapter 6 of the practical limitations of the model and the residual role of human judgement, particularly for applicants whose feature values fall near the model's decision boundary.</w:t>
+        <w:t xml:space="preserve">The local explanations obtained in Section 4.11.3 were used to </w:t>
+      </w:r>
+      <w:r>
+        <w:rPr>
+          <w:lang w:val="en-US"/>
+        </w:rPr>
+        <w:t>characterize</w:t>
+      </w:r>
+      <w:r>
+        <w:rPr/>
+        <w:t xml:space="preserve"> the feature patterns associated with the model's errors, informing the discussion in Chapter 6 of the practical limitations of the model and the residual role of human judgment, particularly for applicants whose feature values fall near the model's decision boundary.</w:t>
       </w:r>
     </w:p>
     <w:p>
@@ -5904,15 +8631,6 @@
         <w:rPr/>
         <w:t>The target variable loan_status comprised 27,522 approved records (55.05%) and 22,477 rejected records (44.95%), corresponding to an imbalance ratio of 1.22, characterised as a slightly imbalanced distribution not warranting resampling-based correction. Class weighting, applied during XGBoost training as described in Section 4.8.2, was judged sufficient to address this moderate degree of imbalance.</w:t>
       </w:r>
-    </w:p>
-    <w:p>
-      <w:pPr>
-        <w:pStyle w:val="Normal"/>
-        <w:rPr/>
-      </w:pPr>
-      <w:r>
-        <w:rPr/>
-      </w:r>
       <w:r>
         <w:br w:type="page"/>
       </w:r>
@@ -5922,15 +8640,120 @@
         <w:pStyle w:val="Normal"/>
         <w:spacing w:lineRule="auto" w:line="240" w:before="0" w:after="0"/>
         <w:jc w:val="center"/>
+        <w:rPr>
+          <w:i/>
+          <w:sz w:val="20"/>
+        </w:rPr>
+      </w:pPr>
+      <w:r>
+        <w:rPr>
+          <w:i/>
+          <w:sz w:val="20"/>
+        </w:rPr>
+      </w:r>
+    </w:p>
+    <w:p>
+      <w:pPr>
+        <w:pStyle w:val="Heading2"/>
+        <w:spacing w:before="300" w:after="150"/>
+        <w:rPr/>
+      </w:pPr>
+      <w:r>
+        <w:rPr/>
+        <w:t>5.2 Feature Selection Results</w:t>
+      </w:r>
+    </w:p>
+    <w:p>
+      <w:pPr>
+        <w:pStyle w:val="Heading3"/>
+        <w:spacing w:before="220" w:after="120"/>
+        <w:rPr/>
+      </w:pPr>
+      <w:r>
+        <w:rPr/>
+        <w:t>5.2.1 XGBoost Feature Importance Results</w:t>
+      </w:r>
+    </w:p>
+    <w:p>
+      <w:pPr>
+        <w:pStyle w:val="Normal"/>
+        <w:spacing w:before="0" w:after="180"/>
+        <w:jc w:val="both"/>
+        <w:rPr/>
+      </w:pPr>
+      <w:r>
+        <w:rPr/>
+        <w:t>Gain-based XGBoost feature importance identified credit_score, debt_to_income_ratio, credit_history_years, and loan_to_income_ratio among the most influential predictors of loan_status, broadly consistent with the univariate correlation analysis conducted during exploratory data analysis (Section 4.4.3).</w:t>
+      </w:r>
+    </w:p>
+    <w:p>
+      <w:pPr>
+        <w:pStyle w:val="Heading3"/>
+        <w:spacing w:before="220" w:after="120"/>
+        <w:rPr/>
+      </w:pPr>
+      <w:r>
+        <w:rPr/>
+        <w:t>5.2.2 Permutation Importance Results</w:t>
+      </w:r>
+    </w:p>
+    <w:p>
+      <w:pPr>
+        <w:pStyle w:val="Normal"/>
+        <w:spacing w:before="0" w:after="180"/>
+        <w:jc w:val="both"/>
+        <w:rPr/>
+      </w:pPr>
+      <w:r>
+        <w:rPr/>
+        <w:t>Permutation importance, computed on the held-out validation set, corroborated the XGBoost gain-based ranking for the top-ranked features, providing convergent, model-agnostic evidence that credit_score, debt_to_income_ratio, and credit_history_years are genuinely informative predictors rather than artefacts of the specific gain-based importance calculation.</w:t>
+      </w:r>
+    </w:p>
+    <w:p>
+      <w:pPr>
+        <w:pStyle w:val="Heading3"/>
+        <w:spacing w:before="220" w:after="120"/>
+        <w:rPr/>
+      </w:pPr>
+      <w:r>
+        <w:rPr/>
+        <w:t>5.2.3 SHAP Feature Importance Results</w:t>
+      </w:r>
+    </w:p>
+    <w:p>
+      <w:pPr>
+        <w:pStyle w:val="Normal"/>
+        <w:spacing w:before="0" w:after="180"/>
+        <w:jc w:val="both"/>
+        <w:rPr/>
+      </w:pPr>
+      <w:r>
+        <w:rPr/>
+        <w:t>Global SHAP analysis identified credit_score, debt_to_income_ratio, credit_history_years, loan_to_income_ratio, and loan purpose (loan_intent) as the most influential predictors of the model's decisions, with the top ten features by SHAP importance collectively accounting for approximately 84.6% of the model's decisions. savings_assets_log exhibited one of the lowest SHAP importance values among the evaluated features and was identified as a reasonable candidate for removal; current_debt_log and payment_to_income_ratio_scaled exhibited even lower SHAP importance values and were flagged for further evaluation under a SHAP-driven selection criterion.</w:t>
+      </w:r>
+    </w:p>
+    <w:p>
+      <w:pPr>
+        <w:pStyle w:val="Normal"/>
+        <w:spacing w:before="0" w:after="180"/>
+        <w:jc w:val="both"/>
         <w:rPr/>
       </w:pPr>
       <w:r>
         <w:rPr/>
         <w:drawing>
-          <wp:inline distT="0" distB="0" distL="0" distR="0">
-            <wp:extent cx="5029200" cy="5043170"/>
+          <wp:anchor distT="0" distB="0" distL="0" distR="0" simplePos="0" relativeHeight="21" behindDoc="0" locked="0" layoutInCell="0" allowOverlap="1">
+            <wp:simplePos x="0" y="0"/>
+            <wp:positionH relativeFrom="column">
+              <wp:align>center</wp:align>
+            </wp:positionH>
+            <wp:positionV relativeFrom="paragraph">
+              <wp:posOffset>635</wp:posOffset>
+            </wp:positionV>
+            <wp:extent cx="3580130" cy="4694555"/>
             <wp:effectExtent l="0" t="0" r="0" b="0"/>
-            <wp:docPr id="15" name="Picture 1"/>
+            <wp:wrapTopAndBottom/>
+            <wp:docPr id="15" name="Image14"/>
             <wp:cNvGraphicFramePr>
               <a:graphicFrameLocks xmlns:a="http://schemas.openxmlformats.org/drawingml/2006/main" noChangeAspect="1"/>
             </wp:cNvGraphicFramePr>
@@ -5938,7 +8761,7 @@
               <a:graphicData uri="http://schemas.openxmlformats.org/drawingml/2006/picture">
                 <pic:pic xmlns:pic="http://schemas.openxmlformats.org/drawingml/2006/picture">
                   <pic:nvPicPr>
-                    <pic:cNvPr id="15" name="Picture 1"/>
+                    <pic:cNvPr id="15" name="Image14"/>
                     <pic:cNvPicPr>
                       <a:picLocks noChangeAspect="1" noChangeArrowheads="1"/>
                     </pic:cNvPicPr>
@@ -5952,7 +8775,7 @@
                   <pic:spPr bwMode="auto">
                     <a:xfrm>
                       <a:off x="0" y="0"/>
-                      <a:ext cx="5029200" cy="5043170"/>
+                      <a:ext cx="3580130" cy="4694555"/>
                     </a:xfrm>
                     <a:prstGeom prst="rect">
                       <a:avLst/>
@@ -5962,50 +8785,53 @@
                 </pic:pic>
               </a:graphicData>
             </a:graphic>
-          </wp:inline>
+          </wp:anchor>
         </w:drawing>
       </w:r>
     </w:p>
     <w:p>
       <w:pPr>
         <w:pStyle w:val="Normal"/>
+        <w:spacing w:before="0" w:after="180"/>
+        <w:jc w:val="both"/>
+        <w:rPr/>
+      </w:pPr>
+      <w:r>
+        <w:rPr/>
+      </w:r>
+    </w:p>
+    <w:p>
+      <w:pPr>
+        <w:pStyle w:val="Normal"/>
+        <w:spacing w:before="0" w:after="180"/>
+        <w:jc w:val="both"/>
+        <w:rPr/>
+      </w:pPr>
+      <w:r>
+        <w:rPr/>
+      </w:r>
+    </w:p>
+    <w:p>
+      <w:pPr>
+        <w:pStyle w:val="Normal"/>
+        <w:spacing w:before="0" w:after="180"/>
         <w:jc w:val="center"/>
         <w:rPr/>
       </w:pPr>
       <w:r>
-        <w:rPr>
-          <w:i/>
-          <w:sz w:val="20"/>
-        </w:rPr>
-        <w:t>Figure 4.1 — Histograms of raw and log-transformed monetary features</w:t>
-      </w:r>
-    </w:p>
-    <w:p>
-      <w:pPr>
-        <w:pStyle w:val="Normal"/>
-        <w:rPr/>
-      </w:pPr>
-      <w:r>
-        <w:rPr/>
-      </w:r>
-      <w:r>
-        <w:br w:type="page"/>
-      </w:r>
-    </w:p>
-    <w:p>
-      <w:pPr>
-        <w:pStyle w:val="Normal"/>
-        <w:spacing w:lineRule="auto" w:line="240" w:before="0" w:after="0"/>
-        <w:jc w:val="center"/>
-        <w:rPr/>
-      </w:pPr>
-      <w:r>
-        <w:rPr/>
         <w:drawing>
-          <wp:inline distT="0" distB="0" distL="0" distR="0">
-            <wp:extent cx="5029200" cy="4337050"/>
+          <wp:anchor distT="0" distB="0" distL="0" distR="0" simplePos="0" relativeHeight="20" behindDoc="0" locked="0" layoutInCell="0" allowOverlap="1">
+            <wp:simplePos x="0" y="0"/>
+            <wp:positionH relativeFrom="column">
+              <wp:align>center</wp:align>
+            </wp:positionH>
+            <wp:positionV relativeFrom="paragraph">
+              <wp:posOffset>-346710</wp:posOffset>
+            </wp:positionV>
+            <wp:extent cx="4523105" cy="4338320"/>
             <wp:effectExtent l="0" t="0" r="0" b="0"/>
-            <wp:docPr id="16" name="Picture 2"/>
+            <wp:wrapTopAndBottom/>
+            <wp:docPr id="16" name="Image13"/>
             <wp:cNvGraphicFramePr>
               <a:graphicFrameLocks xmlns:a="http://schemas.openxmlformats.org/drawingml/2006/main" noChangeAspect="1"/>
             </wp:cNvGraphicFramePr>
@@ -6013,7 +8839,7 @@
               <a:graphicData uri="http://schemas.openxmlformats.org/drawingml/2006/picture">
                 <pic:pic xmlns:pic="http://schemas.openxmlformats.org/drawingml/2006/picture">
                   <pic:nvPicPr>
-                    <pic:cNvPr id="16" name="Picture 2"/>
+                    <pic:cNvPr id="16" name="Image13"/>
                     <pic:cNvPicPr>
                       <a:picLocks noChangeAspect="1" noChangeArrowheads="1"/>
                     </pic:cNvPicPr>
@@ -6027,233 +8853,7 @@
                   <pic:spPr bwMode="auto">
                     <a:xfrm>
                       <a:off x="0" y="0"/>
-                      <a:ext cx="5029200" cy="4337050"/>
-                    </a:xfrm>
-                    <a:prstGeom prst="rect">
-                      <a:avLst/>
-                    </a:prstGeom>
-                    <a:noFill/>
-                  </pic:spPr>
-                </pic:pic>
-              </a:graphicData>
-            </a:graphic>
-          </wp:inline>
-        </w:drawing>
-      </w:r>
-    </w:p>
-    <w:p>
-      <w:pPr>
-        <w:pStyle w:val="Normal"/>
-        <w:jc w:val="center"/>
-        <w:rPr/>
-      </w:pPr>
-      <w:r>
-        <w:rPr>
-          <w:i/>
-          <w:sz w:val="20"/>
-        </w:rPr>
-        <w:t>Figure 4.2 — Spearman correlation heatmap of numerical features</w:t>
-      </w:r>
-    </w:p>
-    <w:p>
-      <w:pPr>
-        <w:pStyle w:val="Normal"/>
-        <w:rPr/>
-      </w:pPr>
-      <w:r>
-        <w:rPr/>
-      </w:r>
-      <w:r>
-        <w:br w:type="page"/>
-      </w:r>
-    </w:p>
-    <w:p>
-      <w:pPr>
-        <w:pStyle w:val="Normal"/>
-        <w:spacing w:lineRule="auto" w:line="240" w:before="0" w:after="0"/>
-        <w:jc w:val="center"/>
-        <w:rPr/>
-      </w:pPr>
-      <w:r>
-        <w:rPr/>
-        <w:drawing>
-          <wp:inline distT="0" distB="0" distL="0" distR="0">
-            <wp:extent cx="5029200" cy="3884930"/>
-            <wp:effectExtent l="0" t="0" r="0" b="0"/>
-            <wp:docPr id="17" name="Picture 3"/>
-            <wp:cNvGraphicFramePr>
-              <a:graphicFrameLocks xmlns:a="http://schemas.openxmlformats.org/drawingml/2006/main" noChangeAspect="1"/>
-            </wp:cNvGraphicFramePr>
-            <a:graphic xmlns:a="http://schemas.openxmlformats.org/drawingml/2006/main">
-              <a:graphicData uri="http://schemas.openxmlformats.org/drawingml/2006/picture">
-                <pic:pic xmlns:pic="http://schemas.openxmlformats.org/drawingml/2006/picture">
-                  <pic:nvPicPr>
-                    <pic:cNvPr id="17" name="Picture 3"/>
-                    <pic:cNvPicPr>
-                      <a:picLocks noChangeAspect="1" noChangeArrowheads="1"/>
-                    </pic:cNvPicPr>
-                  </pic:nvPicPr>
-                  <pic:blipFill>
-                    <a:blip r:embed="rId18"/>
-                    <a:stretch>
-                      <a:fillRect/>
-                    </a:stretch>
-                  </pic:blipFill>
-                  <pic:spPr bwMode="auto">
-                    <a:xfrm>
-                      <a:off x="0" y="0"/>
-                      <a:ext cx="5029200" cy="3884930"/>
-                    </a:xfrm>
-                    <a:prstGeom prst="rect">
-                      <a:avLst/>
-                    </a:prstGeom>
-                    <a:noFill/>
-                  </pic:spPr>
-                </pic:pic>
-              </a:graphicData>
-            </a:graphic>
-          </wp:inline>
-        </w:drawing>
-      </w:r>
-    </w:p>
-    <w:p>
-      <w:pPr>
-        <w:pStyle w:val="Normal"/>
-        <w:jc w:val="center"/>
-        <w:rPr/>
-      </w:pPr>
-      <w:r>
-        <w:rPr>
-          <w:i/>
-          <w:sz w:val="20"/>
-        </w:rPr>
-        <w:t>Figure 4.3 — Class distribution of the target variable loan_status</w:t>
-      </w:r>
-    </w:p>
-    <w:p>
-      <w:pPr>
-        <w:pStyle w:val="Heading2"/>
-        <w:spacing w:before="300" w:after="150"/>
-        <w:rPr/>
-      </w:pPr>
-      <w:r>
-        <w:rPr/>
-        <w:t>5.2 Feature Selection Results</w:t>
-      </w:r>
-    </w:p>
-    <w:p>
-      <w:pPr>
-        <w:pStyle w:val="Heading3"/>
-        <w:spacing w:before="220" w:after="120"/>
-        <w:rPr/>
-      </w:pPr>
-      <w:r>
-        <w:rPr/>
-        <w:t>5.2.1 XGBoost Feature Importance Results</w:t>
-      </w:r>
-    </w:p>
-    <w:p>
-      <w:pPr>
-        <w:pStyle w:val="Normal"/>
-        <w:spacing w:before="0" w:after="180"/>
-        <w:jc w:val="both"/>
-        <w:rPr/>
-      </w:pPr>
-      <w:r>
-        <w:rPr/>
-        <w:t>Gain-based XGBoost feature importance identified credit_score, debt_to_income_ratio, credit_history_years, and loan_to_income_ratio among the most influential predictors of loan_status, broadly consistent with the univariate correlation analysis conducted during exploratory data analysis (Section 4.4.3).</w:t>
-      </w:r>
-    </w:p>
-    <w:p>
-      <w:pPr>
-        <w:pStyle w:val="Heading3"/>
-        <w:spacing w:before="220" w:after="120"/>
-        <w:rPr/>
-      </w:pPr>
-      <w:r>
-        <w:rPr/>
-        <w:t>5.2.2 Permutation Importance Results</w:t>
-      </w:r>
-    </w:p>
-    <w:p>
-      <w:pPr>
-        <w:pStyle w:val="Normal"/>
-        <w:spacing w:before="0" w:after="180"/>
-        <w:jc w:val="both"/>
-        <w:rPr/>
-      </w:pPr>
-      <w:r>
-        <w:rPr/>
-        <w:t>Permutation importance, computed on the held-out validation set, corroborated the XGBoost gain-based ranking for the top-ranked features, providing convergent, model-agnostic evidence that credit_score, debt_to_income_ratio, and credit_history_years are genuinely informative predictors rather than artefacts of the specific gain-based importance calculation.</w:t>
-      </w:r>
-    </w:p>
-    <w:p>
-      <w:pPr>
-        <w:pStyle w:val="Heading3"/>
-        <w:spacing w:before="220" w:after="120"/>
-        <w:rPr/>
-      </w:pPr>
-      <w:r>
-        <w:rPr/>
-        <w:t>5.2.3 SHAP Feature Importance Results</w:t>
-      </w:r>
-    </w:p>
-    <w:p>
-      <w:pPr>
-        <w:pStyle w:val="Normal"/>
-        <w:spacing w:before="0" w:after="180"/>
-        <w:jc w:val="both"/>
-        <w:rPr/>
-      </w:pPr>
-      <w:r>
-        <w:rPr/>
-        <w:t>Global SHAP analysis identified credit_score, debt_to_income_ratio, credit_history_years, loan_to_income_ratio, and loan purpose (loan_intent) as the most influential predictors of the model's decisions, with the top ten features by SHAP importance collectively accounting for approximately 84.6% of the model's decisions. savings_assets_log exhibited one of the lowest SHAP importance values among the evaluated features and was identified as a reasonable candidate for removal; current_debt_log and payment_to_income_ratio_scaled exhibited even lower SHAP importance values and were flagged for further evaluation under a SHAP-driven selection criterion.</w:t>
-      </w:r>
-    </w:p>
-    <w:p>
-      <w:pPr>
-        <w:pStyle w:val="Normal"/>
-        <w:spacing w:before="0" w:after="180"/>
-        <w:jc w:val="both"/>
-        <w:rPr/>
-      </w:pPr>
-      <w:r>
-        <w:rPr/>
-        <w:drawing>
-          <wp:anchor distT="0" distB="0" distL="0" distR="0" simplePos="0" relativeHeight="22" behindDoc="0" locked="0" layoutInCell="0" allowOverlap="1">
-            <wp:simplePos x="0" y="0"/>
-            <wp:positionH relativeFrom="column">
-              <wp:align>center</wp:align>
-            </wp:positionH>
-            <wp:positionV relativeFrom="paragraph">
-              <wp:posOffset>635</wp:posOffset>
-            </wp:positionV>
-            <wp:extent cx="3580130" cy="4064000"/>
-            <wp:effectExtent l="0" t="0" r="0" b="0"/>
-            <wp:wrapTopAndBottom/>
-            <wp:docPr id="18" name="Image14"/>
-            <wp:cNvGraphicFramePr>
-              <a:graphicFrameLocks xmlns:a="http://schemas.openxmlformats.org/drawingml/2006/main" noChangeAspect="1"/>
-            </wp:cNvGraphicFramePr>
-            <a:graphic xmlns:a="http://schemas.openxmlformats.org/drawingml/2006/main">
-              <a:graphicData uri="http://schemas.openxmlformats.org/drawingml/2006/picture">
-                <pic:pic xmlns:pic="http://schemas.openxmlformats.org/drawingml/2006/picture">
-                  <pic:nvPicPr>
-                    <pic:cNvPr id="18" name="Image14"/>
-                    <pic:cNvPicPr>
-                      <a:picLocks noChangeAspect="1" noChangeArrowheads="1"/>
-                    </pic:cNvPicPr>
-                  </pic:nvPicPr>
-                  <pic:blipFill>
-                    <a:blip r:embed="rId19"/>
-                    <a:stretch>
-                      <a:fillRect/>
-                    </a:stretch>
-                  </pic:blipFill>
-                  <pic:spPr bwMode="auto">
-                    <a:xfrm>
-                      <a:off x="0" y="0"/>
-                      <a:ext cx="3580130" cy="4064000"/>
+                      <a:ext cx="4523105" cy="4338320"/>
                     </a:xfrm>
                     <a:prstGeom prst="rect">
                       <a:avLst/>
@@ -6266,28 +8866,139 @@
           </wp:anchor>
         </w:drawing>
       </w:r>
-    </w:p>
-    <w:p>
-      <w:pPr>
-        <w:pStyle w:val="Normal"/>
-        <w:spacing w:before="0" w:after="180"/>
+      <w:r>
+        <w:rPr>
+          <w:i/>
+          <w:sz w:val="20"/>
+        </w:rPr>
+        <w:t xml:space="preserve">Figure </w:t>
+      </w:r>
+      <w:r>
+        <w:rPr>
+          <w:i/>
+          <w:sz w:val="20"/>
+          <w:lang w:val="en-US"/>
+        </w:rPr>
+        <w:t>5</w:t>
+      </w:r>
+      <w:r>
+        <w:rPr>
+          <w:i/>
+          <w:sz w:val="20"/>
+        </w:rPr>
+        <w:t xml:space="preserve">.1 — </w:t>
+      </w:r>
+      <w:r>
+        <w:rPr/>
+        <w:t xml:space="preserve">Global Feature Importance Based on Mean Absolute SHAP Values </w:t>
+      </w:r>
+    </w:p>
+    <w:p>
+      <w:pPr>
+        <w:pStyle w:val="Heading2"/>
+        <w:spacing w:before="300" w:after="150"/>
+        <w:rPr/>
+      </w:pPr>
+      <w:r>
+        <w:rPr/>
+        <w:t>5.3 Hyperparameter Optimization Results</w:t>
+      </w:r>
+    </w:p>
+    <w:p>
+      <w:pPr>
+        <w:pStyle w:val="Heading3"/>
+        <w:spacing w:before="220" w:after="120"/>
+        <w:rPr/>
+      </w:pPr>
+      <w:r>
+        <w:rPr/>
+        <w:t>5.3.1 Comparison of Hyperparameter Configurations</w:t>
+      </w:r>
+    </w:p>
+    <w:p>
+      <w:pPr>
+        <w:pStyle w:val="Normal"/>
+        <w:spacing w:before="0" w:after="180"/>
+        <w:jc w:val="both"/>
+        <w:rPr/>
+      </w:pPr>
+      <w:r>
+        <w:rPr/>
+        <w:t>The grid search evaluated 256 combinations of learning rate, maximum depth, minimum child weight, subsample ratio, colsample_bytree ratio, and the number of boosting rounds, together with L1 and L2 regularisation coefficients, each scored by validation-set AUC.</w:t>
+      </w:r>
+    </w:p>
+    <w:p>
+      <w:pPr>
+        <w:pStyle w:val="Heading3"/>
+        <w:spacing w:before="220" w:after="120"/>
+        <w:rPr/>
+      </w:pPr>
+      <w:r>
+        <w:rPr/>
+        <w:t>5.3.2 Best Hyperparameter Configuration</w:t>
+      </w:r>
+    </w:p>
+    <w:p>
+      <w:pPr>
+        <w:pStyle w:val="Normal"/>
+        <w:spacing w:before="0" w:after="180"/>
+        <w:jc w:val="both"/>
+        <w:rPr/>
+      </w:pPr>
+      <w:r>
+        <w:rPr/>
+        <w:t>The configuration achieving the highest validation AUC was selected as the final model, and was retained for all subsequent evaluation, explainability, monitoring, and selective-prediction analyses reported in the remainder of this chapter.</w:t>
+      </w:r>
+    </w:p>
+    <w:p>
+      <w:pPr>
+        <w:pStyle w:val="Heading3"/>
+        <w:spacing w:before="220" w:after="120"/>
+        <w:rPr/>
+      </w:pPr>
+      <w:r>
+        <w:rPr/>
+        <w:t>5.3.3 Validation AUC and Optimal Threshold</w:t>
+      </w:r>
+    </w:p>
+    <w:p>
+      <w:pPr>
+        <w:pStyle w:val="Normal"/>
+        <w:spacing w:before="0" w:after="180"/>
+        <w:jc w:val="both"/>
+        <w:rPr/>
+      </w:pPr>
+      <w:r>
+        <w:rPr/>
+        <w:t>The final model achieved a validation AUC in the region of 0.97, and the cost-optimal decision threshold identified by the business-cost search described in Section 4.9.2 was found to be 0.28, substantially below the conventional default threshold of 0.5, reflecting the higher relative cost assigned to false negatives in the business cost function.</w:t>
+      </w:r>
+    </w:p>
+    <w:p>
+      <w:pPr>
+        <w:pStyle w:val="Normal"/>
+        <w:rPr/>
+      </w:pPr>
+      <w:r>
+        <w:rPr/>
+      </w:r>
+      <w:r>
+        <w:br w:type="page"/>
+      </w:r>
+    </w:p>
+    <w:p>
+      <w:pPr>
+        <w:pStyle w:val="Normal"/>
+        <w:spacing w:lineRule="auto" w:line="240" w:before="0" w:after="0"/>
         <w:jc w:val="center"/>
         <w:rPr/>
       </w:pPr>
       <w:r>
+        <w:rPr/>
         <w:drawing>
-          <wp:anchor distT="0" distB="0" distL="0" distR="0" simplePos="0" relativeHeight="21" behindDoc="0" locked="0" layoutInCell="0" allowOverlap="1">
-            <wp:simplePos x="0" y="0"/>
-            <wp:positionH relativeFrom="column">
-              <wp:align>center</wp:align>
-            </wp:positionH>
-            <wp:positionV relativeFrom="paragraph">
-              <wp:posOffset>635</wp:posOffset>
-            </wp:positionV>
-            <wp:extent cx="3674110" cy="3524250"/>
+          <wp:inline distT="0" distB="0" distL="0" distR="0">
+            <wp:extent cx="5029200" cy="3615690"/>
             <wp:effectExtent l="0" t="0" r="0" b="0"/>
-            <wp:wrapTopAndBottom/>
-            <wp:docPr id="19" name="Image13"/>
+            <wp:docPr id="17" name="Picture 4"/>
             <wp:cNvGraphicFramePr>
               <a:graphicFrameLocks xmlns:a="http://schemas.openxmlformats.org/drawingml/2006/main" noChangeAspect="1"/>
             </wp:cNvGraphicFramePr>
@@ -6295,158 +9006,13 @@
               <a:graphicData uri="http://schemas.openxmlformats.org/drawingml/2006/picture">
                 <pic:pic xmlns:pic="http://schemas.openxmlformats.org/drawingml/2006/picture">
                   <pic:nvPicPr>
-                    <pic:cNvPr id="19" name="Image13"/>
+                    <pic:cNvPr id="17" name="Picture 4"/>
                     <pic:cNvPicPr>
                       <a:picLocks noChangeAspect="1" noChangeArrowheads="1"/>
                     </pic:cNvPicPr>
                   </pic:nvPicPr>
                   <pic:blipFill>
-                    <a:blip r:embed="rId20"/>
-                    <a:stretch>
-                      <a:fillRect/>
-                    </a:stretch>
-                  </pic:blipFill>
-                  <pic:spPr bwMode="auto">
-                    <a:xfrm>
-                      <a:off x="0" y="0"/>
-                      <a:ext cx="3674110" cy="3524250"/>
-                    </a:xfrm>
-                    <a:prstGeom prst="rect">
-                      <a:avLst/>
-                    </a:prstGeom>
-                    <a:noFill/>
-                  </pic:spPr>
-                </pic:pic>
-              </a:graphicData>
-            </a:graphic>
-          </wp:anchor>
-        </w:drawing>
-      </w:r>
-      <w:r>
-        <w:rPr/>
-        <w:t>Xxx</w:t>
-      </w:r>
-    </w:p>
-    <w:p>
-      <w:pPr>
-        <w:pStyle w:val="Heading2"/>
-        <w:spacing w:before="300" w:after="150"/>
-        <w:rPr/>
-      </w:pPr>
-      <w:r>
-        <w:rPr/>
-        <w:t>5.3 Hyperparameter Optimization Results</w:t>
-      </w:r>
-    </w:p>
-    <w:p>
-      <w:pPr>
-        <w:pStyle w:val="Heading3"/>
-        <w:spacing w:before="220" w:after="120"/>
-        <w:rPr/>
-      </w:pPr>
-      <w:r>
-        <w:rPr/>
-        <w:t>5.3.1 Comparison of Hyperparameter Configurations</w:t>
-      </w:r>
-    </w:p>
-    <w:p>
-      <w:pPr>
-        <w:pStyle w:val="Normal"/>
-        <w:spacing w:before="0" w:after="180"/>
-        <w:jc w:val="both"/>
-        <w:rPr/>
-      </w:pPr>
-      <w:r>
-        <w:rPr/>
-        <w:t>The grid search evaluated 256 combinations of learning rate, maximum depth, minimum child weight, subsample ratio, colsample_bytree ratio, and the number of boosting rounds, together with L1 and L2 regularisation coefficients, each scored by validation-set AUC.</w:t>
-      </w:r>
-    </w:p>
-    <w:p>
-      <w:pPr>
-        <w:pStyle w:val="Heading3"/>
-        <w:spacing w:before="220" w:after="120"/>
-        <w:rPr/>
-      </w:pPr>
-      <w:r>
-        <w:rPr/>
-        <w:t>5.3.2 Best Hyperparameter Configuration</w:t>
-      </w:r>
-    </w:p>
-    <w:p>
-      <w:pPr>
-        <w:pStyle w:val="Normal"/>
-        <w:spacing w:before="0" w:after="180"/>
-        <w:jc w:val="both"/>
-        <w:rPr/>
-      </w:pPr>
-      <w:r>
-        <w:rPr/>
-        <w:t>The configuration achieving the highest validation AUC was selected as the final model, and was retained for all subsequent evaluation, explainability, monitoring, and selective-prediction analyses reported in the remainder of this chapter.</w:t>
-      </w:r>
-    </w:p>
-    <w:p>
-      <w:pPr>
-        <w:pStyle w:val="Heading3"/>
-        <w:spacing w:before="220" w:after="120"/>
-        <w:rPr/>
-      </w:pPr>
-      <w:r>
-        <w:rPr/>
-        <w:t>5.3.3 Validation AUC and Optimal Threshold</w:t>
-      </w:r>
-    </w:p>
-    <w:p>
-      <w:pPr>
-        <w:pStyle w:val="Normal"/>
-        <w:spacing w:before="0" w:after="180"/>
-        <w:jc w:val="both"/>
-        <w:rPr/>
-      </w:pPr>
-      <w:r>
-        <w:rPr/>
-        <w:t>The final model achieved a validation AUC in the region of 0.97, and the cost-optimal decision threshold identified by the business-cost search described in Section 4.9.2 was found to be 0.28, substantially below the conventional default threshold of 0.5, reflecting the higher relative cost assigned to false negatives in the business cost function.</w:t>
-      </w:r>
-    </w:p>
-    <w:p>
-      <w:pPr>
-        <w:pStyle w:val="Normal"/>
-        <w:rPr/>
-      </w:pPr>
-      <w:r>
-        <w:rPr/>
-      </w:r>
-      <w:r>
-        <w:br w:type="page"/>
-      </w:r>
-    </w:p>
-    <w:p>
-      <w:pPr>
-        <w:pStyle w:val="Normal"/>
-        <w:spacing w:lineRule="auto" w:line="240" w:before="0" w:after="0"/>
-        <w:jc w:val="center"/>
-        <w:rPr/>
-      </w:pPr>
-      <w:r>
-        <w:rPr/>
-        <w:drawing>
-          <wp:inline distT="0" distB="0" distL="0" distR="0">
-            <wp:extent cx="5029200" cy="3615690"/>
-            <wp:effectExtent l="0" t="0" r="0" b="0"/>
-            <wp:docPr id="20" name="Picture 4"/>
-            <wp:cNvGraphicFramePr>
-              <a:graphicFrameLocks xmlns:a="http://schemas.openxmlformats.org/drawingml/2006/main" noChangeAspect="1"/>
-            </wp:cNvGraphicFramePr>
-            <a:graphic xmlns:a="http://schemas.openxmlformats.org/drawingml/2006/main">
-              <a:graphicData uri="http://schemas.openxmlformats.org/drawingml/2006/picture">
-                <pic:pic xmlns:pic="http://schemas.openxmlformats.org/drawingml/2006/picture">
-                  <pic:nvPicPr>
-                    <pic:cNvPr id="20" name="Picture 4"/>
-                    <pic:cNvPicPr>
-                      <a:picLocks noChangeAspect="1" noChangeArrowheads="1"/>
-                    </pic:cNvPicPr>
-                  </pic:nvPicPr>
-                  <pic:blipFill>
-                    <a:blip r:embed="rId21"/>
+                    <a:blip r:embed="rId18"/>
                     <a:stretch>
                       <a:fillRect/>
                     </a:stretch>
@@ -6479,7 +9045,22 @@
           <w:i/>
           <w:sz w:val="20"/>
         </w:rPr>
-        <w:t>Figure 5.0 — Hyperparameter grid-search results: validation AUC vs. n_estimators, learning rate, max depth, and the FP/FN trade-off of candidate models</w:t>
+        <w:t>Figure 5.</w:t>
+      </w:r>
+      <w:r>
+        <w:rPr>
+          <w:i/>
+          <w:sz w:val="20"/>
+          <w:lang w:val="en-US"/>
+        </w:rPr>
+        <w:t>2</w:t>
+      </w:r>
+      <w:r>
+        <w:rPr>
+          <w:i/>
+          <w:sz w:val="20"/>
+        </w:rPr>
+        <w:t xml:space="preserve"> — Hyperparameter grid-search results: validation AUC vs. n_estimators, learning rate, max depth, and the FP/FN trade-off of candidate models</w:t>
       </w:r>
     </w:p>
     <w:p>
@@ -6541,6 +9122,508 @@
     </w:p>
     <w:p>
       <w:pPr>
+        <w:pStyle w:val="Normal"/>
+        <w:spacing w:before="0" w:after="0"/>
+        <w:rPr/>
+      </w:pPr>
+      <w:r>
+        <w:rPr/>
+      </w:r>
+    </w:p>
+    <w:tbl>
+      <w:tblPr>
+        <w:tblW w:w="8640" w:type="dxa"/>
+        <w:jc w:val="start"/>
+        <w:tblInd w:w="113" w:type="dxa"/>
+        <w:tblLayout w:type="fixed"/>
+        <w:tblCellMar>
+          <w:top w:w="0" w:type="dxa"/>
+          <w:start w:w="108" w:type="dxa"/>
+          <w:bottom w:w="0" w:type="dxa"/>
+          <w:end w:w="108" w:type="dxa"/>
+        </w:tblCellMar>
+      </w:tblPr>
+      <w:tblGrid>
+        <w:gridCol w:w="2640"/>
+        <w:gridCol w:w="1998"/>
+        <w:gridCol w:w="2000"/>
+        <w:gridCol w:w="2002"/>
+      </w:tblGrid>
+      <w:tr>
+        <w:trPr/>
+        <w:tc>
+          <w:tcPr>
+            <w:tcW w:w="2640" w:type="dxa"/>
+            <w:tcBorders>
+              <w:top w:val="single" w:sz="4" w:space="0" w:color="8EA9DB"/>
+              <w:start w:val="single" w:sz="4" w:space="0" w:color="8EA9DB"/>
+              <w:bottom w:val="single" w:sz="4" w:space="0" w:color="8EA9DB"/>
+              <w:end w:val="single" w:sz="4" w:space="0" w:color="8EA9DB"/>
+            </w:tcBorders>
+            <w:shd w:color="auto" w:fill="D9E2F3" w:val="clear"/>
+            <w:vAlign w:val="center"/>
+          </w:tcPr>
+          <w:p>
+            <w:pPr>
+              <w:pStyle w:val="Normal"/>
+              <w:spacing w:before="40" w:after="40"/>
+              <w:jc w:val="start"/>
+              <w:rPr/>
+            </w:pPr>
+            <w:r>
+              <w:rPr/>
+            </w:r>
+          </w:p>
+        </w:tc>
+        <w:tc>
+          <w:tcPr>
+            <w:tcW w:w="1998" w:type="dxa"/>
+            <w:tcBorders>
+              <w:top w:val="single" w:sz="4" w:space="0" w:color="8EA9DB"/>
+              <w:start w:val="single" w:sz="4" w:space="0" w:color="8EA9DB"/>
+              <w:bottom w:val="single" w:sz="4" w:space="0" w:color="8EA9DB"/>
+              <w:end w:val="single" w:sz="4" w:space="0" w:color="8EA9DB"/>
+            </w:tcBorders>
+            <w:shd w:color="auto" w:fill="D9E2F3" w:val="clear"/>
+            <w:vAlign w:val="center"/>
+          </w:tcPr>
+          <w:p>
+            <w:pPr>
+              <w:pStyle w:val="Normal"/>
+              <w:spacing w:before="40" w:after="40"/>
+              <w:jc w:val="center"/>
+              <w:rPr/>
+            </w:pPr>
+            <w:r>
+              <w:rPr>
+                <w:b/>
+                <w:sz w:val="20"/>
+                <w:szCs w:val="20"/>
+              </w:rPr>
+              <w:t>Predicted: Safe (0)</w:t>
+            </w:r>
+          </w:p>
+        </w:tc>
+        <w:tc>
+          <w:tcPr>
+            <w:tcW w:w="2000" w:type="dxa"/>
+            <w:tcBorders>
+              <w:top w:val="single" w:sz="4" w:space="0" w:color="8EA9DB"/>
+              <w:start w:val="single" w:sz="4" w:space="0" w:color="8EA9DB"/>
+              <w:bottom w:val="single" w:sz="4" w:space="0" w:color="8EA9DB"/>
+              <w:end w:val="single" w:sz="4" w:space="0" w:color="8EA9DB"/>
+            </w:tcBorders>
+            <w:shd w:color="auto" w:fill="D9E2F3" w:val="clear"/>
+            <w:vAlign w:val="center"/>
+          </w:tcPr>
+          <w:p>
+            <w:pPr>
+              <w:pStyle w:val="Normal"/>
+              <w:spacing w:before="40" w:after="40"/>
+              <w:jc w:val="center"/>
+              <w:rPr/>
+            </w:pPr>
+            <w:r>
+              <w:rPr>
+                <w:b/>
+                <w:sz w:val="20"/>
+                <w:szCs w:val="20"/>
+              </w:rPr>
+              <w:t>Predicted: Default (1)</w:t>
+            </w:r>
+          </w:p>
+        </w:tc>
+        <w:tc>
+          <w:tcPr>
+            <w:tcW w:w="2002" w:type="dxa"/>
+            <w:tcBorders>
+              <w:top w:val="single" w:sz="4" w:space="0" w:color="8EA9DB"/>
+              <w:start w:val="single" w:sz="4" w:space="0" w:color="8EA9DB"/>
+              <w:bottom w:val="single" w:sz="4" w:space="0" w:color="8EA9DB"/>
+              <w:end w:val="single" w:sz="4" w:space="0" w:color="8EA9DB"/>
+            </w:tcBorders>
+            <w:shd w:color="auto" w:fill="D9E2F3" w:val="clear"/>
+            <w:vAlign w:val="center"/>
+          </w:tcPr>
+          <w:p>
+            <w:pPr>
+              <w:pStyle w:val="Normal"/>
+              <w:spacing w:before="40" w:after="40"/>
+              <w:jc w:val="center"/>
+              <w:rPr/>
+            </w:pPr>
+            <w:r>
+              <w:rPr>
+                <w:b/>
+                <w:sz w:val="20"/>
+                <w:szCs w:val="20"/>
+              </w:rPr>
+              <w:t>Total</w:t>
+            </w:r>
+          </w:p>
+        </w:tc>
+      </w:tr>
+      <w:tr>
+        <w:trPr/>
+        <w:tc>
+          <w:tcPr>
+            <w:tcW w:w="2640" w:type="dxa"/>
+            <w:tcBorders>
+              <w:top w:val="single" w:sz="4" w:space="0" w:color="8EA9DB"/>
+              <w:start w:val="single" w:sz="4" w:space="0" w:color="8EA9DB"/>
+              <w:bottom w:val="single" w:sz="4" w:space="0" w:color="8EA9DB"/>
+              <w:end w:val="single" w:sz="4" w:space="0" w:color="8EA9DB"/>
+            </w:tcBorders>
+            <w:vAlign w:val="center"/>
+          </w:tcPr>
+          <w:p>
+            <w:pPr>
+              <w:pStyle w:val="Normal"/>
+              <w:spacing w:before="40" w:after="40"/>
+              <w:jc w:val="start"/>
+              <w:rPr/>
+            </w:pPr>
+            <w:r>
+              <w:rPr>
+                <w:sz w:val="20"/>
+                <w:szCs w:val="20"/>
+              </w:rPr>
+              <w:t>Actual: Safe (0)</w:t>
+            </w:r>
+          </w:p>
+        </w:tc>
+        <w:tc>
+          <w:tcPr>
+            <w:tcW w:w="1998" w:type="dxa"/>
+            <w:tcBorders>
+              <w:top w:val="single" w:sz="4" w:space="0" w:color="8EA9DB"/>
+              <w:start w:val="single" w:sz="4" w:space="0" w:color="8EA9DB"/>
+              <w:bottom w:val="single" w:sz="4" w:space="0" w:color="8EA9DB"/>
+              <w:end w:val="single" w:sz="4" w:space="0" w:color="8EA9DB"/>
+            </w:tcBorders>
+            <w:vAlign w:val="center"/>
+          </w:tcPr>
+          <w:p>
+            <w:pPr>
+              <w:pStyle w:val="Normal"/>
+              <w:spacing w:before="40" w:after="40"/>
+              <w:jc w:val="center"/>
+              <w:rPr/>
+            </w:pPr>
+            <w:r>
+              <w:rPr>
+                <w:sz w:val="20"/>
+                <w:szCs w:val="20"/>
+              </w:rPr>
+              <w:t>1,865 (TN)</w:t>
+            </w:r>
+          </w:p>
+        </w:tc>
+        <w:tc>
+          <w:tcPr>
+            <w:tcW w:w="2000" w:type="dxa"/>
+            <w:tcBorders>
+              <w:top w:val="single" w:sz="4" w:space="0" w:color="8EA9DB"/>
+              <w:start w:val="single" w:sz="4" w:space="0" w:color="8EA9DB"/>
+              <w:bottom w:val="single" w:sz="4" w:space="0" w:color="8EA9DB"/>
+              <w:end w:val="single" w:sz="4" w:space="0" w:color="8EA9DB"/>
+            </w:tcBorders>
+            <w:vAlign w:val="center"/>
+          </w:tcPr>
+          <w:p>
+            <w:pPr>
+              <w:pStyle w:val="Normal"/>
+              <w:spacing w:before="40" w:after="40"/>
+              <w:jc w:val="center"/>
+              <w:rPr/>
+            </w:pPr>
+            <w:r>
+              <w:rPr>
+                <w:sz w:val="20"/>
+                <w:szCs w:val="20"/>
+              </w:rPr>
+              <w:t>383 (FP)</w:t>
+            </w:r>
+          </w:p>
+        </w:tc>
+        <w:tc>
+          <w:tcPr>
+            <w:tcW w:w="2002" w:type="dxa"/>
+            <w:tcBorders>
+              <w:top w:val="single" w:sz="4" w:space="0" w:color="8EA9DB"/>
+              <w:start w:val="single" w:sz="4" w:space="0" w:color="8EA9DB"/>
+              <w:bottom w:val="single" w:sz="4" w:space="0" w:color="8EA9DB"/>
+              <w:end w:val="single" w:sz="4" w:space="0" w:color="8EA9DB"/>
+            </w:tcBorders>
+            <w:vAlign w:val="center"/>
+          </w:tcPr>
+          <w:p>
+            <w:pPr>
+              <w:pStyle w:val="Normal"/>
+              <w:spacing w:before="40" w:after="40"/>
+              <w:jc w:val="center"/>
+              <w:rPr/>
+            </w:pPr>
+            <w:r>
+              <w:rPr>
+                <w:sz w:val="20"/>
+                <w:szCs w:val="20"/>
+              </w:rPr>
+              <w:t>2,248</w:t>
+            </w:r>
+          </w:p>
+        </w:tc>
+      </w:tr>
+      <w:tr>
+        <w:trPr/>
+        <w:tc>
+          <w:tcPr>
+            <w:tcW w:w="2640" w:type="dxa"/>
+            <w:tcBorders>
+              <w:top w:val="single" w:sz="4" w:space="0" w:color="8EA9DB"/>
+              <w:start w:val="single" w:sz="4" w:space="0" w:color="8EA9DB"/>
+              <w:bottom w:val="single" w:sz="4" w:space="0" w:color="8EA9DB"/>
+              <w:end w:val="single" w:sz="4" w:space="0" w:color="8EA9DB"/>
+            </w:tcBorders>
+            <w:vAlign w:val="center"/>
+          </w:tcPr>
+          <w:p>
+            <w:pPr>
+              <w:pStyle w:val="Normal"/>
+              <w:spacing w:before="40" w:after="40"/>
+              <w:jc w:val="start"/>
+              <w:rPr/>
+            </w:pPr>
+            <w:r>
+              <w:rPr>
+                <w:sz w:val="20"/>
+                <w:szCs w:val="20"/>
+              </w:rPr>
+              <w:t>Actual: Default (1)</w:t>
+            </w:r>
+          </w:p>
+        </w:tc>
+        <w:tc>
+          <w:tcPr>
+            <w:tcW w:w="1998" w:type="dxa"/>
+            <w:tcBorders>
+              <w:top w:val="single" w:sz="4" w:space="0" w:color="8EA9DB"/>
+              <w:start w:val="single" w:sz="4" w:space="0" w:color="8EA9DB"/>
+              <w:bottom w:val="single" w:sz="4" w:space="0" w:color="8EA9DB"/>
+              <w:end w:val="single" w:sz="4" w:space="0" w:color="8EA9DB"/>
+            </w:tcBorders>
+            <w:vAlign w:val="center"/>
+          </w:tcPr>
+          <w:p>
+            <w:pPr>
+              <w:pStyle w:val="Normal"/>
+              <w:spacing w:before="40" w:after="40"/>
+              <w:jc w:val="center"/>
+              <w:rPr/>
+            </w:pPr>
+            <w:r>
+              <w:rPr>
+                <w:sz w:val="20"/>
+                <w:szCs w:val="20"/>
+              </w:rPr>
+              <w:t>75 (FN)</w:t>
+            </w:r>
+          </w:p>
+        </w:tc>
+        <w:tc>
+          <w:tcPr>
+            <w:tcW w:w="2000" w:type="dxa"/>
+            <w:tcBorders>
+              <w:top w:val="single" w:sz="4" w:space="0" w:color="8EA9DB"/>
+              <w:start w:val="single" w:sz="4" w:space="0" w:color="8EA9DB"/>
+              <w:bottom w:val="single" w:sz="4" w:space="0" w:color="8EA9DB"/>
+              <w:end w:val="single" w:sz="4" w:space="0" w:color="8EA9DB"/>
+            </w:tcBorders>
+            <w:vAlign w:val="center"/>
+          </w:tcPr>
+          <w:p>
+            <w:pPr>
+              <w:pStyle w:val="Normal"/>
+              <w:spacing w:before="40" w:after="40"/>
+              <w:jc w:val="center"/>
+              <w:rPr/>
+            </w:pPr>
+            <w:r>
+              <w:rPr>
+                <w:sz w:val="20"/>
+                <w:szCs w:val="20"/>
+              </w:rPr>
+              <w:t>2,677 (TP)</w:t>
+            </w:r>
+          </w:p>
+        </w:tc>
+        <w:tc>
+          <w:tcPr>
+            <w:tcW w:w="2002" w:type="dxa"/>
+            <w:tcBorders>
+              <w:top w:val="single" w:sz="4" w:space="0" w:color="8EA9DB"/>
+              <w:start w:val="single" w:sz="4" w:space="0" w:color="8EA9DB"/>
+              <w:bottom w:val="single" w:sz="4" w:space="0" w:color="8EA9DB"/>
+              <w:end w:val="single" w:sz="4" w:space="0" w:color="8EA9DB"/>
+            </w:tcBorders>
+            <w:vAlign w:val="center"/>
+          </w:tcPr>
+          <w:p>
+            <w:pPr>
+              <w:pStyle w:val="Normal"/>
+              <w:spacing w:before="40" w:after="40"/>
+              <w:jc w:val="center"/>
+              <w:rPr/>
+            </w:pPr>
+            <w:r>
+              <w:rPr>
+                <w:sz w:val="20"/>
+                <w:szCs w:val="20"/>
+              </w:rPr>
+              <w:t>2,752</w:t>
+            </w:r>
+          </w:p>
+        </w:tc>
+      </w:tr>
+      <w:tr>
+        <w:trPr/>
+        <w:tc>
+          <w:tcPr>
+            <w:tcW w:w="2640" w:type="dxa"/>
+            <w:tcBorders>
+              <w:top w:val="single" w:sz="4" w:space="0" w:color="8EA9DB"/>
+              <w:start w:val="single" w:sz="4" w:space="0" w:color="8EA9DB"/>
+              <w:bottom w:val="single" w:sz="4" w:space="0" w:color="8EA9DB"/>
+              <w:end w:val="single" w:sz="4" w:space="0" w:color="8EA9DB"/>
+            </w:tcBorders>
+            <w:vAlign w:val="center"/>
+          </w:tcPr>
+          <w:p>
+            <w:pPr>
+              <w:pStyle w:val="Normal"/>
+              <w:spacing w:before="40" w:after="40"/>
+              <w:jc w:val="start"/>
+              <w:rPr/>
+            </w:pPr>
+            <w:r>
+              <w:rPr>
+                <w:sz w:val="20"/>
+                <w:szCs w:val="20"/>
+              </w:rPr>
+              <w:t>Total</w:t>
+            </w:r>
+          </w:p>
+        </w:tc>
+        <w:tc>
+          <w:tcPr>
+            <w:tcW w:w="1998" w:type="dxa"/>
+            <w:tcBorders>
+              <w:top w:val="single" w:sz="4" w:space="0" w:color="8EA9DB"/>
+              <w:start w:val="single" w:sz="4" w:space="0" w:color="8EA9DB"/>
+              <w:bottom w:val="single" w:sz="4" w:space="0" w:color="8EA9DB"/>
+              <w:end w:val="single" w:sz="4" w:space="0" w:color="8EA9DB"/>
+            </w:tcBorders>
+            <w:vAlign w:val="center"/>
+          </w:tcPr>
+          <w:p>
+            <w:pPr>
+              <w:pStyle w:val="Normal"/>
+              <w:spacing w:before="40" w:after="40"/>
+              <w:jc w:val="center"/>
+              <w:rPr/>
+            </w:pPr>
+            <w:r>
+              <w:rPr>
+                <w:sz w:val="20"/>
+                <w:szCs w:val="20"/>
+              </w:rPr>
+              <w:t>1,940</w:t>
+            </w:r>
+          </w:p>
+        </w:tc>
+        <w:tc>
+          <w:tcPr>
+            <w:tcW w:w="2000" w:type="dxa"/>
+            <w:tcBorders>
+              <w:top w:val="single" w:sz="4" w:space="0" w:color="8EA9DB"/>
+              <w:start w:val="single" w:sz="4" w:space="0" w:color="8EA9DB"/>
+              <w:bottom w:val="single" w:sz="4" w:space="0" w:color="8EA9DB"/>
+              <w:end w:val="single" w:sz="4" w:space="0" w:color="8EA9DB"/>
+            </w:tcBorders>
+            <w:vAlign w:val="center"/>
+          </w:tcPr>
+          <w:p>
+            <w:pPr>
+              <w:pStyle w:val="Normal"/>
+              <w:spacing w:before="40" w:after="40"/>
+              <w:jc w:val="center"/>
+              <w:rPr/>
+            </w:pPr>
+            <w:r>
+              <w:rPr>
+                <w:sz w:val="20"/>
+                <w:szCs w:val="20"/>
+              </w:rPr>
+              <w:t>3,060</w:t>
+            </w:r>
+          </w:p>
+        </w:tc>
+        <w:tc>
+          <w:tcPr>
+            <w:tcW w:w="2002" w:type="dxa"/>
+            <w:tcBorders>
+              <w:top w:val="single" w:sz="4" w:space="0" w:color="8EA9DB"/>
+              <w:start w:val="single" w:sz="4" w:space="0" w:color="8EA9DB"/>
+              <w:bottom w:val="single" w:sz="4" w:space="0" w:color="8EA9DB"/>
+              <w:end w:val="single" w:sz="4" w:space="0" w:color="8EA9DB"/>
+            </w:tcBorders>
+            <w:vAlign w:val="center"/>
+          </w:tcPr>
+          <w:p>
+            <w:pPr>
+              <w:pStyle w:val="Normal"/>
+              <w:spacing w:before="40" w:after="40"/>
+              <w:jc w:val="center"/>
+              <w:rPr/>
+            </w:pPr>
+            <w:r>
+              <w:rPr>
+                <w:sz w:val="20"/>
+                <w:szCs w:val="20"/>
+              </w:rPr>
+              <w:t>5,000</w:t>
+            </w:r>
+          </w:p>
+        </w:tc>
+      </w:tr>
+    </w:tbl>
+    <w:p>
+      <w:pPr>
+        <w:pStyle w:val="Normal"/>
+        <w:spacing w:before="120" w:after="160"/>
+        <w:jc w:val="center"/>
+        <w:rPr/>
+      </w:pPr>
+      <w:r>
+        <w:rPr>
+          <w:i/>
+          <w:sz w:val="20"/>
+        </w:rPr>
+        <w:t>Table 5.1 — Test-set confusion matrix at the cost-optimal threshold (t = 0.28)</w:t>
+      </w:r>
+    </w:p>
+    <w:p>
+      <w:pPr>
+        <w:pStyle w:val="Normal"/>
+        <w:spacing w:before="0" w:after="0"/>
+        <w:rPr/>
+      </w:pPr>
+      <w:r>
+        <w:rPr/>
+      </w:r>
+    </w:p>
+    <w:p>
+      <w:pPr>
         <w:pStyle w:val="Heading3"/>
         <w:spacing w:before="220" w:after="120"/>
         <w:rPr/>
@@ -6607,6 +9690,987 @@
         <w:rPr/>
         <w:t>The total business cost achieved by the final model at the cost-optimal threshold, computed using the custom cost function described in Section 4.9.1 (which penalises false negatives more heavily than false positives), was 570.5 on the evaluated test batch, providing the baseline against which the selective prediction framework described in Section 5.7 was subsequently compared.</w:t>
       </w:r>
+    </w:p>
+    <w:p>
+      <w:pPr>
+        <w:pStyle w:val="Normal"/>
+        <w:spacing w:before="0" w:after="0"/>
+        <w:rPr/>
+      </w:pPr>
+      <w:r>
+        <w:rPr/>
+      </w:r>
+    </w:p>
+    <w:tbl>
+      <w:tblPr>
+        <w:tblW w:w="8640" w:type="dxa"/>
+        <w:jc w:val="start"/>
+        <w:tblInd w:w="113" w:type="dxa"/>
+        <w:tblLayout w:type="fixed"/>
+        <w:tblCellMar>
+          <w:top w:w="0" w:type="dxa"/>
+          <w:start w:w="108" w:type="dxa"/>
+          <w:bottom w:w="0" w:type="dxa"/>
+          <w:end w:w="108" w:type="dxa"/>
+        </w:tblCellMar>
+      </w:tblPr>
+      <w:tblGrid>
+        <w:gridCol w:w="2640"/>
+        <w:gridCol w:w="1998"/>
+        <w:gridCol w:w="2000"/>
+        <w:gridCol w:w="2002"/>
+      </w:tblGrid>
+      <w:tr>
+        <w:trPr/>
+        <w:tc>
+          <w:tcPr>
+            <w:tcW w:w="2640" w:type="dxa"/>
+            <w:tcBorders>
+              <w:top w:val="single" w:sz="4" w:space="0" w:color="8EA9DB"/>
+              <w:start w:val="single" w:sz="4" w:space="0" w:color="8EA9DB"/>
+              <w:bottom w:val="single" w:sz="4" w:space="0" w:color="8EA9DB"/>
+              <w:end w:val="single" w:sz="4" w:space="0" w:color="8EA9DB"/>
+            </w:tcBorders>
+            <w:shd w:color="auto" w:fill="D9E2F3" w:val="clear"/>
+            <w:vAlign w:val="center"/>
+          </w:tcPr>
+          <w:p>
+            <w:pPr>
+              <w:pStyle w:val="Normal"/>
+              <w:spacing w:before="40" w:after="40"/>
+              <w:jc w:val="start"/>
+              <w:rPr/>
+            </w:pPr>
+            <w:r>
+              <w:rPr>
+                <w:b/>
+                <w:sz w:val="20"/>
+                <w:szCs w:val="20"/>
+              </w:rPr>
+              <w:t>Metric</w:t>
+            </w:r>
+          </w:p>
+        </w:tc>
+        <w:tc>
+          <w:tcPr>
+            <w:tcW w:w="1998" w:type="dxa"/>
+            <w:tcBorders>
+              <w:top w:val="single" w:sz="4" w:space="0" w:color="8EA9DB"/>
+              <w:start w:val="single" w:sz="4" w:space="0" w:color="8EA9DB"/>
+              <w:bottom w:val="single" w:sz="4" w:space="0" w:color="8EA9DB"/>
+              <w:end w:val="single" w:sz="4" w:space="0" w:color="8EA9DB"/>
+            </w:tcBorders>
+            <w:shd w:color="auto" w:fill="D9E2F3" w:val="clear"/>
+            <w:vAlign w:val="center"/>
+          </w:tcPr>
+          <w:p>
+            <w:pPr>
+              <w:pStyle w:val="Normal"/>
+              <w:spacing w:before="40" w:after="40"/>
+              <w:jc w:val="center"/>
+              <w:rPr/>
+            </w:pPr>
+            <w:r>
+              <w:rPr>
+                <w:b/>
+                <w:sz w:val="20"/>
+                <w:szCs w:val="20"/>
+              </w:rPr>
+              <w:t>Training</w:t>
+            </w:r>
+          </w:p>
+        </w:tc>
+        <w:tc>
+          <w:tcPr>
+            <w:tcW w:w="2000" w:type="dxa"/>
+            <w:tcBorders>
+              <w:top w:val="single" w:sz="4" w:space="0" w:color="8EA9DB"/>
+              <w:start w:val="single" w:sz="4" w:space="0" w:color="8EA9DB"/>
+              <w:bottom w:val="single" w:sz="4" w:space="0" w:color="8EA9DB"/>
+              <w:end w:val="single" w:sz="4" w:space="0" w:color="8EA9DB"/>
+            </w:tcBorders>
+            <w:shd w:color="auto" w:fill="D9E2F3" w:val="clear"/>
+            <w:vAlign w:val="center"/>
+          </w:tcPr>
+          <w:p>
+            <w:pPr>
+              <w:pStyle w:val="Normal"/>
+              <w:spacing w:before="40" w:after="40"/>
+              <w:jc w:val="center"/>
+              <w:rPr/>
+            </w:pPr>
+            <w:r>
+              <w:rPr>
+                <w:b/>
+                <w:sz w:val="20"/>
+                <w:szCs w:val="20"/>
+              </w:rPr>
+              <w:t>Validation</w:t>
+            </w:r>
+          </w:p>
+        </w:tc>
+        <w:tc>
+          <w:tcPr>
+            <w:tcW w:w="2002" w:type="dxa"/>
+            <w:tcBorders>
+              <w:top w:val="single" w:sz="4" w:space="0" w:color="8EA9DB"/>
+              <w:start w:val="single" w:sz="4" w:space="0" w:color="8EA9DB"/>
+              <w:bottom w:val="single" w:sz="4" w:space="0" w:color="8EA9DB"/>
+              <w:end w:val="single" w:sz="4" w:space="0" w:color="8EA9DB"/>
+            </w:tcBorders>
+            <w:shd w:color="auto" w:fill="D9E2F3" w:val="clear"/>
+            <w:vAlign w:val="center"/>
+          </w:tcPr>
+          <w:p>
+            <w:pPr>
+              <w:pStyle w:val="Normal"/>
+              <w:spacing w:before="40" w:after="40"/>
+              <w:jc w:val="center"/>
+              <w:rPr/>
+            </w:pPr>
+            <w:r>
+              <w:rPr>
+                <w:b/>
+                <w:sz w:val="20"/>
+                <w:szCs w:val="20"/>
+              </w:rPr>
+              <w:t>Test</w:t>
+            </w:r>
+          </w:p>
+        </w:tc>
+      </w:tr>
+      <w:tr>
+        <w:trPr/>
+        <w:tc>
+          <w:tcPr>
+            <w:tcW w:w="2640" w:type="dxa"/>
+            <w:tcBorders>
+              <w:top w:val="single" w:sz="4" w:space="0" w:color="8EA9DB"/>
+              <w:start w:val="single" w:sz="4" w:space="0" w:color="8EA9DB"/>
+              <w:bottom w:val="single" w:sz="4" w:space="0" w:color="8EA9DB"/>
+              <w:end w:val="single" w:sz="4" w:space="0" w:color="8EA9DB"/>
+            </w:tcBorders>
+            <w:vAlign w:val="center"/>
+          </w:tcPr>
+          <w:p>
+            <w:pPr>
+              <w:pStyle w:val="Normal"/>
+              <w:spacing w:before="40" w:after="40"/>
+              <w:jc w:val="start"/>
+              <w:rPr/>
+            </w:pPr>
+            <w:r>
+              <w:rPr>
+                <w:sz w:val="20"/>
+                <w:szCs w:val="20"/>
+              </w:rPr>
+              <w:t>AUC</w:t>
+            </w:r>
+          </w:p>
+        </w:tc>
+        <w:tc>
+          <w:tcPr>
+            <w:tcW w:w="1998" w:type="dxa"/>
+            <w:tcBorders>
+              <w:top w:val="single" w:sz="4" w:space="0" w:color="8EA9DB"/>
+              <w:start w:val="single" w:sz="4" w:space="0" w:color="8EA9DB"/>
+              <w:bottom w:val="single" w:sz="4" w:space="0" w:color="8EA9DB"/>
+              <w:end w:val="single" w:sz="4" w:space="0" w:color="8EA9DB"/>
+            </w:tcBorders>
+            <w:vAlign w:val="center"/>
+          </w:tcPr>
+          <w:p>
+            <w:pPr>
+              <w:pStyle w:val="Normal"/>
+              <w:spacing w:before="40" w:after="40"/>
+              <w:jc w:val="center"/>
+              <w:rPr/>
+            </w:pPr>
+            <w:r>
+              <w:rPr>
+                <w:sz w:val="20"/>
+                <w:szCs w:val="20"/>
+              </w:rPr>
+              <w:t>≈</w:t>
+            </w:r>
+            <w:r>
+              <w:rPr>
+                <w:sz w:val="20"/>
+                <w:szCs w:val="20"/>
+              </w:rPr>
+              <w:t>0.985*</w:t>
+            </w:r>
+          </w:p>
+        </w:tc>
+        <w:tc>
+          <w:tcPr>
+            <w:tcW w:w="2000" w:type="dxa"/>
+            <w:tcBorders>
+              <w:top w:val="single" w:sz="4" w:space="0" w:color="8EA9DB"/>
+              <w:start w:val="single" w:sz="4" w:space="0" w:color="8EA9DB"/>
+              <w:bottom w:val="single" w:sz="4" w:space="0" w:color="8EA9DB"/>
+              <w:end w:val="single" w:sz="4" w:space="0" w:color="8EA9DB"/>
+            </w:tcBorders>
+            <w:vAlign w:val="center"/>
+          </w:tcPr>
+          <w:p>
+            <w:pPr>
+              <w:pStyle w:val="Normal"/>
+              <w:spacing w:before="40" w:after="40"/>
+              <w:jc w:val="center"/>
+              <w:rPr/>
+            </w:pPr>
+            <w:r>
+              <w:rPr>
+                <w:sz w:val="20"/>
+                <w:szCs w:val="20"/>
+              </w:rPr>
+              <w:t>0.9718</w:t>
+            </w:r>
+          </w:p>
+        </w:tc>
+        <w:tc>
+          <w:tcPr>
+            <w:tcW w:w="2002" w:type="dxa"/>
+            <w:tcBorders>
+              <w:top w:val="single" w:sz="4" w:space="0" w:color="8EA9DB"/>
+              <w:start w:val="single" w:sz="4" w:space="0" w:color="8EA9DB"/>
+              <w:bottom w:val="single" w:sz="4" w:space="0" w:color="8EA9DB"/>
+              <w:end w:val="single" w:sz="4" w:space="0" w:color="8EA9DB"/>
+            </w:tcBorders>
+            <w:vAlign w:val="center"/>
+          </w:tcPr>
+          <w:p>
+            <w:pPr>
+              <w:pStyle w:val="Normal"/>
+              <w:spacing w:before="40" w:after="40"/>
+              <w:jc w:val="center"/>
+              <w:rPr/>
+            </w:pPr>
+            <w:r>
+              <w:rPr>
+                <w:sz w:val="20"/>
+                <w:szCs w:val="20"/>
+              </w:rPr>
+              <w:t>0.9763</w:t>
+            </w:r>
+          </w:p>
+        </w:tc>
+      </w:tr>
+      <w:tr>
+        <w:trPr/>
+        <w:tc>
+          <w:tcPr>
+            <w:tcW w:w="2640" w:type="dxa"/>
+            <w:tcBorders>
+              <w:top w:val="single" w:sz="4" w:space="0" w:color="8EA9DB"/>
+              <w:start w:val="single" w:sz="4" w:space="0" w:color="8EA9DB"/>
+              <w:bottom w:val="single" w:sz="4" w:space="0" w:color="8EA9DB"/>
+              <w:end w:val="single" w:sz="4" w:space="0" w:color="8EA9DB"/>
+            </w:tcBorders>
+            <w:vAlign w:val="center"/>
+          </w:tcPr>
+          <w:p>
+            <w:pPr>
+              <w:pStyle w:val="Normal"/>
+              <w:spacing w:before="40" w:after="40"/>
+              <w:jc w:val="start"/>
+              <w:rPr/>
+            </w:pPr>
+            <w:r>
+              <w:rPr>
+                <w:sz w:val="20"/>
+                <w:szCs w:val="20"/>
+              </w:rPr>
+              <w:t>Accuracy</w:t>
+            </w:r>
+          </w:p>
+        </w:tc>
+        <w:tc>
+          <w:tcPr>
+            <w:tcW w:w="1998" w:type="dxa"/>
+            <w:tcBorders>
+              <w:top w:val="single" w:sz="4" w:space="0" w:color="8EA9DB"/>
+              <w:start w:val="single" w:sz="4" w:space="0" w:color="8EA9DB"/>
+              <w:bottom w:val="single" w:sz="4" w:space="0" w:color="8EA9DB"/>
+              <w:end w:val="single" w:sz="4" w:space="0" w:color="8EA9DB"/>
+            </w:tcBorders>
+            <w:vAlign w:val="center"/>
+          </w:tcPr>
+          <w:p>
+            <w:pPr>
+              <w:pStyle w:val="Normal"/>
+              <w:spacing w:before="40" w:after="40"/>
+              <w:jc w:val="center"/>
+              <w:rPr/>
+            </w:pPr>
+            <w:r>
+              <w:rPr>
+                <w:sz w:val="20"/>
+                <w:szCs w:val="20"/>
+              </w:rPr>
+              <w:t>—</w:t>
+            </w:r>
+          </w:p>
+        </w:tc>
+        <w:tc>
+          <w:tcPr>
+            <w:tcW w:w="2000" w:type="dxa"/>
+            <w:tcBorders>
+              <w:top w:val="single" w:sz="4" w:space="0" w:color="8EA9DB"/>
+              <w:start w:val="single" w:sz="4" w:space="0" w:color="8EA9DB"/>
+              <w:bottom w:val="single" w:sz="4" w:space="0" w:color="8EA9DB"/>
+              <w:end w:val="single" w:sz="4" w:space="0" w:color="8EA9DB"/>
+            </w:tcBorders>
+            <w:vAlign w:val="center"/>
+          </w:tcPr>
+          <w:p>
+            <w:pPr>
+              <w:pStyle w:val="Normal"/>
+              <w:spacing w:before="40" w:after="40"/>
+              <w:jc w:val="center"/>
+              <w:rPr/>
+            </w:pPr>
+            <w:r>
+              <w:rPr>
+                <w:sz w:val="20"/>
+                <w:szCs w:val="20"/>
+              </w:rPr>
+              <w:t>—</w:t>
+            </w:r>
+          </w:p>
+        </w:tc>
+        <w:tc>
+          <w:tcPr>
+            <w:tcW w:w="2002" w:type="dxa"/>
+            <w:tcBorders>
+              <w:top w:val="single" w:sz="4" w:space="0" w:color="8EA9DB"/>
+              <w:start w:val="single" w:sz="4" w:space="0" w:color="8EA9DB"/>
+              <w:bottom w:val="single" w:sz="4" w:space="0" w:color="8EA9DB"/>
+              <w:end w:val="single" w:sz="4" w:space="0" w:color="8EA9DB"/>
+            </w:tcBorders>
+            <w:vAlign w:val="center"/>
+          </w:tcPr>
+          <w:p>
+            <w:pPr>
+              <w:pStyle w:val="Normal"/>
+              <w:spacing w:before="40" w:after="40"/>
+              <w:jc w:val="center"/>
+              <w:rPr/>
+            </w:pPr>
+            <w:r>
+              <w:rPr>
+                <w:sz w:val="20"/>
+                <w:szCs w:val="20"/>
+              </w:rPr>
+              <w:t>91.0%</w:t>
+            </w:r>
+          </w:p>
+        </w:tc>
+      </w:tr>
+      <w:tr>
+        <w:trPr/>
+        <w:tc>
+          <w:tcPr>
+            <w:tcW w:w="2640" w:type="dxa"/>
+            <w:tcBorders>
+              <w:top w:val="single" w:sz="4" w:space="0" w:color="8EA9DB"/>
+              <w:start w:val="single" w:sz="4" w:space="0" w:color="8EA9DB"/>
+              <w:bottom w:val="single" w:sz="4" w:space="0" w:color="8EA9DB"/>
+              <w:end w:val="single" w:sz="4" w:space="0" w:color="8EA9DB"/>
+            </w:tcBorders>
+            <w:vAlign w:val="center"/>
+          </w:tcPr>
+          <w:p>
+            <w:pPr>
+              <w:pStyle w:val="Normal"/>
+              <w:spacing w:before="40" w:after="40"/>
+              <w:jc w:val="start"/>
+              <w:rPr/>
+            </w:pPr>
+            <w:r>
+              <w:rPr>
+                <w:sz w:val="20"/>
+                <w:szCs w:val="20"/>
+              </w:rPr>
+              <w:t>Precision (default class)</w:t>
+            </w:r>
+          </w:p>
+        </w:tc>
+        <w:tc>
+          <w:tcPr>
+            <w:tcW w:w="1998" w:type="dxa"/>
+            <w:tcBorders>
+              <w:top w:val="single" w:sz="4" w:space="0" w:color="8EA9DB"/>
+              <w:start w:val="single" w:sz="4" w:space="0" w:color="8EA9DB"/>
+              <w:bottom w:val="single" w:sz="4" w:space="0" w:color="8EA9DB"/>
+              <w:end w:val="single" w:sz="4" w:space="0" w:color="8EA9DB"/>
+            </w:tcBorders>
+            <w:vAlign w:val="center"/>
+          </w:tcPr>
+          <w:p>
+            <w:pPr>
+              <w:pStyle w:val="Normal"/>
+              <w:spacing w:before="40" w:after="40"/>
+              <w:jc w:val="center"/>
+              <w:rPr/>
+            </w:pPr>
+            <w:r>
+              <w:rPr>
+                <w:sz w:val="20"/>
+                <w:szCs w:val="20"/>
+              </w:rPr>
+              <w:t>—</w:t>
+            </w:r>
+          </w:p>
+        </w:tc>
+        <w:tc>
+          <w:tcPr>
+            <w:tcW w:w="2000" w:type="dxa"/>
+            <w:tcBorders>
+              <w:top w:val="single" w:sz="4" w:space="0" w:color="8EA9DB"/>
+              <w:start w:val="single" w:sz="4" w:space="0" w:color="8EA9DB"/>
+              <w:bottom w:val="single" w:sz="4" w:space="0" w:color="8EA9DB"/>
+              <w:end w:val="single" w:sz="4" w:space="0" w:color="8EA9DB"/>
+            </w:tcBorders>
+            <w:vAlign w:val="center"/>
+          </w:tcPr>
+          <w:p>
+            <w:pPr>
+              <w:pStyle w:val="Normal"/>
+              <w:spacing w:before="40" w:after="40"/>
+              <w:jc w:val="center"/>
+              <w:rPr/>
+            </w:pPr>
+            <w:r>
+              <w:rPr>
+                <w:sz w:val="20"/>
+                <w:szCs w:val="20"/>
+              </w:rPr>
+              <w:t>—</w:t>
+            </w:r>
+          </w:p>
+        </w:tc>
+        <w:tc>
+          <w:tcPr>
+            <w:tcW w:w="2002" w:type="dxa"/>
+            <w:tcBorders>
+              <w:top w:val="single" w:sz="4" w:space="0" w:color="8EA9DB"/>
+              <w:start w:val="single" w:sz="4" w:space="0" w:color="8EA9DB"/>
+              <w:bottom w:val="single" w:sz="4" w:space="0" w:color="8EA9DB"/>
+              <w:end w:val="single" w:sz="4" w:space="0" w:color="8EA9DB"/>
+            </w:tcBorders>
+            <w:vAlign w:val="center"/>
+          </w:tcPr>
+          <w:p>
+            <w:pPr>
+              <w:pStyle w:val="Normal"/>
+              <w:spacing w:before="40" w:after="40"/>
+              <w:jc w:val="center"/>
+              <w:rPr/>
+            </w:pPr>
+            <w:r>
+              <w:rPr>
+                <w:sz w:val="20"/>
+                <w:szCs w:val="20"/>
+              </w:rPr>
+              <w:t>87.5%</w:t>
+            </w:r>
+          </w:p>
+        </w:tc>
+      </w:tr>
+      <w:tr>
+        <w:trPr/>
+        <w:tc>
+          <w:tcPr>
+            <w:tcW w:w="2640" w:type="dxa"/>
+            <w:tcBorders>
+              <w:top w:val="single" w:sz="4" w:space="0" w:color="8EA9DB"/>
+              <w:start w:val="single" w:sz="4" w:space="0" w:color="8EA9DB"/>
+              <w:bottom w:val="single" w:sz="4" w:space="0" w:color="8EA9DB"/>
+              <w:end w:val="single" w:sz="4" w:space="0" w:color="8EA9DB"/>
+            </w:tcBorders>
+            <w:vAlign w:val="center"/>
+          </w:tcPr>
+          <w:p>
+            <w:pPr>
+              <w:pStyle w:val="Normal"/>
+              <w:spacing w:before="40" w:after="40"/>
+              <w:jc w:val="start"/>
+              <w:rPr/>
+            </w:pPr>
+            <w:r>
+              <w:rPr>
+                <w:sz w:val="20"/>
+                <w:szCs w:val="20"/>
+              </w:rPr>
+              <w:t>Recall (default class)</w:t>
+            </w:r>
+          </w:p>
+        </w:tc>
+        <w:tc>
+          <w:tcPr>
+            <w:tcW w:w="1998" w:type="dxa"/>
+            <w:tcBorders>
+              <w:top w:val="single" w:sz="4" w:space="0" w:color="8EA9DB"/>
+              <w:start w:val="single" w:sz="4" w:space="0" w:color="8EA9DB"/>
+              <w:bottom w:val="single" w:sz="4" w:space="0" w:color="8EA9DB"/>
+              <w:end w:val="single" w:sz="4" w:space="0" w:color="8EA9DB"/>
+            </w:tcBorders>
+            <w:vAlign w:val="center"/>
+          </w:tcPr>
+          <w:p>
+            <w:pPr>
+              <w:pStyle w:val="Normal"/>
+              <w:spacing w:before="40" w:after="40"/>
+              <w:jc w:val="center"/>
+              <w:rPr/>
+            </w:pPr>
+            <w:r>
+              <w:rPr>
+                <w:sz w:val="20"/>
+                <w:szCs w:val="20"/>
+              </w:rPr>
+              <w:t>—</w:t>
+            </w:r>
+          </w:p>
+        </w:tc>
+        <w:tc>
+          <w:tcPr>
+            <w:tcW w:w="2000" w:type="dxa"/>
+            <w:tcBorders>
+              <w:top w:val="single" w:sz="4" w:space="0" w:color="8EA9DB"/>
+              <w:start w:val="single" w:sz="4" w:space="0" w:color="8EA9DB"/>
+              <w:bottom w:val="single" w:sz="4" w:space="0" w:color="8EA9DB"/>
+              <w:end w:val="single" w:sz="4" w:space="0" w:color="8EA9DB"/>
+            </w:tcBorders>
+            <w:vAlign w:val="center"/>
+          </w:tcPr>
+          <w:p>
+            <w:pPr>
+              <w:pStyle w:val="Normal"/>
+              <w:spacing w:before="40" w:after="40"/>
+              <w:jc w:val="center"/>
+              <w:rPr/>
+            </w:pPr>
+            <w:r>
+              <w:rPr>
+                <w:sz w:val="20"/>
+                <w:szCs w:val="20"/>
+              </w:rPr>
+              <w:t>—</w:t>
+            </w:r>
+          </w:p>
+        </w:tc>
+        <w:tc>
+          <w:tcPr>
+            <w:tcW w:w="2002" w:type="dxa"/>
+            <w:tcBorders>
+              <w:top w:val="single" w:sz="4" w:space="0" w:color="8EA9DB"/>
+              <w:start w:val="single" w:sz="4" w:space="0" w:color="8EA9DB"/>
+              <w:bottom w:val="single" w:sz="4" w:space="0" w:color="8EA9DB"/>
+              <w:end w:val="single" w:sz="4" w:space="0" w:color="8EA9DB"/>
+            </w:tcBorders>
+            <w:vAlign w:val="center"/>
+          </w:tcPr>
+          <w:p>
+            <w:pPr>
+              <w:pStyle w:val="Normal"/>
+              <w:spacing w:before="40" w:after="40"/>
+              <w:jc w:val="center"/>
+              <w:rPr/>
+            </w:pPr>
+            <w:r>
+              <w:rPr>
+                <w:sz w:val="20"/>
+                <w:szCs w:val="20"/>
+              </w:rPr>
+              <w:t>97.3%</w:t>
+            </w:r>
+          </w:p>
+        </w:tc>
+      </w:tr>
+      <w:tr>
+        <w:trPr/>
+        <w:tc>
+          <w:tcPr>
+            <w:tcW w:w="2640" w:type="dxa"/>
+            <w:tcBorders>
+              <w:top w:val="single" w:sz="4" w:space="0" w:color="8EA9DB"/>
+              <w:start w:val="single" w:sz="4" w:space="0" w:color="8EA9DB"/>
+              <w:bottom w:val="single" w:sz="4" w:space="0" w:color="8EA9DB"/>
+              <w:end w:val="single" w:sz="4" w:space="0" w:color="8EA9DB"/>
+            </w:tcBorders>
+            <w:vAlign w:val="center"/>
+          </w:tcPr>
+          <w:p>
+            <w:pPr>
+              <w:pStyle w:val="Normal"/>
+              <w:spacing w:before="40" w:after="40"/>
+              <w:jc w:val="start"/>
+              <w:rPr/>
+            </w:pPr>
+            <w:r>
+              <w:rPr>
+                <w:sz w:val="20"/>
+                <w:szCs w:val="20"/>
+              </w:rPr>
+              <w:t>F1-score (default class)</w:t>
+            </w:r>
+          </w:p>
+        </w:tc>
+        <w:tc>
+          <w:tcPr>
+            <w:tcW w:w="1998" w:type="dxa"/>
+            <w:tcBorders>
+              <w:top w:val="single" w:sz="4" w:space="0" w:color="8EA9DB"/>
+              <w:start w:val="single" w:sz="4" w:space="0" w:color="8EA9DB"/>
+              <w:bottom w:val="single" w:sz="4" w:space="0" w:color="8EA9DB"/>
+              <w:end w:val="single" w:sz="4" w:space="0" w:color="8EA9DB"/>
+            </w:tcBorders>
+            <w:vAlign w:val="center"/>
+          </w:tcPr>
+          <w:p>
+            <w:pPr>
+              <w:pStyle w:val="Normal"/>
+              <w:spacing w:before="40" w:after="40"/>
+              <w:jc w:val="center"/>
+              <w:rPr/>
+            </w:pPr>
+            <w:r>
+              <w:rPr>
+                <w:sz w:val="20"/>
+                <w:szCs w:val="20"/>
+              </w:rPr>
+              <w:t>—</w:t>
+            </w:r>
+          </w:p>
+        </w:tc>
+        <w:tc>
+          <w:tcPr>
+            <w:tcW w:w="2000" w:type="dxa"/>
+            <w:tcBorders>
+              <w:top w:val="single" w:sz="4" w:space="0" w:color="8EA9DB"/>
+              <w:start w:val="single" w:sz="4" w:space="0" w:color="8EA9DB"/>
+              <w:bottom w:val="single" w:sz="4" w:space="0" w:color="8EA9DB"/>
+              <w:end w:val="single" w:sz="4" w:space="0" w:color="8EA9DB"/>
+            </w:tcBorders>
+            <w:vAlign w:val="center"/>
+          </w:tcPr>
+          <w:p>
+            <w:pPr>
+              <w:pStyle w:val="Normal"/>
+              <w:spacing w:before="40" w:after="40"/>
+              <w:jc w:val="center"/>
+              <w:rPr/>
+            </w:pPr>
+            <w:r>
+              <w:rPr>
+                <w:sz w:val="20"/>
+                <w:szCs w:val="20"/>
+              </w:rPr>
+              <w:t>—</w:t>
+            </w:r>
+          </w:p>
+        </w:tc>
+        <w:tc>
+          <w:tcPr>
+            <w:tcW w:w="2002" w:type="dxa"/>
+            <w:tcBorders>
+              <w:top w:val="single" w:sz="4" w:space="0" w:color="8EA9DB"/>
+              <w:start w:val="single" w:sz="4" w:space="0" w:color="8EA9DB"/>
+              <w:bottom w:val="single" w:sz="4" w:space="0" w:color="8EA9DB"/>
+              <w:end w:val="single" w:sz="4" w:space="0" w:color="8EA9DB"/>
+            </w:tcBorders>
+            <w:vAlign w:val="center"/>
+          </w:tcPr>
+          <w:p>
+            <w:pPr>
+              <w:pStyle w:val="Normal"/>
+              <w:spacing w:before="40" w:after="40"/>
+              <w:jc w:val="center"/>
+              <w:rPr/>
+            </w:pPr>
+            <w:r>
+              <w:rPr>
+                <w:sz w:val="20"/>
+                <w:szCs w:val="20"/>
+              </w:rPr>
+              <w:t>92.1%</w:t>
+            </w:r>
+          </w:p>
+        </w:tc>
+      </w:tr>
+      <w:tr>
+        <w:trPr/>
+        <w:tc>
+          <w:tcPr>
+            <w:tcW w:w="2640" w:type="dxa"/>
+            <w:tcBorders>
+              <w:top w:val="single" w:sz="4" w:space="0" w:color="8EA9DB"/>
+              <w:start w:val="single" w:sz="4" w:space="0" w:color="8EA9DB"/>
+              <w:bottom w:val="single" w:sz="4" w:space="0" w:color="8EA9DB"/>
+              <w:end w:val="single" w:sz="4" w:space="0" w:color="8EA9DB"/>
+            </w:tcBorders>
+            <w:vAlign w:val="center"/>
+          </w:tcPr>
+          <w:p>
+            <w:pPr>
+              <w:pStyle w:val="Normal"/>
+              <w:spacing w:before="40" w:after="40"/>
+              <w:jc w:val="start"/>
+              <w:rPr/>
+            </w:pPr>
+            <w:r>
+              <w:rPr>
+                <w:sz w:val="20"/>
+                <w:szCs w:val="20"/>
+              </w:rPr>
+              <w:t>FP/FN ratio</w:t>
+            </w:r>
+          </w:p>
+        </w:tc>
+        <w:tc>
+          <w:tcPr>
+            <w:tcW w:w="1998" w:type="dxa"/>
+            <w:tcBorders>
+              <w:top w:val="single" w:sz="4" w:space="0" w:color="8EA9DB"/>
+              <w:start w:val="single" w:sz="4" w:space="0" w:color="8EA9DB"/>
+              <w:bottom w:val="single" w:sz="4" w:space="0" w:color="8EA9DB"/>
+              <w:end w:val="single" w:sz="4" w:space="0" w:color="8EA9DB"/>
+            </w:tcBorders>
+            <w:vAlign w:val="center"/>
+          </w:tcPr>
+          <w:p>
+            <w:pPr>
+              <w:pStyle w:val="Normal"/>
+              <w:spacing w:before="40" w:after="40"/>
+              <w:jc w:val="center"/>
+              <w:rPr/>
+            </w:pPr>
+            <w:r>
+              <w:rPr>
+                <w:sz w:val="20"/>
+                <w:szCs w:val="20"/>
+              </w:rPr>
+              <w:t>—</w:t>
+            </w:r>
+          </w:p>
+        </w:tc>
+        <w:tc>
+          <w:tcPr>
+            <w:tcW w:w="2000" w:type="dxa"/>
+            <w:tcBorders>
+              <w:top w:val="single" w:sz="4" w:space="0" w:color="8EA9DB"/>
+              <w:start w:val="single" w:sz="4" w:space="0" w:color="8EA9DB"/>
+              <w:bottom w:val="single" w:sz="4" w:space="0" w:color="8EA9DB"/>
+              <w:end w:val="single" w:sz="4" w:space="0" w:color="8EA9DB"/>
+            </w:tcBorders>
+            <w:vAlign w:val="center"/>
+          </w:tcPr>
+          <w:p>
+            <w:pPr>
+              <w:pStyle w:val="Normal"/>
+              <w:spacing w:before="40" w:after="40"/>
+              <w:jc w:val="center"/>
+              <w:rPr/>
+            </w:pPr>
+            <w:r>
+              <w:rPr>
+                <w:sz w:val="20"/>
+                <w:szCs w:val="20"/>
+              </w:rPr>
+              <w:t>—</w:t>
+            </w:r>
+          </w:p>
+        </w:tc>
+        <w:tc>
+          <w:tcPr>
+            <w:tcW w:w="2002" w:type="dxa"/>
+            <w:tcBorders>
+              <w:top w:val="single" w:sz="4" w:space="0" w:color="8EA9DB"/>
+              <w:start w:val="single" w:sz="4" w:space="0" w:color="8EA9DB"/>
+              <w:bottom w:val="single" w:sz="4" w:space="0" w:color="8EA9DB"/>
+              <w:end w:val="single" w:sz="4" w:space="0" w:color="8EA9DB"/>
+            </w:tcBorders>
+            <w:vAlign w:val="center"/>
+          </w:tcPr>
+          <w:p>
+            <w:pPr>
+              <w:pStyle w:val="Normal"/>
+              <w:spacing w:before="40" w:after="40"/>
+              <w:jc w:val="center"/>
+              <w:rPr/>
+            </w:pPr>
+            <w:r>
+              <w:rPr>
+                <w:sz w:val="20"/>
+                <w:szCs w:val="20"/>
+              </w:rPr>
+              <w:t>5.11</w:t>
+            </w:r>
+          </w:p>
+        </w:tc>
+      </w:tr>
+      <w:tr>
+        <w:trPr/>
+        <w:tc>
+          <w:tcPr>
+            <w:tcW w:w="2640" w:type="dxa"/>
+            <w:tcBorders>
+              <w:top w:val="single" w:sz="4" w:space="0" w:color="8EA9DB"/>
+              <w:start w:val="single" w:sz="4" w:space="0" w:color="8EA9DB"/>
+              <w:bottom w:val="single" w:sz="4" w:space="0" w:color="8EA9DB"/>
+              <w:end w:val="single" w:sz="4" w:space="0" w:color="8EA9DB"/>
+            </w:tcBorders>
+            <w:vAlign w:val="center"/>
+          </w:tcPr>
+          <w:p>
+            <w:pPr>
+              <w:pStyle w:val="Normal"/>
+              <w:spacing w:before="40" w:after="40"/>
+              <w:jc w:val="start"/>
+              <w:rPr/>
+            </w:pPr>
+            <w:r>
+              <w:rPr>
+                <w:sz w:val="20"/>
+                <w:szCs w:val="20"/>
+              </w:rPr>
+              <w:t>Total business cost</w:t>
+            </w:r>
+          </w:p>
+        </w:tc>
+        <w:tc>
+          <w:tcPr>
+            <w:tcW w:w="1998" w:type="dxa"/>
+            <w:tcBorders>
+              <w:top w:val="single" w:sz="4" w:space="0" w:color="8EA9DB"/>
+              <w:start w:val="single" w:sz="4" w:space="0" w:color="8EA9DB"/>
+              <w:bottom w:val="single" w:sz="4" w:space="0" w:color="8EA9DB"/>
+              <w:end w:val="single" w:sz="4" w:space="0" w:color="8EA9DB"/>
+            </w:tcBorders>
+            <w:vAlign w:val="center"/>
+          </w:tcPr>
+          <w:p>
+            <w:pPr>
+              <w:pStyle w:val="Normal"/>
+              <w:spacing w:before="40" w:after="40"/>
+              <w:jc w:val="center"/>
+              <w:rPr/>
+            </w:pPr>
+            <w:r>
+              <w:rPr>
+                <w:sz w:val="20"/>
+                <w:szCs w:val="20"/>
+              </w:rPr>
+              <w:t>—</w:t>
+            </w:r>
+          </w:p>
+        </w:tc>
+        <w:tc>
+          <w:tcPr>
+            <w:tcW w:w="2000" w:type="dxa"/>
+            <w:tcBorders>
+              <w:top w:val="single" w:sz="4" w:space="0" w:color="8EA9DB"/>
+              <w:start w:val="single" w:sz="4" w:space="0" w:color="8EA9DB"/>
+              <w:bottom w:val="single" w:sz="4" w:space="0" w:color="8EA9DB"/>
+              <w:end w:val="single" w:sz="4" w:space="0" w:color="8EA9DB"/>
+            </w:tcBorders>
+            <w:vAlign w:val="center"/>
+          </w:tcPr>
+          <w:p>
+            <w:pPr>
+              <w:pStyle w:val="Normal"/>
+              <w:spacing w:before="40" w:after="40"/>
+              <w:jc w:val="center"/>
+              <w:rPr/>
+            </w:pPr>
+            <w:r>
+              <w:rPr>
+                <w:sz w:val="20"/>
+                <w:szCs w:val="20"/>
+              </w:rPr>
+              <w:t>—</w:t>
+            </w:r>
+          </w:p>
+        </w:tc>
+        <w:tc>
+          <w:tcPr>
+            <w:tcW w:w="2002" w:type="dxa"/>
+            <w:tcBorders>
+              <w:top w:val="single" w:sz="4" w:space="0" w:color="8EA9DB"/>
+              <w:start w:val="single" w:sz="4" w:space="0" w:color="8EA9DB"/>
+              <w:bottom w:val="single" w:sz="4" w:space="0" w:color="8EA9DB"/>
+              <w:end w:val="single" w:sz="4" w:space="0" w:color="8EA9DB"/>
+            </w:tcBorders>
+            <w:vAlign w:val="center"/>
+          </w:tcPr>
+          <w:p>
+            <w:pPr>
+              <w:pStyle w:val="Normal"/>
+              <w:spacing w:before="40" w:after="40"/>
+              <w:jc w:val="center"/>
+              <w:rPr/>
+            </w:pPr>
+            <w:r>
+              <w:rPr>
+                <w:sz w:val="20"/>
+                <w:szCs w:val="20"/>
+              </w:rPr>
+              <w:t>570.5</w:t>
+            </w:r>
+          </w:p>
+        </w:tc>
+      </w:tr>
+    </w:tbl>
+    <w:p>
+      <w:pPr>
+        <w:pStyle w:val="Normal"/>
+        <w:spacing w:before="120" w:after="160"/>
+        <w:jc w:val="center"/>
+        <w:rPr/>
+      </w:pPr>
+      <w:r>
+        <w:rPr>
+          <w:i/>
+          <w:sz w:val="20"/>
+        </w:rPr>
+        <w:t>Table 5.2 — Classification metrics on the training, validation, and test sets</w:t>
+      </w:r>
+    </w:p>
+    <w:p>
+      <w:pPr>
+        <w:pStyle w:val="Normal"/>
+        <w:spacing w:before="0" w:after="160"/>
+        <w:rPr/>
+      </w:pPr>
+      <w:r>
+        <w:rPr>
+          <w:i/>
+          <w:sz w:val="18"/>
+        </w:rPr>
+        <w:t>*Training AUC estimated from the reported train–test generalisation gap of approximately 0.0088 (Section 5.4.1); accuracy, precision, recall and F1 were computed at the cost-optimal threshold from the Table 5.1 confusion matrix and were not separately tabulated for the training and validation partitions in this study.</w:t>
+      </w:r>
+    </w:p>
+    <w:p>
+      <w:pPr>
+        <w:pStyle w:val="Normal"/>
+        <w:spacing w:before="0" w:after="0"/>
+        <w:rPr/>
+      </w:pPr>
+      <w:r>
+        <w:rPr/>
+      </w:r>
+    </w:p>
+    <w:p>
+      <w:pPr>
+        <w:pStyle w:val="Normal"/>
+        <w:rPr/>
+      </w:pPr>
+      <w:r>
+        <w:rPr/>
+      </w:r>
       <w:r>
         <w:br w:type="page"/>
       </w:r>
@@ -6622,7 +10686,10 @@
         </w:rPr>
       </w:pPr>
       <w:r>
-        <w:rPr/>
+        <w:rPr>
+          <w:i/>
+          <w:sz w:val="20"/>
+        </w:rPr>
       </w:r>
     </w:p>
     <w:p>
@@ -6673,9 +10740,9 @@
         <w:rPr/>
         <w:drawing>
           <wp:inline distT="0" distB="0" distL="0" distR="0">
-            <wp:extent cx="5029200" cy="4017010"/>
+            <wp:extent cx="4874895" cy="3947160"/>
             <wp:effectExtent l="0" t="0" r="0" b="0"/>
-            <wp:docPr id="21" name="Picture 5"/>
+            <wp:docPr id="18" name="Picture 5"/>
             <wp:cNvGraphicFramePr>
               <a:graphicFrameLocks xmlns:a="http://schemas.openxmlformats.org/drawingml/2006/main" noChangeAspect="1"/>
             </wp:cNvGraphicFramePr>
@@ -6683,13 +10750,13 @@
               <a:graphicData uri="http://schemas.openxmlformats.org/drawingml/2006/picture">
                 <pic:pic xmlns:pic="http://schemas.openxmlformats.org/drawingml/2006/picture">
                   <pic:nvPicPr>
-                    <pic:cNvPr id="21" name="Picture 5"/>
+                    <pic:cNvPr id="18" name="Picture 5"/>
                     <pic:cNvPicPr>
                       <a:picLocks noChangeAspect="1" noChangeArrowheads="1"/>
                     </pic:cNvPicPr>
                   </pic:nvPicPr>
                   <pic:blipFill>
-                    <a:blip r:embed="rId22"/>
+                    <a:blip r:embed="rId19"/>
                     <a:stretch>
                       <a:fillRect/>
                     </a:stretch>
@@ -6697,7 +10764,7 @@
                   <pic:spPr bwMode="auto">
                     <a:xfrm>
                       <a:off x="0" y="0"/>
-                      <a:ext cx="5029200" cy="4017010"/>
+                      <a:ext cx="4874895" cy="3947160"/>
                     </a:xfrm>
                     <a:prstGeom prst="rect">
                       <a:avLst/>
@@ -6722,21 +10789,22 @@
           <w:i/>
           <w:sz w:val="20"/>
         </w:rPr>
-        <w:t>Figure 5.1</w:t>
+        <w:t>Figure 5.</w:t>
       </w:r>
       <w:r>
         <w:rPr>
           <w:i/>
           <w:sz w:val="20"/>
-        </w:rPr>
-        <w:t>11111</w:t>
+          <w:lang w:val="en-US"/>
+        </w:rPr>
+        <w:t>2</w:t>
       </w:r>
       <w:r>
         <w:rPr>
           <w:i/>
           <w:sz w:val="20"/>
         </w:rPr>
-        <w:t>b — Top 15 XGBoost feature importances for the final model</w:t>
+        <w:t xml:space="preserve"> — Top 15 XGBoost feature importances for the final model</w:t>
       </w:r>
     </w:p>
     <w:p>
@@ -6764,6 +10832,678 @@
     </w:p>
     <w:p>
       <w:pPr>
+        <w:pStyle w:val="Normal"/>
+        <w:spacing w:before="0" w:after="0"/>
+        <w:rPr/>
+      </w:pPr>
+      <w:r>
+        <w:rPr/>
+      </w:r>
+    </w:p>
+    <w:p>
+      <w:pPr>
+        <w:pStyle w:val="Normal"/>
+        <w:spacing w:before="0" w:after="0"/>
+        <w:rPr/>
+      </w:pPr>
+      <w:r>
+        <w:rPr/>
+      </w:r>
+    </w:p>
+    <w:p>
+      <w:pPr>
+        <w:pStyle w:val="Normal"/>
+        <w:spacing w:before="0" w:after="0"/>
+        <w:rPr/>
+      </w:pPr>
+      <w:r>
+        <w:rPr/>
+      </w:r>
+    </w:p>
+    <w:tbl>
+      <w:tblPr>
+        <w:tblW w:w="8640" w:type="dxa"/>
+        <w:jc w:val="start"/>
+        <w:tblInd w:w="113" w:type="dxa"/>
+        <w:tblLayout w:type="fixed"/>
+        <w:tblCellMar>
+          <w:top w:w="0" w:type="dxa"/>
+          <w:start w:w="108" w:type="dxa"/>
+          <w:bottom w:w="0" w:type="dxa"/>
+          <w:end w:w="108" w:type="dxa"/>
+        </w:tblCellMar>
+      </w:tblPr>
+      <w:tblGrid>
+        <w:gridCol w:w="900"/>
+        <w:gridCol w:w="4500"/>
+        <w:gridCol w:w="3240"/>
+      </w:tblGrid>
+      <w:tr>
+        <w:trPr/>
+        <w:tc>
+          <w:tcPr>
+            <w:tcW w:w="900" w:type="dxa"/>
+            <w:tcBorders>
+              <w:top w:val="single" w:sz="4" w:space="0" w:color="8EA9DB"/>
+              <w:start w:val="single" w:sz="4" w:space="0" w:color="8EA9DB"/>
+              <w:bottom w:val="single" w:sz="4" w:space="0" w:color="8EA9DB"/>
+              <w:end w:val="single" w:sz="4" w:space="0" w:color="8EA9DB"/>
+            </w:tcBorders>
+            <w:shd w:color="auto" w:fill="D9E2F3" w:val="clear"/>
+            <w:vAlign w:val="center"/>
+          </w:tcPr>
+          <w:p>
+            <w:pPr>
+              <w:pStyle w:val="Normal"/>
+              <w:spacing w:before="40" w:after="40"/>
+              <w:jc w:val="center"/>
+              <w:rPr/>
+            </w:pPr>
+            <w:r>
+              <w:rPr>
+                <w:b/>
+                <w:sz w:val="20"/>
+                <w:szCs w:val="20"/>
+              </w:rPr>
+              <w:t>Rank</w:t>
+            </w:r>
+          </w:p>
+        </w:tc>
+        <w:tc>
+          <w:tcPr>
+            <w:tcW w:w="4500" w:type="dxa"/>
+            <w:tcBorders>
+              <w:top w:val="single" w:sz="4" w:space="0" w:color="8EA9DB"/>
+              <w:start w:val="single" w:sz="4" w:space="0" w:color="8EA9DB"/>
+              <w:bottom w:val="single" w:sz="4" w:space="0" w:color="8EA9DB"/>
+              <w:end w:val="single" w:sz="4" w:space="0" w:color="8EA9DB"/>
+            </w:tcBorders>
+            <w:shd w:color="auto" w:fill="D9E2F3" w:val="clear"/>
+            <w:vAlign w:val="center"/>
+          </w:tcPr>
+          <w:p>
+            <w:pPr>
+              <w:pStyle w:val="Normal"/>
+              <w:spacing w:before="40" w:after="40"/>
+              <w:jc w:val="start"/>
+              <w:rPr/>
+            </w:pPr>
+            <w:r>
+              <w:rPr>
+                <w:b/>
+                <w:sz w:val="20"/>
+                <w:szCs w:val="20"/>
+              </w:rPr>
+              <w:t>Feature</w:t>
+            </w:r>
+          </w:p>
+        </w:tc>
+        <w:tc>
+          <w:tcPr>
+            <w:tcW w:w="3240" w:type="dxa"/>
+            <w:tcBorders>
+              <w:top w:val="single" w:sz="4" w:space="0" w:color="8EA9DB"/>
+              <w:start w:val="single" w:sz="4" w:space="0" w:color="8EA9DB"/>
+              <w:bottom w:val="single" w:sz="4" w:space="0" w:color="8EA9DB"/>
+              <w:end w:val="single" w:sz="4" w:space="0" w:color="8EA9DB"/>
+            </w:tcBorders>
+            <w:shd w:color="auto" w:fill="D9E2F3" w:val="clear"/>
+            <w:vAlign w:val="center"/>
+          </w:tcPr>
+          <w:p>
+            <w:pPr>
+              <w:pStyle w:val="Normal"/>
+              <w:spacing w:before="40" w:after="40"/>
+              <w:jc w:val="start"/>
+              <w:rPr/>
+            </w:pPr>
+            <w:r>
+              <w:rPr>
+                <w:b/>
+                <w:sz w:val="20"/>
+                <w:szCs w:val="20"/>
+              </w:rPr>
+              <w:t>Category</w:t>
+            </w:r>
+          </w:p>
+        </w:tc>
+      </w:tr>
+      <w:tr>
+        <w:trPr/>
+        <w:tc>
+          <w:tcPr>
+            <w:tcW w:w="900" w:type="dxa"/>
+            <w:tcBorders>
+              <w:top w:val="single" w:sz="4" w:space="0" w:color="8EA9DB"/>
+              <w:start w:val="single" w:sz="4" w:space="0" w:color="8EA9DB"/>
+              <w:bottom w:val="single" w:sz="4" w:space="0" w:color="8EA9DB"/>
+              <w:end w:val="single" w:sz="4" w:space="0" w:color="8EA9DB"/>
+            </w:tcBorders>
+            <w:vAlign w:val="center"/>
+          </w:tcPr>
+          <w:p>
+            <w:pPr>
+              <w:pStyle w:val="Normal"/>
+              <w:spacing w:before="40" w:after="40"/>
+              <w:jc w:val="center"/>
+              <w:rPr/>
+            </w:pPr>
+            <w:r>
+              <w:rPr>
+                <w:sz w:val="20"/>
+                <w:szCs w:val="20"/>
+              </w:rPr>
+              <w:t>1</w:t>
+            </w:r>
+          </w:p>
+        </w:tc>
+        <w:tc>
+          <w:tcPr>
+            <w:tcW w:w="4500" w:type="dxa"/>
+            <w:tcBorders>
+              <w:top w:val="single" w:sz="4" w:space="0" w:color="8EA9DB"/>
+              <w:start w:val="single" w:sz="4" w:space="0" w:color="8EA9DB"/>
+              <w:bottom w:val="single" w:sz="4" w:space="0" w:color="8EA9DB"/>
+              <w:end w:val="single" w:sz="4" w:space="0" w:color="8EA9DB"/>
+            </w:tcBorders>
+            <w:vAlign w:val="center"/>
+          </w:tcPr>
+          <w:p>
+            <w:pPr>
+              <w:pStyle w:val="Normal"/>
+              <w:spacing w:before="40" w:after="40"/>
+              <w:jc w:val="start"/>
+              <w:rPr/>
+            </w:pPr>
+            <w:r>
+              <w:rPr>
+                <w:sz w:val="20"/>
+                <w:szCs w:val="20"/>
+              </w:rPr>
+              <w:t>credit_score</w:t>
+            </w:r>
+          </w:p>
+        </w:tc>
+        <w:tc>
+          <w:tcPr>
+            <w:tcW w:w="3240" w:type="dxa"/>
+            <w:tcBorders>
+              <w:top w:val="single" w:sz="4" w:space="0" w:color="8EA9DB"/>
+              <w:start w:val="single" w:sz="4" w:space="0" w:color="8EA9DB"/>
+              <w:bottom w:val="single" w:sz="4" w:space="0" w:color="8EA9DB"/>
+              <w:end w:val="single" w:sz="4" w:space="0" w:color="8EA9DB"/>
+            </w:tcBorders>
+            <w:vAlign w:val="center"/>
+          </w:tcPr>
+          <w:p>
+            <w:pPr>
+              <w:pStyle w:val="Normal"/>
+              <w:spacing w:before="40" w:after="40"/>
+              <w:jc w:val="start"/>
+              <w:rPr/>
+            </w:pPr>
+            <w:r>
+              <w:rPr>
+                <w:sz w:val="20"/>
+                <w:szCs w:val="20"/>
+              </w:rPr>
+              <w:t>Credit history &amp; risk</w:t>
+            </w:r>
+          </w:p>
+        </w:tc>
+      </w:tr>
+      <w:tr>
+        <w:trPr/>
+        <w:tc>
+          <w:tcPr>
+            <w:tcW w:w="900" w:type="dxa"/>
+            <w:tcBorders>
+              <w:top w:val="single" w:sz="4" w:space="0" w:color="8EA9DB"/>
+              <w:start w:val="single" w:sz="4" w:space="0" w:color="8EA9DB"/>
+              <w:bottom w:val="single" w:sz="4" w:space="0" w:color="8EA9DB"/>
+              <w:end w:val="single" w:sz="4" w:space="0" w:color="8EA9DB"/>
+            </w:tcBorders>
+            <w:vAlign w:val="center"/>
+          </w:tcPr>
+          <w:p>
+            <w:pPr>
+              <w:pStyle w:val="Normal"/>
+              <w:spacing w:before="40" w:after="40"/>
+              <w:jc w:val="center"/>
+              <w:rPr/>
+            </w:pPr>
+            <w:r>
+              <w:rPr>
+                <w:sz w:val="20"/>
+                <w:szCs w:val="20"/>
+              </w:rPr>
+              <w:t>2</w:t>
+            </w:r>
+          </w:p>
+        </w:tc>
+        <w:tc>
+          <w:tcPr>
+            <w:tcW w:w="4500" w:type="dxa"/>
+            <w:tcBorders>
+              <w:top w:val="single" w:sz="4" w:space="0" w:color="8EA9DB"/>
+              <w:start w:val="single" w:sz="4" w:space="0" w:color="8EA9DB"/>
+              <w:bottom w:val="single" w:sz="4" w:space="0" w:color="8EA9DB"/>
+              <w:end w:val="single" w:sz="4" w:space="0" w:color="8EA9DB"/>
+            </w:tcBorders>
+            <w:vAlign w:val="center"/>
+          </w:tcPr>
+          <w:p>
+            <w:pPr>
+              <w:pStyle w:val="Normal"/>
+              <w:spacing w:before="40" w:after="40"/>
+              <w:jc w:val="start"/>
+              <w:rPr/>
+            </w:pPr>
+            <w:r>
+              <w:rPr>
+                <w:sz w:val="20"/>
+                <w:szCs w:val="20"/>
+              </w:rPr>
+              <w:t>debt_to_income_ratio</w:t>
+            </w:r>
+          </w:p>
+        </w:tc>
+        <w:tc>
+          <w:tcPr>
+            <w:tcW w:w="3240" w:type="dxa"/>
+            <w:tcBorders>
+              <w:top w:val="single" w:sz="4" w:space="0" w:color="8EA9DB"/>
+              <w:start w:val="single" w:sz="4" w:space="0" w:color="8EA9DB"/>
+              <w:bottom w:val="single" w:sz="4" w:space="0" w:color="8EA9DB"/>
+              <w:end w:val="single" w:sz="4" w:space="0" w:color="8EA9DB"/>
+            </w:tcBorders>
+            <w:vAlign w:val="center"/>
+          </w:tcPr>
+          <w:p>
+            <w:pPr>
+              <w:pStyle w:val="Normal"/>
+              <w:spacing w:before="40" w:after="40"/>
+              <w:jc w:val="start"/>
+              <w:rPr/>
+            </w:pPr>
+            <w:r>
+              <w:rPr>
+                <w:sz w:val="20"/>
+                <w:szCs w:val="20"/>
+              </w:rPr>
+              <w:t>Financial ratio</w:t>
+            </w:r>
+          </w:p>
+        </w:tc>
+      </w:tr>
+      <w:tr>
+        <w:trPr/>
+        <w:tc>
+          <w:tcPr>
+            <w:tcW w:w="900" w:type="dxa"/>
+            <w:tcBorders>
+              <w:top w:val="single" w:sz="4" w:space="0" w:color="8EA9DB"/>
+              <w:start w:val="single" w:sz="4" w:space="0" w:color="8EA9DB"/>
+              <w:bottom w:val="single" w:sz="4" w:space="0" w:color="8EA9DB"/>
+              <w:end w:val="single" w:sz="4" w:space="0" w:color="8EA9DB"/>
+            </w:tcBorders>
+            <w:vAlign w:val="center"/>
+          </w:tcPr>
+          <w:p>
+            <w:pPr>
+              <w:pStyle w:val="Normal"/>
+              <w:spacing w:before="40" w:after="40"/>
+              <w:jc w:val="center"/>
+              <w:rPr/>
+            </w:pPr>
+            <w:r>
+              <w:rPr>
+                <w:sz w:val="20"/>
+                <w:szCs w:val="20"/>
+              </w:rPr>
+              <w:t>3</w:t>
+            </w:r>
+          </w:p>
+        </w:tc>
+        <w:tc>
+          <w:tcPr>
+            <w:tcW w:w="4500" w:type="dxa"/>
+            <w:tcBorders>
+              <w:top w:val="single" w:sz="4" w:space="0" w:color="8EA9DB"/>
+              <w:start w:val="single" w:sz="4" w:space="0" w:color="8EA9DB"/>
+              <w:bottom w:val="single" w:sz="4" w:space="0" w:color="8EA9DB"/>
+              <w:end w:val="single" w:sz="4" w:space="0" w:color="8EA9DB"/>
+            </w:tcBorders>
+            <w:vAlign w:val="center"/>
+          </w:tcPr>
+          <w:p>
+            <w:pPr>
+              <w:pStyle w:val="Normal"/>
+              <w:spacing w:before="40" w:after="40"/>
+              <w:jc w:val="start"/>
+              <w:rPr/>
+            </w:pPr>
+            <w:r>
+              <w:rPr>
+                <w:sz w:val="20"/>
+                <w:szCs w:val="20"/>
+              </w:rPr>
+              <w:t>credit_history_years</w:t>
+            </w:r>
+          </w:p>
+        </w:tc>
+        <w:tc>
+          <w:tcPr>
+            <w:tcW w:w="3240" w:type="dxa"/>
+            <w:tcBorders>
+              <w:top w:val="single" w:sz="4" w:space="0" w:color="8EA9DB"/>
+              <w:start w:val="single" w:sz="4" w:space="0" w:color="8EA9DB"/>
+              <w:bottom w:val="single" w:sz="4" w:space="0" w:color="8EA9DB"/>
+              <w:end w:val="single" w:sz="4" w:space="0" w:color="8EA9DB"/>
+            </w:tcBorders>
+            <w:vAlign w:val="center"/>
+          </w:tcPr>
+          <w:p>
+            <w:pPr>
+              <w:pStyle w:val="Normal"/>
+              <w:spacing w:before="40" w:after="40"/>
+              <w:jc w:val="start"/>
+              <w:rPr/>
+            </w:pPr>
+            <w:r>
+              <w:rPr>
+                <w:sz w:val="20"/>
+                <w:szCs w:val="20"/>
+              </w:rPr>
+              <w:t>Credit history &amp; risk</w:t>
+            </w:r>
+          </w:p>
+        </w:tc>
+      </w:tr>
+      <w:tr>
+        <w:trPr/>
+        <w:tc>
+          <w:tcPr>
+            <w:tcW w:w="900" w:type="dxa"/>
+            <w:tcBorders>
+              <w:top w:val="single" w:sz="4" w:space="0" w:color="8EA9DB"/>
+              <w:start w:val="single" w:sz="4" w:space="0" w:color="8EA9DB"/>
+              <w:bottom w:val="single" w:sz="4" w:space="0" w:color="8EA9DB"/>
+              <w:end w:val="single" w:sz="4" w:space="0" w:color="8EA9DB"/>
+            </w:tcBorders>
+            <w:vAlign w:val="center"/>
+          </w:tcPr>
+          <w:p>
+            <w:pPr>
+              <w:pStyle w:val="Normal"/>
+              <w:spacing w:before="40" w:after="40"/>
+              <w:jc w:val="center"/>
+              <w:rPr/>
+            </w:pPr>
+            <w:r>
+              <w:rPr>
+                <w:sz w:val="20"/>
+                <w:szCs w:val="20"/>
+              </w:rPr>
+              <w:t>4</w:t>
+            </w:r>
+          </w:p>
+        </w:tc>
+        <w:tc>
+          <w:tcPr>
+            <w:tcW w:w="4500" w:type="dxa"/>
+            <w:tcBorders>
+              <w:top w:val="single" w:sz="4" w:space="0" w:color="8EA9DB"/>
+              <w:start w:val="single" w:sz="4" w:space="0" w:color="8EA9DB"/>
+              <w:bottom w:val="single" w:sz="4" w:space="0" w:color="8EA9DB"/>
+              <w:end w:val="single" w:sz="4" w:space="0" w:color="8EA9DB"/>
+            </w:tcBorders>
+            <w:vAlign w:val="center"/>
+          </w:tcPr>
+          <w:p>
+            <w:pPr>
+              <w:pStyle w:val="Normal"/>
+              <w:spacing w:before="40" w:after="40"/>
+              <w:jc w:val="start"/>
+              <w:rPr/>
+            </w:pPr>
+            <w:r>
+              <w:rPr>
+                <w:sz w:val="20"/>
+                <w:szCs w:val="20"/>
+              </w:rPr>
+              <w:t>loan_to_income_ratio</w:t>
+            </w:r>
+          </w:p>
+        </w:tc>
+        <w:tc>
+          <w:tcPr>
+            <w:tcW w:w="3240" w:type="dxa"/>
+            <w:tcBorders>
+              <w:top w:val="single" w:sz="4" w:space="0" w:color="8EA9DB"/>
+              <w:start w:val="single" w:sz="4" w:space="0" w:color="8EA9DB"/>
+              <w:bottom w:val="single" w:sz="4" w:space="0" w:color="8EA9DB"/>
+              <w:end w:val="single" w:sz="4" w:space="0" w:color="8EA9DB"/>
+            </w:tcBorders>
+            <w:vAlign w:val="center"/>
+          </w:tcPr>
+          <w:p>
+            <w:pPr>
+              <w:pStyle w:val="Normal"/>
+              <w:spacing w:before="40" w:after="40"/>
+              <w:jc w:val="start"/>
+              <w:rPr/>
+            </w:pPr>
+            <w:r>
+              <w:rPr>
+                <w:sz w:val="20"/>
+                <w:szCs w:val="20"/>
+              </w:rPr>
+              <w:t>Financial ratio</w:t>
+            </w:r>
+          </w:p>
+        </w:tc>
+      </w:tr>
+      <w:tr>
+        <w:trPr/>
+        <w:tc>
+          <w:tcPr>
+            <w:tcW w:w="900" w:type="dxa"/>
+            <w:tcBorders>
+              <w:top w:val="single" w:sz="4" w:space="0" w:color="8EA9DB"/>
+              <w:start w:val="single" w:sz="4" w:space="0" w:color="8EA9DB"/>
+              <w:bottom w:val="single" w:sz="4" w:space="0" w:color="8EA9DB"/>
+              <w:end w:val="single" w:sz="4" w:space="0" w:color="8EA9DB"/>
+            </w:tcBorders>
+            <w:vAlign w:val="center"/>
+          </w:tcPr>
+          <w:p>
+            <w:pPr>
+              <w:pStyle w:val="Normal"/>
+              <w:spacing w:before="40" w:after="40"/>
+              <w:jc w:val="center"/>
+              <w:rPr/>
+            </w:pPr>
+            <w:r>
+              <w:rPr>
+                <w:sz w:val="20"/>
+                <w:szCs w:val="20"/>
+              </w:rPr>
+              <w:t>5</w:t>
+            </w:r>
+          </w:p>
+        </w:tc>
+        <w:tc>
+          <w:tcPr>
+            <w:tcW w:w="4500" w:type="dxa"/>
+            <w:tcBorders>
+              <w:top w:val="single" w:sz="4" w:space="0" w:color="8EA9DB"/>
+              <w:start w:val="single" w:sz="4" w:space="0" w:color="8EA9DB"/>
+              <w:bottom w:val="single" w:sz="4" w:space="0" w:color="8EA9DB"/>
+              <w:end w:val="single" w:sz="4" w:space="0" w:color="8EA9DB"/>
+            </w:tcBorders>
+            <w:vAlign w:val="center"/>
+          </w:tcPr>
+          <w:p>
+            <w:pPr>
+              <w:pStyle w:val="Normal"/>
+              <w:spacing w:before="40" w:after="40"/>
+              <w:jc w:val="start"/>
+              <w:rPr/>
+            </w:pPr>
+            <w:r>
+              <w:rPr>
+                <w:sz w:val="20"/>
+                <w:szCs w:val="20"/>
+              </w:rPr>
+              <w:t>loan_intent (encoded)</w:t>
+            </w:r>
+          </w:p>
+        </w:tc>
+        <w:tc>
+          <w:tcPr>
+            <w:tcW w:w="3240" w:type="dxa"/>
+            <w:tcBorders>
+              <w:top w:val="single" w:sz="4" w:space="0" w:color="8EA9DB"/>
+              <w:start w:val="single" w:sz="4" w:space="0" w:color="8EA9DB"/>
+              <w:bottom w:val="single" w:sz="4" w:space="0" w:color="8EA9DB"/>
+              <w:end w:val="single" w:sz="4" w:space="0" w:color="8EA9DB"/>
+            </w:tcBorders>
+            <w:vAlign w:val="center"/>
+          </w:tcPr>
+          <w:p>
+            <w:pPr>
+              <w:pStyle w:val="Normal"/>
+              <w:spacing w:before="40" w:after="40"/>
+              <w:jc w:val="start"/>
+              <w:rPr/>
+            </w:pPr>
+            <w:r>
+              <w:rPr>
+                <w:sz w:val="20"/>
+                <w:szCs w:val="20"/>
+              </w:rPr>
+              <w:t>Loan information</w:t>
+            </w:r>
+          </w:p>
+        </w:tc>
+      </w:tr>
+      <w:tr>
+        <w:trPr/>
+        <w:tc>
+          <w:tcPr>
+            <w:tcW w:w="900" w:type="dxa"/>
+            <w:tcBorders>
+              <w:top w:val="single" w:sz="4" w:space="0" w:color="8EA9DB"/>
+              <w:start w:val="single" w:sz="4" w:space="0" w:color="8EA9DB"/>
+              <w:bottom w:val="single" w:sz="4" w:space="0" w:color="8EA9DB"/>
+              <w:end w:val="single" w:sz="4" w:space="0" w:color="8EA9DB"/>
+            </w:tcBorders>
+            <w:vAlign w:val="center"/>
+          </w:tcPr>
+          <w:p>
+            <w:pPr>
+              <w:pStyle w:val="Normal"/>
+              <w:spacing w:before="40" w:after="40"/>
+              <w:jc w:val="center"/>
+              <w:rPr/>
+            </w:pPr>
+            <w:r>
+              <w:rPr>
+                <w:sz w:val="20"/>
+                <w:szCs w:val="20"/>
+              </w:rPr>
+              <w:t>6–10</w:t>
+            </w:r>
+          </w:p>
+        </w:tc>
+        <w:tc>
+          <w:tcPr>
+            <w:tcW w:w="4500" w:type="dxa"/>
+            <w:tcBorders>
+              <w:top w:val="single" w:sz="4" w:space="0" w:color="8EA9DB"/>
+              <w:start w:val="single" w:sz="4" w:space="0" w:color="8EA9DB"/>
+              <w:bottom w:val="single" w:sz="4" w:space="0" w:color="8EA9DB"/>
+              <w:end w:val="single" w:sz="4" w:space="0" w:color="8EA9DB"/>
+            </w:tcBorders>
+            <w:vAlign w:val="center"/>
+          </w:tcPr>
+          <w:p>
+            <w:pPr>
+              <w:pStyle w:val="Normal"/>
+              <w:spacing w:before="40" w:after="40"/>
+              <w:jc w:val="start"/>
+              <w:rPr/>
+            </w:pPr>
+            <w:r>
+              <w:rPr>
+                <w:sz w:val="20"/>
+                <w:szCs w:val="20"/>
+              </w:rPr>
+              <w:t>Additional financial and credit-history features (e.g. annual_income_log, interest_rate_scaled, payment_to_income_ratio_scaled)</w:t>
+            </w:r>
+          </w:p>
+        </w:tc>
+        <w:tc>
+          <w:tcPr>
+            <w:tcW w:w="3240" w:type="dxa"/>
+            <w:tcBorders>
+              <w:top w:val="single" w:sz="4" w:space="0" w:color="8EA9DB"/>
+              <w:start w:val="single" w:sz="4" w:space="0" w:color="8EA9DB"/>
+              <w:bottom w:val="single" w:sz="4" w:space="0" w:color="8EA9DB"/>
+              <w:end w:val="single" w:sz="4" w:space="0" w:color="8EA9DB"/>
+            </w:tcBorders>
+            <w:vAlign w:val="center"/>
+          </w:tcPr>
+          <w:p>
+            <w:pPr>
+              <w:pStyle w:val="Normal"/>
+              <w:spacing w:before="40" w:after="40"/>
+              <w:jc w:val="start"/>
+              <w:rPr/>
+            </w:pPr>
+            <w:r>
+              <w:rPr>
+                <w:sz w:val="20"/>
+                <w:szCs w:val="20"/>
+              </w:rPr>
+              <w:t>Mixed</w:t>
+            </w:r>
+          </w:p>
+        </w:tc>
+      </w:tr>
+    </w:tbl>
+    <w:p>
+      <w:pPr>
+        <w:pStyle w:val="Normal"/>
+        <w:spacing w:before="120" w:after="160"/>
+        <w:jc w:val="center"/>
+        <w:rPr/>
+      </w:pPr>
+      <w:r>
+        <w:rPr>
+          <w:i/>
+          <w:sz w:val="20"/>
+        </w:rPr>
+        <w:t>Table 5.3 — Global SHAP feature-importance ranking (top ten features)</w:t>
+      </w:r>
+    </w:p>
+    <w:p>
+      <w:pPr>
+        <w:pStyle w:val="Normal"/>
+        <w:spacing w:before="0" w:after="160"/>
+        <w:rPr/>
+      </w:pPr>
+      <w:r>
+        <w:rPr>
+          <w:i/>
+          <w:sz w:val="18"/>
+        </w:rPr>
+        <w:t>The ten features listed collectively account for approximately 84.6% of cumulative SHAP importance (Section 5.5.2); individual importance values for ranks 6–10 were not separately disclosed in the source analysis.</w:t>
+      </w:r>
+    </w:p>
+    <w:p>
+      <w:pPr>
         <w:pStyle w:val="Heading3"/>
         <w:spacing w:before="220" w:after="120"/>
         <w:rPr/>
@@ -6806,17 +11546,6 @@
       <w:r>
         <w:rPr/>
         <w:t>Local SHAP waterfall plots for representative individual applicants illustrated how the base (average) predicted probability of default was adjusted, feature by feature, to arrive at the final predicted probability for that applicant, providing an auditable, case-level explanation suitable for presentation to a loan officer or a regulator.</w:t>
-      </w:r>
-    </w:p>
-    <w:p>
-      <w:pPr>
-        <w:pStyle w:val="Normal"/>
-        <w:spacing w:before="0" w:after="180"/>
-        <w:jc w:val="both"/>
-        <w:rPr/>
-      </w:pPr>
-      <w:r>
-        <w:rPr/>
       </w:r>
     </w:p>
     <w:p>
@@ -6867,7 +11596,7 @@
           <wp:inline distT="0" distB="0" distL="0" distR="0">
             <wp:extent cx="5029200" cy="5723255"/>
             <wp:effectExtent l="0" t="0" r="0" b="0"/>
-            <wp:docPr id="22" name="Picture 8"/>
+            <wp:docPr id="19" name="Picture 8"/>
             <wp:cNvGraphicFramePr>
               <a:graphicFrameLocks xmlns:a="http://schemas.openxmlformats.org/drawingml/2006/main" noChangeAspect="1"/>
             </wp:cNvGraphicFramePr>
@@ -6875,13 +11604,13 @@
               <a:graphicData uri="http://schemas.openxmlformats.org/drawingml/2006/picture">
                 <pic:pic xmlns:pic="http://schemas.openxmlformats.org/drawingml/2006/picture">
                   <pic:nvPicPr>
-                    <pic:cNvPr id="22" name="Picture 8"/>
+                    <pic:cNvPr id="19" name="Picture 8"/>
                     <pic:cNvPicPr>
                       <a:picLocks noChangeAspect="1" noChangeArrowheads="1"/>
                     </pic:cNvPicPr>
                   </pic:nvPicPr>
                   <pic:blipFill>
-                    <a:blip r:embed="rId23"/>
+                    <a:blip r:embed="rId20"/>
                     <a:stretch>
                       <a:fillRect/>
                     </a:stretch>
@@ -6914,7 +11643,22 @@
           <w:i/>
           <w:sz w:val="20"/>
         </w:rPr>
-        <w:t>Figure 5.3 — Global SHAP summary (beeswarm) plot of feature importance</w:t>
+        <w:t>Figure 5.</w:t>
+      </w:r>
+      <w:r>
+        <w:rPr>
+          <w:i/>
+          <w:sz w:val="20"/>
+          <w:lang w:val="en-US"/>
+        </w:rPr>
+        <w:t>3</w:t>
+      </w:r>
+      <w:r>
+        <w:rPr>
+          <w:i/>
+          <w:sz w:val="20"/>
+        </w:rPr>
+        <w:t xml:space="preserve"> — Global SHAP summary (beeswarm) plot of feature importance</w:t>
       </w:r>
     </w:p>
     <w:p>
@@ -6948,7 +11692,7 @@
       </w:pPr>
       <w:r>
         <w:rPr/>
-        <w:t>The reference baseline, constructed from the training and validation data, recorded a reference AUC of 0.9718 and a reference mean predicted probability of default of 0.5404, against which the simulated new-data (test-set) monitoring results were subsequently compared.</w:t>
+        <w:t>The reference baseline, constructed from the training and validation data, recorded a reference AUC of 0.9718 and a reference mean predicted probability of default of 0.5404, against which the simulated new-data (test-set) monitoring results were subsequently compared. The reference baseline was constructed from 5,000 reference samples and, evaluated at the reference operating threshold, yielded a reference confusion matrix of 88 false negatives and 404 false positives, an FP/FN ratio of 4.59, a total reference business cost of 624.00, and a reference approval rate of 38.62%. These reference-period statistics constitute the fixed comparison point against which the feature-level, prediction-level, and performance-level monitoring results reported in Sections 5.6.2 to 5.6.4 were subsequently evaluated.</w:t>
       </w:r>
     </w:p>
     <w:p>
@@ -6976,6 +11720,658 @@
     </w:p>
     <w:p>
       <w:pPr>
+        <w:pStyle w:val="Normal"/>
+        <w:spacing w:before="0" w:after="0"/>
+        <w:rPr/>
+      </w:pPr>
+      <w:r>
+        <w:rPr/>
+      </w:r>
+    </w:p>
+    <w:p>
+      <w:pPr>
+        <w:pStyle w:val="Normal"/>
+        <w:spacing w:before="0" w:after="0"/>
+        <w:rPr/>
+      </w:pPr>
+      <w:r>
+        <w:rPr/>
+      </w:r>
+    </w:p>
+    <w:p>
+      <w:pPr>
+        <w:pStyle w:val="Normal"/>
+        <w:spacing w:before="0" w:after="0"/>
+        <w:rPr/>
+      </w:pPr>
+      <w:r>
+        <w:rPr/>
+      </w:r>
+    </w:p>
+    <w:tbl>
+      <w:tblPr>
+        <w:tblW w:w="8640" w:type="dxa"/>
+        <w:jc w:val="start"/>
+        <w:tblInd w:w="113" w:type="dxa"/>
+        <w:tblLayout w:type="fixed"/>
+        <w:tblCellMar>
+          <w:top w:w="0" w:type="dxa"/>
+          <w:start w:w="108" w:type="dxa"/>
+          <w:bottom w:w="0" w:type="dxa"/>
+          <w:end w:w="108" w:type="dxa"/>
+        </w:tblCellMar>
+      </w:tblPr>
+      <w:tblGrid>
+        <w:gridCol w:w="3040"/>
+        <w:gridCol w:w="1598"/>
+        <w:gridCol w:w="2000"/>
+        <w:gridCol w:w="2002"/>
+      </w:tblGrid>
+      <w:tr>
+        <w:trPr/>
+        <w:tc>
+          <w:tcPr>
+            <w:tcW w:w="3040" w:type="dxa"/>
+            <w:tcBorders>
+              <w:top w:val="single" w:sz="4" w:space="0" w:color="8EA9DB"/>
+              <w:start w:val="single" w:sz="4" w:space="0" w:color="8EA9DB"/>
+              <w:bottom w:val="single" w:sz="4" w:space="0" w:color="8EA9DB"/>
+              <w:end w:val="single" w:sz="4" w:space="0" w:color="8EA9DB"/>
+            </w:tcBorders>
+            <w:shd w:color="auto" w:fill="D9E2F3" w:val="clear"/>
+            <w:vAlign w:val="center"/>
+          </w:tcPr>
+          <w:p>
+            <w:pPr>
+              <w:pStyle w:val="Normal"/>
+              <w:spacing w:before="40" w:after="40"/>
+              <w:jc w:val="start"/>
+              <w:rPr/>
+            </w:pPr>
+            <w:r>
+              <w:rPr>
+                <w:b/>
+                <w:sz w:val="20"/>
+                <w:szCs w:val="20"/>
+              </w:rPr>
+              <w:t>Feature / Distribution</w:t>
+            </w:r>
+          </w:p>
+        </w:tc>
+        <w:tc>
+          <w:tcPr>
+            <w:tcW w:w="1598" w:type="dxa"/>
+            <w:tcBorders>
+              <w:top w:val="single" w:sz="4" w:space="0" w:color="8EA9DB"/>
+              <w:start w:val="single" w:sz="4" w:space="0" w:color="8EA9DB"/>
+              <w:bottom w:val="single" w:sz="4" w:space="0" w:color="8EA9DB"/>
+              <w:end w:val="single" w:sz="4" w:space="0" w:color="8EA9DB"/>
+            </w:tcBorders>
+            <w:shd w:color="auto" w:fill="D9E2F3" w:val="clear"/>
+            <w:vAlign w:val="center"/>
+          </w:tcPr>
+          <w:p>
+            <w:pPr>
+              <w:pStyle w:val="Normal"/>
+              <w:spacing w:before="40" w:after="40"/>
+              <w:jc w:val="center"/>
+              <w:rPr/>
+            </w:pPr>
+            <w:r>
+              <w:rPr>
+                <w:b/>
+                <w:sz w:val="20"/>
+                <w:szCs w:val="20"/>
+              </w:rPr>
+              <w:t>PSI</w:t>
+            </w:r>
+          </w:p>
+        </w:tc>
+        <w:tc>
+          <w:tcPr>
+            <w:tcW w:w="2000" w:type="dxa"/>
+            <w:tcBorders>
+              <w:top w:val="single" w:sz="4" w:space="0" w:color="8EA9DB"/>
+              <w:start w:val="single" w:sz="4" w:space="0" w:color="8EA9DB"/>
+              <w:bottom w:val="single" w:sz="4" w:space="0" w:color="8EA9DB"/>
+              <w:end w:val="single" w:sz="4" w:space="0" w:color="8EA9DB"/>
+            </w:tcBorders>
+            <w:shd w:color="auto" w:fill="D9E2F3" w:val="clear"/>
+            <w:vAlign w:val="center"/>
+          </w:tcPr>
+          <w:p>
+            <w:pPr>
+              <w:pStyle w:val="Normal"/>
+              <w:spacing w:before="40" w:after="40"/>
+              <w:jc w:val="center"/>
+              <w:rPr/>
+            </w:pPr>
+            <w:r>
+              <w:rPr>
+                <w:b/>
+                <w:sz w:val="20"/>
+                <w:szCs w:val="20"/>
+              </w:rPr>
+              <w:t>KS statistic</w:t>
+            </w:r>
+          </w:p>
+        </w:tc>
+        <w:tc>
+          <w:tcPr>
+            <w:tcW w:w="2002" w:type="dxa"/>
+            <w:tcBorders>
+              <w:top w:val="single" w:sz="4" w:space="0" w:color="8EA9DB"/>
+              <w:start w:val="single" w:sz="4" w:space="0" w:color="8EA9DB"/>
+              <w:bottom w:val="single" w:sz="4" w:space="0" w:color="8EA9DB"/>
+              <w:end w:val="single" w:sz="4" w:space="0" w:color="8EA9DB"/>
+            </w:tcBorders>
+            <w:shd w:color="auto" w:fill="D9E2F3" w:val="clear"/>
+            <w:vAlign w:val="center"/>
+          </w:tcPr>
+          <w:p>
+            <w:pPr>
+              <w:pStyle w:val="Normal"/>
+              <w:spacing w:before="40" w:after="40"/>
+              <w:jc w:val="center"/>
+              <w:rPr/>
+            </w:pPr>
+            <w:r>
+              <w:rPr>
+                <w:b/>
+                <w:sz w:val="20"/>
+                <w:szCs w:val="20"/>
+              </w:rPr>
+              <w:t>Status</w:t>
+            </w:r>
+          </w:p>
+        </w:tc>
+      </w:tr>
+      <w:tr>
+        <w:trPr/>
+        <w:tc>
+          <w:tcPr>
+            <w:tcW w:w="3040" w:type="dxa"/>
+            <w:tcBorders>
+              <w:top w:val="single" w:sz="4" w:space="0" w:color="8EA9DB"/>
+              <w:start w:val="single" w:sz="4" w:space="0" w:color="8EA9DB"/>
+              <w:bottom w:val="single" w:sz="4" w:space="0" w:color="8EA9DB"/>
+              <w:end w:val="single" w:sz="4" w:space="0" w:color="8EA9DB"/>
+            </w:tcBorders>
+            <w:vAlign w:val="center"/>
+          </w:tcPr>
+          <w:p>
+            <w:pPr>
+              <w:pStyle w:val="Normal"/>
+              <w:spacing w:before="40" w:after="40"/>
+              <w:jc w:val="start"/>
+              <w:rPr/>
+            </w:pPr>
+            <w:r>
+              <w:rPr>
+                <w:sz w:val="20"/>
+                <w:szCs w:val="20"/>
+              </w:rPr>
+              <w:t>credit_score</w:t>
+            </w:r>
+          </w:p>
+        </w:tc>
+        <w:tc>
+          <w:tcPr>
+            <w:tcW w:w="1598" w:type="dxa"/>
+            <w:tcBorders>
+              <w:top w:val="single" w:sz="4" w:space="0" w:color="8EA9DB"/>
+              <w:start w:val="single" w:sz="4" w:space="0" w:color="8EA9DB"/>
+              <w:bottom w:val="single" w:sz="4" w:space="0" w:color="8EA9DB"/>
+              <w:end w:val="single" w:sz="4" w:space="0" w:color="8EA9DB"/>
+            </w:tcBorders>
+            <w:vAlign w:val="center"/>
+          </w:tcPr>
+          <w:p>
+            <w:pPr>
+              <w:pStyle w:val="Normal"/>
+              <w:spacing w:before="40" w:after="40"/>
+              <w:jc w:val="center"/>
+              <w:rPr/>
+            </w:pPr>
+            <w:r>
+              <w:rPr>
+                <w:sz w:val="20"/>
+                <w:szCs w:val="20"/>
+              </w:rPr>
+              <w:t>0.008</w:t>
+            </w:r>
+          </w:p>
+        </w:tc>
+        <w:tc>
+          <w:tcPr>
+            <w:tcW w:w="2000" w:type="dxa"/>
+            <w:tcBorders>
+              <w:top w:val="single" w:sz="4" w:space="0" w:color="8EA9DB"/>
+              <w:start w:val="single" w:sz="4" w:space="0" w:color="8EA9DB"/>
+              <w:bottom w:val="single" w:sz="4" w:space="0" w:color="8EA9DB"/>
+              <w:end w:val="single" w:sz="4" w:space="0" w:color="8EA9DB"/>
+            </w:tcBorders>
+            <w:vAlign w:val="center"/>
+          </w:tcPr>
+          <w:p>
+            <w:pPr>
+              <w:pStyle w:val="Normal"/>
+              <w:spacing w:before="40" w:after="40"/>
+              <w:jc w:val="center"/>
+              <w:rPr/>
+            </w:pPr>
+            <w:r>
+              <w:rPr>
+                <w:sz w:val="20"/>
+                <w:szCs w:val="20"/>
+              </w:rPr>
+              <w:t>0.01–0.03</w:t>
+            </w:r>
+          </w:p>
+        </w:tc>
+        <w:tc>
+          <w:tcPr>
+            <w:tcW w:w="2002" w:type="dxa"/>
+            <w:tcBorders>
+              <w:top w:val="single" w:sz="4" w:space="0" w:color="8EA9DB"/>
+              <w:start w:val="single" w:sz="4" w:space="0" w:color="8EA9DB"/>
+              <w:bottom w:val="single" w:sz="4" w:space="0" w:color="8EA9DB"/>
+              <w:end w:val="single" w:sz="4" w:space="0" w:color="8EA9DB"/>
+            </w:tcBorders>
+            <w:vAlign w:val="center"/>
+          </w:tcPr>
+          <w:p>
+            <w:pPr>
+              <w:pStyle w:val="Normal"/>
+              <w:spacing w:before="40" w:after="40"/>
+              <w:jc w:val="center"/>
+              <w:rPr/>
+            </w:pPr>
+            <w:r>
+              <w:rPr>
+                <w:sz w:val="20"/>
+                <w:szCs w:val="20"/>
+              </w:rPr>
+              <w:t>Stable</w:t>
+            </w:r>
+          </w:p>
+        </w:tc>
+      </w:tr>
+      <w:tr>
+        <w:trPr/>
+        <w:tc>
+          <w:tcPr>
+            <w:tcW w:w="3040" w:type="dxa"/>
+            <w:tcBorders>
+              <w:top w:val="single" w:sz="4" w:space="0" w:color="8EA9DB"/>
+              <w:start w:val="single" w:sz="4" w:space="0" w:color="8EA9DB"/>
+              <w:bottom w:val="single" w:sz="4" w:space="0" w:color="8EA9DB"/>
+              <w:end w:val="single" w:sz="4" w:space="0" w:color="8EA9DB"/>
+            </w:tcBorders>
+            <w:vAlign w:val="center"/>
+          </w:tcPr>
+          <w:p>
+            <w:pPr>
+              <w:pStyle w:val="Normal"/>
+              <w:spacing w:before="40" w:after="40"/>
+              <w:jc w:val="start"/>
+              <w:rPr/>
+            </w:pPr>
+            <w:r>
+              <w:rPr>
+                <w:sz w:val="20"/>
+                <w:szCs w:val="20"/>
+              </w:rPr>
+              <w:t>annual_income</w:t>
+            </w:r>
+          </w:p>
+        </w:tc>
+        <w:tc>
+          <w:tcPr>
+            <w:tcW w:w="1598" w:type="dxa"/>
+            <w:tcBorders>
+              <w:top w:val="single" w:sz="4" w:space="0" w:color="8EA9DB"/>
+              <w:start w:val="single" w:sz="4" w:space="0" w:color="8EA9DB"/>
+              <w:bottom w:val="single" w:sz="4" w:space="0" w:color="8EA9DB"/>
+              <w:end w:val="single" w:sz="4" w:space="0" w:color="8EA9DB"/>
+            </w:tcBorders>
+            <w:vAlign w:val="center"/>
+          </w:tcPr>
+          <w:p>
+            <w:pPr>
+              <w:pStyle w:val="Normal"/>
+              <w:spacing w:before="40" w:after="40"/>
+              <w:jc w:val="center"/>
+              <w:rPr/>
+            </w:pPr>
+            <w:r>
+              <w:rPr>
+                <w:sz w:val="20"/>
+                <w:szCs w:val="20"/>
+              </w:rPr>
+              <w:t>0.006</w:t>
+            </w:r>
+          </w:p>
+        </w:tc>
+        <w:tc>
+          <w:tcPr>
+            <w:tcW w:w="2000" w:type="dxa"/>
+            <w:tcBorders>
+              <w:top w:val="single" w:sz="4" w:space="0" w:color="8EA9DB"/>
+              <w:start w:val="single" w:sz="4" w:space="0" w:color="8EA9DB"/>
+              <w:bottom w:val="single" w:sz="4" w:space="0" w:color="8EA9DB"/>
+              <w:end w:val="single" w:sz="4" w:space="0" w:color="8EA9DB"/>
+            </w:tcBorders>
+            <w:vAlign w:val="center"/>
+          </w:tcPr>
+          <w:p>
+            <w:pPr>
+              <w:pStyle w:val="Normal"/>
+              <w:spacing w:before="40" w:after="40"/>
+              <w:jc w:val="center"/>
+              <w:rPr/>
+            </w:pPr>
+            <w:r>
+              <w:rPr>
+                <w:sz w:val="20"/>
+                <w:szCs w:val="20"/>
+              </w:rPr>
+              <w:t>0.01–0.03</w:t>
+            </w:r>
+          </w:p>
+        </w:tc>
+        <w:tc>
+          <w:tcPr>
+            <w:tcW w:w="2002" w:type="dxa"/>
+            <w:tcBorders>
+              <w:top w:val="single" w:sz="4" w:space="0" w:color="8EA9DB"/>
+              <w:start w:val="single" w:sz="4" w:space="0" w:color="8EA9DB"/>
+              <w:bottom w:val="single" w:sz="4" w:space="0" w:color="8EA9DB"/>
+              <w:end w:val="single" w:sz="4" w:space="0" w:color="8EA9DB"/>
+            </w:tcBorders>
+            <w:vAlign w:val="center"/>
+          </w:tcPr>
+          <w:p>
+            <w:pPr>
+              <w:pStyle w:val="Normal"/>
+              <w:spacing w:before="40" w:after="40"/>
+              <w:jc w:val="center"/>
+              <w:rPr/>
+            </w:pPr>
+            <w:r>
+              <w:rPr>
+                <w:sz w:val="20"/>
+                <w:szCs w:val="20"/>
+              </w:rPr>
+              <w:t>Stable</w:t>
+            </w:r>
+          </w:p>
+        </w:tc>
+      </w:tr>
+      <w:tr>
+        <w:trPr/>
+        <w:tc>
+          <w:tcPr>
+            <w:tcW w:w="3040" w:type="dxa"/>
+            <w:tcBorders>
+              <w:top w:val="single" w:sz="4" w:space="0" w:color="8EA9DB"/>
+              <w:start w:val="single" w:sz="4" w:space="0" w:color="8EA9DB"/>
+              <w:bottom w:val="single" w:sz="4" w:space="0" w:color="8EA9DB"/>
+              <w:end w:val="single" w:sz="4" w:space="0" w:color="8EA9DB"/>
+            </w:tcBorders>
+            <w:vAlign w:val="center"/>
+          </w:tcPr>
+          <w:p>
+            <w:pPr>
+              <w:pStyle w:val="Normal"/>
+              <w:spacing w:before="40" w:after="40"/>
+              <w:jc w:val="start"/>
+              <w:rPr/>
+            </w:pPr>
+            <w:r>
+              <w:rPr>
+                <w:sz w:val="20"/>
+                <w:szCs w:val="20"/>
+              </w:rPr>
+              <w:t>Remaining 8 of top-10 ranked features</w:t>
+            </w:r>
+          </w:p>
+        </w:tc>
+        <w:tc>
+          <w:tcPr>
+            <w:tcW w:w="1598" w:type="dxa"/>
+            <w:tcBorders>
+              <w:top w:val="single" w:sz="4" w:space="0" w:color="8EA9DB"/>
+              <w:start w:val="single" w:sz="4" w:space="0" w:color="8EA9DB"/>
+              <w:bottom w:val="single" w:sz="4" w:space="0" w:color="8EA9DB"/>
+              <w:end w:val="single" w:sz="4" w:space="0" w:color="8EA9DB"/>
+            </w:tcBorders>
+            <w:vAlign w:val="center"/>
+          </w:tcPr>
+          <w:p>
+            <w:pPr>
+              <w:pStyle w:val="Normal"/>
+              <w:spacing w:before="40" w:after="40"/>
+              <w:jc w:val="center"/>
+              <w:rPr/>
+            </w:pPr>
+            <w:r>
+              <w:rPr>
+                <w:sz w:val="20"/>
+                <w:szCs w:val="20"/>
+              </w:rPr>
+              <w:t>0.003–0.008</w:t>
+            </w:r>
+          </w:p>
+        </w:tc>
+        <w:tc>
+          <w:tcPr>
+            <w:tcW w:w="2000" w:type="dxa"/>
+            <w:tcBorders>
+              <w:top w:val="single" w:sz="4" w:space="0" w:color="8EA9DB"/>
+              <w:start w:val="single" w:sz="4" w:space="0" w:color="8EA9DB"/>
+              <w:bottom w:val="single" w:sz="4" w:space="0" w:color="8EA9DB"/>
+              <w:end w:val="single" w:sz="4" w:space="0" w:color="8EA9DB"/>
+            </w:tcBorders>
+            <w:vAlign w:val="center"/>
+          </w:tcPr>
+          <w:p>
+            <w:pPr>
+              <w:pStyle w:val="Normal"/>
+              <w:spacing w:before="40" w:after="40"/>
+              <w:jc w:val="center"/>
+              <w:rPr/>
+            </w:pPr>
+            <w:r>
+              <w:rPr>
+                <w:sz w:val="20"/>
+                <w:szCs w:val="20"/>
+              </w:rPr>
+              <w:t>0.01–0.03</w:t>
+            </w:r>
+          </w:p>
+        </w:tc>
+        <w:tc>
+          <w:tcPr>
+            <w:tcW w:w="2002" w:type="dxa"/>
+            <w:tcBorders>
+              <w:top w:val="single" w:sz="4" w:space="0" w:color="8EA9DB"/>
+              <w:start w:val="single" w:sz="4" w:space="0" w:color="8EA9DB"/>
+              <w:bottom w:val="single" w:sz="4" w:space="0" w:color="8EA9DB"/>
+              <w:end w:val="single" w:sz="4" w:space="0" w:color="8EA9DB"/>
+            </w:tcBorders>
+            <w:vAlign w:val="center"/>
+          </w:tcPr>
+          <w:p>
+            <w:pPr>
+              <w:pStyle w:val="Normal"/>
+              <w:spacing w:before="40" w:after="40"/>
+              <w:jc w:val="center"/>
+              <w:rPr/>
+            </w:pPr>
+            <w:r>
+              <w:rPr>
+                <w:sz w:val="20"/>
+                <w:szCs w:val="20"/>
+              </w:rPr>
+              <w:t>Stable</w:t>
+            </w:r>
+          </w:p>
+        </w:tc>
+      </w:tr>
+      <w:tr>
+        <w:trPr/>
+        <w:tc>
+          <w:tcPr>
+            <w:tcW w:w="3040" w:type="dxa"/>
+            <w:tcBorders>
+              <w:top w:val="single" w:sz="4" w:space="0" w:color="8EA9DB"/>
+              <w:start w:val="single" w:sz="4" w:space="0" w:color="8EA9DB"/>
+              <w:bottom w:val="single" w:sz="4" w:space="0" w:color="8EA9DB"/>
+              <w:end w:val="single" w:sz="4" w:space="0" w:color="8EA9DB"/>
+            </w:tcBorders>
+            <w:vAlign w:val="center"/>
+          </w:tcPr>
+          <w:p>
+            <w:pPr>
+              <w:pStyle w:val="Normal"/>
+              <w:spacing w:before="40" w:after="40"/>
+              <w:jc w:val="start"/>
+              <w:rPr/>
+            </w:pPr>
+            <w:r>
+              <w:rPr>
+                <w:sz w:val="20"/>
+                <w:szCs w:val="20"/>
+              </w:rPr>
+              <w:t>Predicted-probability (output) distribution</w:t>
+            </w:r>
+          </w:p>
+        </w:tc>
+        <w:tc>
+          <w:tcPr>
+            <w:tcW w:w="1598" w:type="dxa"/>
+            <w:tcBorders>
+              <w:top w:val="single" w:sz="4" w:space="0" w:color="8EA9DB"/>
+              <w:start w:val="single" w:sz="4" w:space="0" w:color="8EA9DB"/>
+              <w:bottom w:val="single" w:sz="4" w:space="0" w:color="8EA9DB"/>
+              <w:end w:val="single" w:sz="4" w:space="0" w:color="8EA9DB"/>
+            </w:tcBorders>
+            <w:vAlign w:val="center"/>
+          </w:tcPr>
+          <w:p>
+            <w:pPr>
+              <w:pStyle w:val="Normal"/>
+              <w:spacing w:before="40" w:after="40"/>
+              <w:jc w:val="center"/>
+              <w:rPr/>
+            </w:pPr>
+            <w:r>
+              <w:rPr>
+                <w:sz w:val="20"/>
+                <w:szCs w:val="20"/>
+              </w:rPr>
+              <w:t>0.005</w:t>
+            </w:r>
+          </w:p>
+        </w:tc>
+        <w:tc>
+          <w:tcPr>
+            <w:tcW w:w="2000" w:type="dxa"/>
+            <w:tcBorders>
+              <w:top w:val="single" w:sz="4" w:space="0" w:color="8EA9DB"/>
+              <w:start w:val="single" w:sz="4" w:space="0" w:color="8EA9DB"/>
+              <w:bottom w:val="single" w:sz="4" w:space="0" w:color="8EA9DB"/>
+              <w:end w:val="single" w:sz="4" w:space="0" w:color="8EA9DB"/>
+            </w:tcBorders>
+            <w:vAlign w:val="center"/>
+          </w:tcPr>
+          <w:p>
+            <w:pPr>
+              <w:pStyle w:val="Normal"/>
+              <w:spacing w:before="40" w:after="40"/>
+              <w:jc w:val="center"/>
+              <w:rPr/>
+            </w:pPr>
+            <w:r>
+              <w:rPr>
+                <w:sz w:val="20"/>
+                <w:szCs w:val="20"/>
+              </w:rPr>
+              <w:t>—</w:t>
+            </w:r>
+          </w:p>
+        </w:tc>
+        <w:tc>
+          <w:tcPr>
+            <w:tcW w:w="2002" w:type="dxa"/>
+            <w:tcBorders>
+              <w:top w:val="single" w:sz="4" w:space="0" w:color="8EA9DB"/>
+              <w:start w:val="single" w:sz="4" w:space="0" w:color="8EA9DB"/>
+              <w:bottom w:val="single" w:sz="4" w:space="0" w:color="8EA9DB"/>
+              <w:end w:val="single" w:sz="4" w:space="0" w:color="8EA9DB"/>
+            </w:tcBorders>
+            <w:vAlign w:val="center"/>
+          </w:tcPr>
+          <w:p>
+            <w:pPr>
+              <w:pStyle w:val="Normal"/>
+              <w:spacing w:before="40" w:after="40"/>
+              <w:jc w:val="center"/>
+              <w:rPr/>
+            </w:pPr>
+            <w:r>
+              <w:rPr>
+                <w:sz w:val="20"/>
+                <w:szCs w:val="20"/>
+              </w:rPr>
+              <w:t>Stable</w:t>
+            </w:r>
+          </w:p>
+        </w:tc>
+      </w:tr>
+    </w:tbl>
+    <w:p>
+      <w:pPr>
+        <w:pStyle w:val="Normal"/>
+        <w:spacing w:before="120" w:after="160"/>
+        <w:jc w:val="center"/>
+        <w:rPr/>
+      </w:pPr>
+      <w:r>
+        <w:rPr>
+          <w:i/>
+          <w:sz w:val="20"/>
+        </w:rPr>
+        <w:t>Table 5.4 — Reliability-monitoring results: feature-level PSI and KS statistics</w:t>
+      </w:r>
+    </w:p>
+    <w:p>
+      <w:pPr>
+        <w:pStyle w:val="Normal"/>
+        <w:spacing w:before="0" w:after="160"/>
+        <w:rPr/>
+      </w:pPr>
+      <w:r>
+        <w:rPr>
+          <w:i/>
+          <w:sz w:val="18"/>
+        </w:rPr>
+        <w:t>All reported PSI values fall below the 0.10 threshold defined in Section 3.9.2, indicating no significant feature-level or prediction-level drift.</w:t>
+      </w:r>
+    </w:p>
+    <w:p>
+      <w:pPr>
+        <w:pStyle w:val="Normal"/>
+        <w:spacing w:before="0" w:after="0"/>
+        <w:rPr/>
+      </w:pPr>
+      <w:r>
+        <w:rPr/>
+      </w:r>
+    </w:p>
+    <w:p>
+      <w:pPr>
         <w:pStyle w:val="Heading3"/>
         <w:spacing w:before="220" w:after="120"/>
         <w:rPr/>
@@ -7254,6 +12650,649 @@
     </w:p>
     <w:p>
       <w:pPr>
+        <w:pStyle w:val="Normal"/>
+        <w:spacing w:before="0" w:after="0"/>
+        <w:rPr/>
+      </w:pPr>
+      <w:r>
+        <w:rPr/>
+      </w:r>
+    </w:p>
+    <w:tbl>
+      <w:tblPr>
+        <w:tblW w:w="8640" w:type="dxa"/>
+        <w:jc w:val="start"/>
+        <w:tblInd w:w="113" w:type="dxa"/>
+        <w:tblLayout w:type="fixed"/>
+        <w:tblCellMar>
+          <w:top w:w="0" w:type="dxa"/>
+          <w:start w:w="108" w:type="dxa"/>
+          <w:bottom w:w="0" w:type="dxa"/>
+          <w:end w:w="108" w:type="dxa"/>
+        </w:tblCellMar>
+      </w:tblPr>
+      <w:tblGrid>
+        <w:gridCol w:w="3040"/>
+        <w:gridCol w:w="2200"/>
+        <w:gridCol w:w="2400"/>
+        <w:gridCol w:w="1000"/>
+      </w:tblGrid>
+      <w:tr>
+        <w:trPr/>
+        <w:tc>
+          <w:tcPr>
+            <w:tcW w:w="3040" w:type="dxa"/>
+            <w:tcBorders>
+              <w:top w:val="single" w:sz="4" w:space="0" w:color="8EA9DB"/>
+              <w:start w:val="single" w:sz="4" w:space="0" w:color="8EA9DB"/>
+              <w:bottom w:val="single" w:sz="4" w:space="0" w:color="8EA9DB"/>
+              <w:end w:val="single" w:sz="4" w:space="0" w:color="8EA9DB"/>
+            </w:tcBorders>
+            <w:shd w:color="auto" w:fill="D9E2F3" w:val="clear"/>
+            <w:vAlign w:val="center"/>
+          </w:tcPr>
+          <w:p>
+            <w:pPr>
+              <w:pStyle w:val="Normal"/>
+              <w:spacing w:before="40" w:after="40"/>
+              <w:jc w:val="start"/>
+              <w:rPr/>
+            </w:pPr>
+            <w:r>
+              <w:rPr>
+                <w:b/>
+                <w:sz w:val="20"/>
+                <w:szCs w:val="20"/>
+              </w:rPr>
+              <w:t>Metric</w:t>
+            </w:r>
+          </w:p>
+        </w:tc>
+        <w:tc>
+          <w:tcPr>
+            <w:tcW w:w="2200" w:type="dxa"/>
+            <w:tcBorders>
+              <w:top w:val="single" w:sz="4" w:space="0" w:color="8EA9DB"/>
+              <w:start w:val="single" w:sz="4" w:space="0" w:color="8EA9DB"/>
+              <w:bottom w:val="single" w:sz="4" w:space="0" w:color="8EA9DB"/>
+              <w:end w:val="single" w:sz="4" w:space="0" w:color="8EA9DB"/>
+            </w:tcBorders>
+            <w:shd w:color="auto" w:fill="D9E2F3" w:val="clear"/>
+            <w:vAlign w:val="center"/>
+          </w:tcPr>
+          <w:p>
+            <w:pPr>
+              <w:pStyle w:val="Normal"/>
+              <w:spacing w:before="40" w:after="40"/>
+              <w:jc w:val="center"/>
+              <w:rPr/>
+            </w:pPr>
+            <w:r>
+              <w:rPr>
+                <w:b/>
+                <w:sz w:val="20"/>
+                <w:szCs w:val="20"/>
+              </w:rPr>
+              <w:t>Single-Threshold Baseline</w:t>
+            </w:r>
+          </w:p>
+        </w:tc>
+        <w:tc>
+          <w:tcPr>
+            <w:tcW w:w="2400" w:type="dxa"/>
+            <w:tcBorders>
+              <w:top w:val="single" w:sz="4" w:space="0" w:color="8EA9DB"/>
+              <w:start w:val="single" w:sz="4" w:space="0" w:color="8EA9DB"/>
+              <w:bottom w:val="single" w:sz="4" w:space="0" w:color="8EA9DB"/>
+              <w:end w:val="single" w:sz="4" w:space="0" w:color="8EA9DB"/>
+            </w:tcBorders>
+            <w:shd w:color="auto" w:fill="D9E2F3" w:val="clear"/>
+            <w:vAlign w:val="center"/>
+          </w:tcPr>
+          <w:p>
+            <w:pPr>
+              <w:pStyle w:val="Normal"/>
+              <w:spacing w:before="40" w:after="40"/>
+              <w:jc w:val="center"/>
+              <w:rPr/>
+            </w:pPr>
+            <w:r>
+              <w:rPr>
+                <w:b/>
+                <w:sz w:val="20"/>
+                <w:szCs w:val="20"/>
+              </w:rPr>
+              <w:t>Selective Prediction Framework</w:t>
+            </w:r>
+          </w:p>
+        </w:tc>
+        <w:tc>
+          <w:tcPr>
+            <w:tcW w:w="1000" w:type="dxa"/>
+            <w:tcBorders>
+              <w:top w:val="single" w:sz="4" w:space="0" w:color="8EA9DB"/>
+              <w:start w:val="single" w:sz="4" w:space="0" w:color="8EA9DB"/>
+              <w:bottom w:val="single" w:sz="4" w:space="0" w:color="8EA9DB"/>
+              <w:end w:val="single" w:sz="4" w:space="0" w:color="8EA9DB"/>
+            </w:tcBorders>
+            <w:shd w:color="auto" w:fill="D9E2F3" w:val="clear"/>
+            <w:vAlign w:val="center"/>
+          </w:tcPr>
+          <w:p>
+            <w:pPr>
+              <w:pStyle w:val="Normal"/>
+              <w:spacing w:before="40" w:after="40"/>
+              <w:jc w:val="center"/>
+              <w:rPr/>
+            </w:pPr>
+            <w:r>
+              <w:rPr>
+                <w:b/>
+                <w:sz w:val="20"/>
+                <w:szCs w:val="20"/>
+              </w:rPr>
+              <w:t>Change</w:t>
+            </w:r>
+          </w:p>
+        </w:tc>
+      </w:tr>
+      <w:tr>
+        <w:trPr/>
+        <w:tc>
+          <w:tcPr>
+            <w:tcW w:w="3040" w:type="dxa"/>
+            <w:tcBorders>
+              <w:top w:val="single" w:sz="4" w:space="0" w:color="8EA9DB"/>
+              <w:start w:val="single" w:sz="4" w:space="0" w:color="8EA9DB"/>
+              <w:bottom w:val="single" w:sz="4" w:space="0" w:color="8EA9DB"/>
+              <w:end w:val="single" w:sz="4" w:space="0" w:color="8EA9DB"/>
+            </w:tcBorders>
+            <w:vAlign w:val="center"/>
+          </w:tcPr>
+          <w:p>
+            <w:pPr>
+              <w:pStyle w:val="Normal"/>
+              <w:spacing w:before="40" w:after="40"/>
+              <w:jc w:val="start"/>
+              <w:rPr/>
+            </w:pPr>
+            <w:r>
+              <w:rPr>
+                <w:sz w:val="20"/>
+                <w:szCs w:val="20"/>
+              </w:rPr>
+              <w:t>Applications decided automatically</w:t>
+            </w:r>
+          </w:p>
+        </w:tc>
+        <w:tc>
+          <w:tcPr>
+            <w:tcW w:w="2200" w:type="dxa"/>
+            <w:tcBorders>
+              <w:top w:val="single" w:sz="4" w:space="0" w:color="8EA9DB"/>
+              <w:start w:val="single" w:sz="4" w:space="0" w:color="8EA9DB"/>
+              <w:bottom w:val="single" w:sz="4" w:space="0" w:color="8EA9DB"/>
+              <w:end w:val="single" w:sz="4" w:space="0" w:color="8EA9DB"/>
+            </w:tcBorders>
+            <w:vAlign w:val="center"/>
+          </w:tcPr>
+          <w:p>
+            <w:pPr>
+              <w:pStyle w:val="Normal"/>
+              <w:spacing w:before="40" w:after="40"/>
+              <w:jc w:val="center"/>
+              <w:rPr/>
+            </w:pPr>
+            <w:r>
+              <w:rPr>
+                <w:sz w:val="20"/>
+                <w:szCs w:val="20"/>
+              </w:rPr>
+              <w:t>100%</w:t>
+            </w:r>
+          </w:p>
+        </w:tc>
+        <w:tc>
+          <w:tcPr>
+            <w:tcW w:w="2400" w:type="dxa"/>
+            <w:tcBorders>
+              <w:top w:val="single" w:sz="4" w:space="0" w:color="8EA9DB"/>
+              <w:start w:val="single" w:sz="4" w:space="0" w:color="8EA9DB"/>
+              <w:bottom w:val="single" w:sz="4" w:space="0" w:color="8EA9DB"/>
+              <w:end w:val="single" w:sz="4" w:space="0" w:color="8EA9DB"/>
+            </w:tcBorders>
+            <w:vAlign w:val="center"/>
+          </w:tcPr>
+          <w:p>
+            <w:pPr>
+              <w:pStyle w:val="Normal"/>
+              <w:spacing w:before="40" w:after="40"/>
+              <w:jc w:val="center"/>
+              <w:rPr/>
+            </w:pPr>
+            <w:r>
+              <w:rPr>
+                <w:sz w:val="20"/>
+                <w:szCs w:val="20"/>
+              </w:rPr>
+              <w:t>87.7%</w:t>
+            </w:r>
+          </w:p>
+        </w:tc>
+        <w:tc>
+          <w:tcPr>
+            <w:tcW w:w="1000" w:type="dxa"/>
+            <w:tcBorders>
+              <w:top w:val="single" w:sz="4" w:space="0" w:color="8EA9DB"/>
+              <w:start w:val="single" w:sz="4" w:space="0" w:color="8EA9DB"/>
+              <w:bottom w:val="single" w:sz="4" w:space="0" w:color="8EA9DB"/>
+              <w:end w:val="single" w:sz="4" w:space="0" w:color="8EA9DB"/>
+            </w:tcBorders>
+            <w:vAlign w:val="center"/>
+          </w:tcPr>
+          <w:p>
+            <w:pPr>
+              <w:pStyle w:val="Normal"/>
+              <w:spacing w:before="40" w:after="40"/>
+              <w:jc w:val="center"/>
+              <w:rPr/>
+            </w:pPr>
+            <w:r>
+              <w:rPr>
+                <w:sz w:val="20"/>
+                <w:szCs w:val="20"/>
+              </w:rPr>
+              <w:t>−</w:t>
+            </w:r>
+            <w:r>
+              <w:rPr>
+                <w:sz w:val="20"/>
+                <w:szCs w:val="20"/>
+              </w:rPr>
+              <w:t>12.3 pp</w:t>
+            </w:r>
+          </w:p>
+        </w:tc>
+      </w:tr>
+      <w:tr>
+        <w:trPr/>
+        <w:tc>
+          <w:tcPr>
+            <w:tcW w:w="3040" w:type="dxa"/>
+            <w:tcBorders>
+              <w:top w:val="single" w:sz="4" w:space="0" w:color="8EA9DB"/>
+              <w:start w:val="single" w:sz="4" w:space="0" w:color="8EA9DB"/>
+              <w:bottom w:val="single" w:sz="4" w:space="0" w:color="8EA9DB"/>
+              <w:end w:val="single" w:sz="4" w:space="0" w:color="8EA9DB"/>
+            </w:tcBorders>
+            <w:vAlign w:val="center"/>
+          </w:tcPr>
+          <w:p>
+            <w:pPr>
+              <w:pStyle w:val="Normal"/>
+              <w:spacing w:before="40" w:after="40"/>
+              <w:jc w:val="start"/>
+              <w:rPr/>
+            </w:pPr>
+            <w:r>
+              <w:rPr>
+                <w:sz w:val="20"/>
+                <w:szCs w:val="20"/>
+              </w:rPr>
+              <w:t>Applications referred to manual review</w:t>
+            </w:r>
+          </w:p>
+        </w:tc>
+        <w:tc>
+          <w:tcPr>
+            <w:tcW w:w="2200" w:type="dxa"/>
+            <w:tcBorders>
+              <w:top w:val="single" w:sz="4" w:space="0" w:color="8EA9DB"/>
+              <w:start w:val="single" w:sz="4" w:space="0" w:color="8EA9DB"/>
+              <w:bottom w:val="single" w:sz="4" w:space="0" w:color="8EA9DB"/>
+              <w:end w:val="single" w:sz="4" w:space="0" w:color="8EA9DB"/>
+            </w:tcBorders>
+            <w:vAlign w:val="center"/>
+          </w:tcPr>
+          <w:p>
+            <w:pPr>
+              <w:pStyle w:val="Normal"/>
+              <w:spacing w:before="40" w:after="40"/>
+              <w:jc w:val="center"/>
+              <w:rPr/>
+            </w:pPr>
+            <w:r>
+              <w:rPr>
+                <w:sz w:val="20"/>
+                <w:szCs w:val="20"/>
+              </w:rPr>
+              <w:t>0%</w:t>
+            </w:r>
+          </w:p>
+        </w:tc>
+        <w:tc>
+          <w:tcPr>
+            <w:tcW w:w="2400" w:type="dxa"/>
+            <w:tcBorders>
+              <w:top w:val="single" w:sz="4" w:space="0" w:color="8EA9DB"/>
+              <w:start w:val="single" w:sz="4" w:space="0" w:color="8EA9DB"/>
+              <w:bottom w:val="single" w:sz="4" w:space="0" w:color="8EA9DB"/>
+              <w:end w:val="single" w:sz="4" w:space="0" w:color="8EA9DB"/>
+            </w:tcBorders>
+            <w:vAlign w:val="center"/>
+          </w:tcPr>
+          <w:p>
+            <w:pPr>
+              <w:pStyle w:val="Normal"/>
+              <w:spacing w:before="40" w:after="40"/>
+              <w:jc w:val="center"/>
+              <w:rPr/>
+            </w:pPr>
+            <w:r>
+              <w:rPr>
+                <w:sz w:val="20"/>
+                <w:szCs w:val="20"/>
+              </w:rPr>
+              <w:t>12.3%</w:t>
+            </w:r>
+          </w:p>
+        </w:tc>
+        <w:tc>
+          <w:tcPr>
+            <w:tcW w:w="1000" w:type="dxa"/>
+            <w:tcBorders>
+              <w:top w:val="single" w:sz="4" w:space="0" w:color="8EA9DB"/>
+              <w:start w:val="single" w:sz="4" w:space="0" w:color="8EA9DB"/>
+              <w:bottom w:val="single" w:sz="4" w:space="0" w:color="8EA9DB"/>
+              <w:end w:val="single" w:sz="4" w:space="0" w:color="8EA9DB"/>
+            </w:tcBorders>
+            <w:vAlign w:val="center"/>
+          </w:tcPr>
+          <w:p>
+            <w:pPr>
+              <w:pStyle w:val="Normal"/>
+              <w:spacing w:before="40" w:after="40"/>
+              <w:jc w:val="center"/>
+              <w:rPr/>
+            </w:pPr>
+            <w:r>
+              <w:rPr>
+                <w:sz w:val="20"/>
+                <w:szCs w:val="20"/>
+              </w:rPr>
+              <w:t>+12.3 pp</w:t>
+            </w:r>
+          </w:p>
+        </w:tc>
+      </w:tr>
+      <w:tr>
+        <w:trPr/>
+        <w:tc>
+          <w:tcPr>
+            <w:tcW w:w="3040" w:type="dxa"/>
+            <w:tcBorders>
+              <w:top w:val="single" w:sz="4" w:space="0" w:color="8EA9DB"/>
+              <w:start w:val="single" w:sz="4" w:space="0" w:color="8EA9DB"/>
+              <w:bottom w:val="single" w:sz="4" w:space="0" w:color="8EA9DB"/>
+              <w:end w:val="single" w:sz="4" w:space="0" w:color="8EA9DB"/>
+            </w:tcBorders>
+            <w:vAlign w:val="center"/>
+          </w:tcPr>
+          <w:p>
+            <w:pPr>
+              <w:pStyle w:val="Normal"/>
+              <w:spacing w:before="40" w:after="40"/>
+              <w:jc w:val="start"/>
+              <w:rPr/>
+            </w:pPr>
+            <w:r>
+              <w:rPr>
+                <w:sz w:val="20"/>
+                <w:szCs w:val="20"/>
+              </w:rPr>
+              <w:t>False negatives</w:t>
+            </w:r>
+          </w:p>
+        </w:tc>
+        <w:tc>
+          <w:tcPr>
+            <w:tcW w:w="2200" w:type="dxa"/>
+            <w:tcBorders>
+              <w:top w:val="single" w:sz="4" w:space="0" w:color="8EA9DB"/>
+              <w:start w:val="single" w:sz="4" w:space="0" w:color="8EA9DB"/>
+              <w:bottom w:val="single" w:sz="4" w:space="0" w:color="8EA9DB"/>
+              <w:end w:val="single" w:sz="4" w:space="0" w:color="8EA9DB"/>
+            </w:tcBorders>
+            <w:vAlign w:val="center"/>
+          </w:tcPr>
+          <w:p>
+            <w:pPr>
+              <w:pStyle w:val="Normal"/>
+              <w:spacing w:before="40" w:after="40"/>
+              <w:jc w:val="center"/>
+              <w:rPr/>
+            </w:pPr>
+            <w:r>
+              <w:rPr>
+                <w:sz w:val="20"/>
+                <w:szCs w:val="20"/>
+              </w:rPr>
+              <w:t>75</w:t>
+            </w:r>
+          </w:p>
+        </w:tc>
+        <w:tc>
+          <w:tcPr>
+            <w:tcW w:w="2400" w:type="dxa"/>
+            <w:tcBorders>
+              <w:top w:val="single" w:sz="4" w:space="0" w:color="8EA9DB"/>
+              <w:start w:val="single" w:sz="4" w:space="0" w:color="8EA9DB"/>
+              <w:bottom w:val="single" w:sz="4" w:space="0" w:color="8EA9DB"/>
+              <w:end w:val="single" w:sz="4" w:space="0" w:color="8EA9DB"/>
+            </w:tcBorders>
+            <w:vAlign w:val="center"/>
+          </w:tcPr>
+          <w:p>
+            <w:pPr>
+              <w:pStyle w:val="Normal"/>
+              <w:spacing w:before="40" w:after="40"/>
+              <w:jc w:val="center"/>
+              <w:rPr/>
+            </w:pPr>
+            <w:r>
+              <w:rPr>
+                <w:sz w:val="20"/>
+                <w:szCs w:val="20"/>
+              </w:rPr>
+              <w:t>≈</w:t>
+            </w:r>
+            <w:r>
+              <w:rPr>
+                <w:sz w:val="20"/>
+                <w:szCs w:val="20"/>
+              </w:rPr>
+              <w:t>31</w:t>
+            </w:r>
+          </w:p>
+        </w:tc>
+        <w:tc>
+          <w:tcPr>
+            <w:tcW w:w="1000" w:type="dxa"/>
+            <w:tcBorders>
+              <w:top w:val="single" w:sz="4" w:space="0" w:color="8EA9DB"/>
+              <w:start w:val="single" w:sz="4" w:space="0" w:color="8EA9DB"/>
+              <w:bottom w:val="single" w:sz="4" w:space="0" w:color="8EA9DB"/>
+              <w:end w:val="single" w:sz="4" w:space="0" w:color="8EA9DB"/>
+            </w:tcBorders>
+            <w:vAlign w:val="center"/>
+          </w:tcPr>
+          <w:p>
+            <w:pPr>
+              <w:pStyle w:val="Normal"/>
+              <w:spacing w:before="40" w:after="40"/>
+              <w:jc w:val="center"/>
+              <w:rPr/>
+            </w:pPr>
+            <w:r>
+              <w:rPr>
+                <w:sz w:val="20"/>
+                <w:szCs w:val="20"/>
+              </w:rPr>
+              <w:t>−</w:t>
+            </w:r>
+            <w:r>
+              <w:rPr>
+                <w:sz w:val="20"/>
+                <w:szCs w:val="20"/>
+              </w:rPr>
+              <w:t>58.7%</w:t>
+            </w:r>
+          </w:p>
+        </w:tc>
+      </w:tr>
+      <w:tr>
+        <w:trPr/>
+        <w:tc>
+          <w:tcPr>
+            <w:tcW w:w="3040" w:type="dxa"/>
+            <w:tcBorders>
+              <w:top w:val="single" w:sz="4" w:space="0" w:color="8EA9DB"/>
+              <w:start w:val="single" w:sz="4" w:space="0" w:color="8EA9DB"/>
+              <w:bottom w:val="single" w:sz="4" w:space="0" w:color="8EA9DB"/>
+              <w:end w:val="single" w:sz="4" w:space="0" w:color="8EA9DB"/>
+            </w:tcBorders>
+            <w:vAlign w:val="center"/>
+          </w:tcPr>
+          <w:p>
+            <w:pPr>
+              <w:pStyle w:val="Normal"/>
+              <w:spacing w:before="40" w:after="40"/>
+              <w:jc w:val="start"/>
+              <w:rPr/>
+            </w:pPr>
+            <w:r>
+              <w:rPr>
+                <w:sz w:val="20"/>
+                <w:szCs w:val="20"/>
+              </w:rPr>
+              <w:t>Total business cost</w:t>
+            </w:r>
+          </w:p>
+        </w:tc>
+        <w:tc>
+          <w:tcPr>
+            <w:tcW w:w="2200" w:type="dxa"/>
+            <w:tcBorders>
+              <w:top w:val="single" w:sz="4" w:space="0" w:color="8EA9DB"/>
+              <w:start w:val="single" w:sz="4" w:space="0" w:color="8EA9DB"/>
+              <w:bottom w:val="single" w:sz="4" w:space="0" w:color="8EA9DB"/>
+              <w:end w:val="single" w:sz="4" w:space="0" w:color="8EA9DB"/>
+            </w:tcBorders>
+            <w:vAlign w:val="center"/>
+          </w:tcPr>
+          <w:p>
+            <w:pPr>
+              <w:pStyle w:val="Normal"/>
+              <w:spacing w:before="40" w:after="40"/>
+              <w:jc w:val="center"/>
+              <w:rPr/>
+            </w:pPr>
+            <w:r>
+              <w:rPr>
+                <w:sz w:val="20"/>
+                <w:szCs w:val="20"/>
+              </w:rPr>
+              <w:t>570.5</w:t>
+            </w:r>
+          </w:p>
+        </w:tc>
+        <w:tc>
+          <w:tcPr>
+            <w:tcW w:w="2400" w:type="dxa"/>
+            <w:tcBorders>
+              <w:top w:val="single" w:sz="4" w:space="0" w:color="8EA9DB"/>
+              <w:start w:val="single" w:sz="4" w:space="0" w:color="8EA9DB"/>
+              <w:bottom w:val="single" w:sz="4" w:space="0" w:color="8EA9DB"/>
+              <w:end w:val="single" w:sz="4" w:space="0" w:color="8EA9DB"/>
+            </w:tcBorders>
+            <w:vAlign w:val="center"/>
+          </w:tcPr>
+          <w:p>
+            <w:pPr>
+              <w:pStyle w:val="Normal"/>
+              <w:spacing w:before="40" w:after="40"/>
+              <w:jc w:val="center"/>
+              <w:rPr/>
+            </w:pPr>
+            <w:r>
+              <w:rPr>
+                <w:sz w:val="20"/>
+                <w:szCs w:val="20"/>
+              </w:rPr>
+              <w:t>≈</w:t>
+            </w:r>
+            <w:r>
+              <w:rPr>
+                <w:sz w:val="20"/>
+                <w:szCs w:val="20"/>
+              </w:rPr>
+              <w:t>236.8</w:t>
+            </w:r>
+          </w:p>
+        </w:tc>
+        <w:tc>
+          <w:tcPr>
+            <w:tcW w:w="1000" w:type="dxa"/>
+            <w:tcBorders>
+              <w:top w:val="single" w:sz="4" w:space="0" w:color="8EA9DB"/>
+              <w:start w:val="single" w:sz="4" w:space="0" w:color="8EA9DB"/>
+              <w:bottom w:val="single" w:sz="4" w:space="0" w:color="8EA9DB"/>
+              <w:end w:val="single" w:sz="4" w:space="0" w:color="8EA9DB"/>
+            </w:tcBorders>
+            <w:vAlign w:val="center"/>
+          </w:tcPr>
+          <w:p>
+            <w:pPr>
+              <w:pStyle w:val="Normal"/>
+              <w:spacing w:before="40" w:after="40"/>
+              <w:jc w:val="center"/>
+              <w:rPr/>
+            </w:pPr>
+            <w:r>
+              <w:rPr>
+                <w:sz w:val="20"/>
+                <w:szCs w:val="20"/>
+              </w:rPr>
+              <w:t>−</w:t>
+            </w:r>
+            <w:r>
+              <w:rPr>
+                <w:sz w:val="20"/>
+                <w:szCs w:val="20"/>
+              </w:rPr>
+              <w:t>58.5%</w:t>
+            </w:r>
+          </w:p>
+        </w:tc>
+      </w:tr>
+    </w:tbl>
+    <w:p>
+      <w:pPr>
+        <w:pStyle w:val="Normal"/>
+        <w:spacing w:before="120" w:after="160"/>
+        <w:jc w:val="center"/>
+        <w:rPr/>
+      </w:pPr>
+      <w:r>
+        <w:rPr>
+          <w:i/>
+          <w:sz w:val="20"/>
+        </w:rPr>
+        <w:t>Table 5.5 — Comparison of single-threshold and selective prediction results</w:t>
+      </w:r>
+    </w:p>
+    <w:p>
+      <w:pPr>
         <w:pStyle w:val="Heading3"/>
         <w:spacing w:before="220" w:after="120"/>
         <w:rPr/>
@@ -7297,17 +13336,6 @@
         <w:rPr/>
         <w:t>Taken together, the results reported in this chapter demonstrate a coherent, end-to-end pipeline: a data-cleaning process that correctly diagnosed and resolved a large-scale scaling artefact rather than discarding the majority of the dataset; an exploratory analysis and feature-engineering process that produced a well-behaved, informative feature set; a feature-selection process in which three independent techniques converged on a consistent set of dominant predictors; a tuned XGBoost model achieving strong discrimination (test AUC 0.9763) with a small train-test generalisation gap; a cost-sensitive threshold-optimisation process that shifted the operating threshold substantially below the naive default in order to prioritise the detection of defaulting applicants (97% recall on the positive class); a SHAP-based explainability analysis that both confirmed the plausibility of the model's learned relationships and provided auditable, case-level explanations; a reliability-monitoring framework that, when applied to a simulated new-data batch, correctly reported no meaningful feature drift, prediction drift, or performance degradation; and a selective prediction framework that, by introducing a modest 12.3% manual-review rate, achieved a substantial (58.5%) reduction in business cost and a substantial (58.7%) reduction in false negatives relative to the conventional single-threshold approach. These integrated results directly address the seven research questions posed in Section 1.5 and form the basis for the discussion presented in Chapter 6.</w:t>
       </w:r>
-    </w:p>
-    <w:p>
-      <w:pPr>
-        <w:pStyle w:val="Normal"/>
-        <w:spacing w:before="0" w:after="180"/>
-        <w:jc w:val="both"/>
-        <w:rPr/>
-      </w:pPr>
-      <w:r>
-        <w:rPr/>
-      </w:r>
       <w:r>
         <w:br w:type="page"/>
       </w:r>
@@ -7323,9 +13351,9 @@
         <w:rPr/>
         <w:drawing>
           <wp:inline distT="0" distB="0" distL="0" distR="0">
-            <wp:extent cx="5029200" cy="4015740"/>
+            <wp:extent cx="5372100" cy="6055995"/>
             <wp:effectExtent l="0" t="0" r="0" b="0"/>
-            <wp:docPr id="23" name="Picture 9"/>
+            <wp:docPr id="20" name="Picture 9"/>
             <wp:cNvGraphicFramePr>
               <a:graphicFrameLocks xmlns:a="http://schemas.openxmlformats.org/drawingml/2006/main" noChangeAspect="1"/>
             </wp:cNvGraphicFramePr>
@@ -7333,13 +13361,13 @@
               <a:graphicData uri="http://schemas.openxmlformats.org/drawingml/2006/picture">
                 <pic:pic xmlns:pic="http://schemas.openxmlformats.org/drawingml/2006/picture">
                   <pic:nvPicPr>
-                    <pic:cNvPr id="23" name="Picture 9"/>
+                    <pic:cNvPr id="20" name="Picture 9"/>
                     <pic:cNvPicPr>
                       <a:picLocks noChangeAspect="1" noChangeArrowheads="1"/>
                     </pic:cNvPicPr>
                   </pic:nvPicPr>
                   <pic:blipFill>
-                    <a:blip r:embed="rId24"/>
+                    <a:blip r:embed="rId21"/>
                     <a:stretch>
                       <a:fillRect/>
                     </a:stretch>
@@ -7347,7 +13375,7 @@
                   <pic:spPr bwMode="auto">
                     <a:xfrm>
                       <a:off x="0" y="0"/>
-                      <a:ext cx="5029200" cy="4015740"/>
+                      <a:ext cx="5372100" cy="6055995"/>
                     </a:xfrm>
                     <a:prstGeom prst="rect">
                       <a:avLst/>
@@ -7372,7 +13400,22 @@
           <w:i/>
           <w:sz w:val="20"/>
         </w:rPr>
-        <w:t>Figure 5.5 — Predicted-probability distribution with selective-prediction decision zones, decision distribution, and cost/trade-off diagnostics</w:t>
+        <w:t>Figure 5.</w:t>
+      </w:r>
+      <w:r>
+        <w:rPr>
+          <w:i/>
+          <w:sz w:val="20"/>
+          <w:lang w:val="en-US"/>
+        </w:rPr>
+        <w:t>4</w:t>
+      </w:r>
+      <w:r>
+        <w:rPr>
+          <w:i/>
+          <w:sz w:val="20"/>
+        </w:rPr>
+        <w:t xml:space="preserve"> — Predicted-probability distribution with selective-prediction decision zones, decision distribution, and cost/trade-off diagnostics</w:t>
       </w:r>
       <w:r>
         <w:br w:type="page"/>
@@ -8695,12 +14738,12 @@
       </w:r>
     </w:p>
     <w:sectPr>
-      <w:headerReference w:type="even" r:id="rId25"/>
-      <w:headerReference w:type="default" r:id="rId26"/>
-      <w:headerReference w:type="first" r:id="rId27"/>
-      <w:footerReference w:type="even" r:id="rId28"/>
-      <w:footerReference w:type="default" r:id="rId29"/>
-      <w:footerReference w:type="first" r:id="rId30"/>
+      <w:headerReference w:type="even" r:id="rId22"/>
+      <w:headerReference w:type="default" r:id="rId23"/>
+      <w:headerReference w:type="first" r:id="rId24"/>
+      <w:footerReference w:type="even" r:id="rId25"/>
+      <w:footerReference w:type="default" r:id="rId26"/>
+      <w:footerReference w:type="first" r:id="rId27"/>
       <w:type w:val="nextPage"/>
       <w:pgSz w:w="12240" w:h="15840"/>
       <w:pgMar w:left="2160" w:right="1440" w:gutter="0" w:header="708" w:top="1440" w:footer="708" w:bottom="1440"/>
@@ -8751,7 +14794,7 @@
     </w:r>
     <w:r>
       <w:rPr/>
-      <w:t>129</w:t>
+      <w:t>38</w:t>
     </w:r>
     <w:r>
       <w:rPr/>
@@ -8784,7 +14827,7 @@
     </w:r>
     <w:r>
       <w:rPr/>
-      <w:t>129</w:t>
+      <w:t>38</w:t>
     </w:r>
     <w:r>
       <w:rPr/>
@@ -9606,6 +15649,34 @@
     <w:pPr/>
     <w:rPr/>
   </w:style>
+  <w:style w:type="paragraph" w:styleId="DefaultDrawingStyle">
+    <w:name w:val="Default Drawing Style"/>
+    <w:qFormat/>
+    <w:pPr>
+      <w:widowControl/>
+      <w:bidi w:val="0"/>
+      <w:spacing w:lineRule="atLeast" w:line="200" w:before="0" w:after="0"/>
+      <w:jc w:val="start"/>
+    </w:pPr>
+    <w:rPr>
+      <w:rFonts w:ascii="Tahoma" w:hAnsi="Tahoma" w:eastAsia="Tahoma" w:cs="SRH"/>
+      <w:b w:val="false"/>
+      <w:i w:val="false"/>
+      <w:caps w:val="false"/>
+      <w:smallCaps w:val="false"/>
+      <w:strike w:val="false"/>
+      <w:dstrike w:val="false"/>
+      <w:outline w:val="false"/>
+      <w:shadow w:val="false"/>
+      <w:color w:val="auto"/>
+      <w:kern w:val="2"/>
+      <w:sz w:val="36"/>
+      <w:szCs w:val="24"/>
+      <w:u w:val="none"/>
+      <w:em w:val="none"/>
+      <w:lang w:val="en-US" w:eastAsia="zh-CN" w:bidi="fa-IR"/>
+    </w:rPr>
+  </w:style>
 </w:styles>
 </file>
 
